--- a/editable notes/Udemy/spring-security-notes 2.docx
+++ b/editable notes/Udemy/spring-security-notes 2.docx
@@ -754,13 +754,8 @@
         <w:rPr>
           <w:color w:val="2B2B2B"/>
         </w:rPr>
-        <w:t>The word Bearer just means I am the bearer of this token, here it is. Server reads it, verifies it, and knows who you are.</w:t>
-      </w:r>
-    </w:p>
-    <w:p>
-      <w:pPr>
-        <w:spacing w:before="60" w:after="100"/>
-      </w:pPr>
+        <w:t xml:space="preserve">The word Bearer just means I am the bearer of this token, here it is. Server reads it, verifies it, and knows who you are. </w:t>
+      </w:r>
       <w:proofErr w:type="gramStart"/>
       <w:r>
         <w:rPr>
@@ -860,7 +855,7 @@
         <w:rPr>
           <w:color w:val="2B2B2B"/>
         </w:rPr>
-        <w:t xml:space="preserve">Your understanding is exactly right. Credentials used in a form in the browser is </w:t>
+        <w:t xml:space="preserve">Credentials used in a form in the browser is </w:t>
       </w:r>
       <w:proofErr w:type="spellStart"/>
       <w:r>
@@ -987,7 +982,6 @@
           <w:sz w:val="26"/>
           <w:szCs w:val="26"/>
         </w:rPr>
-        <w:lastRenderedPageBreak/>
         <w:t xml:space="preserve">Why mentor removed </w:t>
       </w:r>
       <w:proofErr w:type="spellStart"/>
@@ -1033,6 +1027,7 @@
         <w:rPr>
           <w:color w:val="2B2B2B"/>
         </w:rPr>
+        <w:lastRenderedPageBreak/>
         <w:t xml:space="preserve">Your mentor already set </w:t>
       </w:r>
       <w:proofErr w:type="spellStart"/>
@@ -1402,7 +1397,6 @@
           <w:sz w:val="30"/>
           <w:szCs w:val="30"/>
         </w:rPr>
-        <w:lastRenderedPageBreak/>
         <w:t xml:space="preserve">8. </w:t>
       </w:r>
       <w:proofErr w:type="spellStart"/>
@@ -1436,6 +1430,7 @@
         <w:rPr>
           <w:color w:val="2B2B2B"/>
         </w:rPr>
+        <w:lastRenderedPageBreak/>
         <w:t xml:space="preserve">All three styles do </w:t>
       </w:r>
       <w:proofErr w:type="gramStart"/>
@@ -2877,7 +2872,6 @@
           <w:sz w:val="18"/>
           <w:szCs w:val="18"/>
         </w:rPr>
-        <w:lastRenderedPageBreak/>
         <w:t xml:space="preserve">    </w:t>
       </w:r>
       <w:proofErr w:type="spellStart"/>
@@ -3066,48 +3060,7 @@
         <w:rPr>
           <w:color w:val="2B2B2B"/>
         </w:rPr>
-        <w:t xml:space="preserve"> object with override and method. Take the customizer object Spring gives you and call disable on it right here. One line instead of ten. Same with request -&gt; </w:t>
-      </w:r>
-      <w:proofErr w:type="spellStart"/>
-      <w:proofErr w:type="gramStart"/>
-      <w:r>
-        <w:rPr>
-          <w:color w:val="2B2B2B"/>
-        </w:rPr>
-        <w:t>request.anyRequest</w:t>
-      </w:r>
-      <w:proofErr w:type="spellEnd"/>
-      <w:proofErr w:type="gramEnd"/>
-      <w:r>
-        <w:rPr>
-          <w:color w:val="2B2B2B"/>
-        </w:rPr>
-        <w:t>(</w:t>
-      </w:r>
-      <w:proofErr w:type="gramStart"/>
-      <w:r>
-        <w:rPr>
-          <w:color w:val="2B2B2B"/>
-        </w:rPr>
-        <w:t>).authenticated</w:t>
-      </w:r>
-      <w:proofErr w:type="gramEnd"/>
-      <w:r>
-        <w:rPr>
-          <w:color w:val="2B2B2B"/>
-        </w:rPr>
-        <w:t>(). Take the request object and apply the rule right here inline. One line instead of ten.</w:t>
-      </w:r>
-    </w:p>
-    <w:p>
-      <w:pPr>
-        <w:spacing w:before="60" w:after="100"/>
-      </w:pPr>
-      <w:r>
-        <w:rPr>
-          <w:color w:val="2B2B2B"/>
-        </w:rPr>
-        <w:t>http is still written on every line separately and every line ends with a semicolon because each is still a separate statement.</w:t>
+        <w:t xml:space="preserve"> object with override and method. Take the customizer object Spring gives you and call disable on it right here. One line instead of ten. http is still written on every line separately and every line ends with a semicolon because each is still a separate statement.</w:t>
       </w:r>
     </w:p>
     <w:p>
@@ -4118,8 +4071,78 @@
           <w:sz w:val="26"/>
           <w:szCs w:val="26"/>
         </w:rPr>
+        <w:t>Why Mentor Showed All Three</w:t>
+      </w:r>
+    </w:p>
+    <w:p>
+      <w:pPr>
+        <w:spacing w:before="60" w:after="100"/>
+      </w:pPr>
+      <w:r>
+        <w:rPr>
+          <w:color w:val="2B2B2B"/>
+        </w:rPr>
+        <w:t xml:space="preserve">Because in older Spring Boot projects and older tutorials online you will see the imperative style. If your mentor only showed you lambda style and you opened an old codebase at a job and saw all those Customizer objects and overrides you would be completely confused. Now you know </w:t>
+      </w:r>
+      <w:r>
+        <w:rPr>
+          <w:color w:val="2B2B2B"/>
+        </w:rPr>
         <w:lastRenderedPageBreak/>
-        <w:t>Why Mentor Showed All Three</w:t>
+        <w:t>all three styles do the same thing and you can read any of them comfortably wherever you see them.</w:t>
+      </w:r>
+    </w:p>
+    <w:p>
+      <w:pPr>
+        <w:pBdr>
+          <w:top w:val="single" w:sz="4" w:space="4" w:color="2E75B6"/>
+          <w:bottom w:val="single" w:sz="4" w:space="4" w:color="2E75B6"/>
+        </w:pBdr>
+        <w:shd w:val="clear" w:color="auto" w:fill="EBF5FB"/>
+        <w:spacing w:before="600" w:after="400"/>
+        <w:jc w:val="center"/>
+      </w:pPr>
+      <w:r>
+        <w:rPr>
+          <w:b/>
+          <w:bCs/>
+          <w:color w:val="1F4E79"/>
+          <w:sz w:val="28"/>
+          <w:szCs w:val="28"/>
+        </w:rPr>
+        <w:t>Practical Flow of Spring Security</w:t>
+      </w:r>
+    </w:p>
+    <w:p>
+      <w:pPr>
+        <w:spacing w:after="400"/>
+        <w:jc w:val="center"/>
+      </w:pPr>
+      <w:r>
+        <w:rPr>
+          <w:i/>
+          <w:iCs/>
+          <w:color w:val="888888"/>
+        </w:rPr>
+        <w:t>(We have seen till CSRF — now let us see without CSRF and Sessions)</w:t>
+      </w:r>
+    </w:p>
+    <w:p>
+      <w:pPr>
+        <w:pBdr>
+          <w:bottom w:val="single" w:sz="4" w:space="4" w:color="2E75B6"/>
+        </w:pBdr>
+        <w:spacing w:before="440" w:after="160"/>
+      </w:pPr>
+      <w:r>
+        <w:rPr>
+          <w:b/>
+          <w:bCs/>
+          <w:color w:val="1F4E79"/>
+          <w:sz w:val="30"/>
+          <w:szCs w:val="30"/>
+        </w:rPr>
+        <w:t>9. The Doubt That Started This</w:t>
       </w:r>
     </w:p>
     <w:p>
@@ -4130,7 +4153,7520 @@
         <w:rPr>
           <w:color w:val="2B2B2B"/>
         </w:rPr>
-        <w:t>Because in older Spring Boot projects and older tutorials online you will see the imperative style. If your mentor only showed you lambda style and you opened an old codebase at a job and saw all those Customizer objects and overrides you would be completely confused. Now you know all three styles do the same thing and you can read any of them comfortably wherever you see them.</w:t>
+        <w:t xml:space="preserve">When setting up the stateless REST API config, the question was whether writing </w:t>
+      </w:r>
+      <w:proofErr w:type="spellStart"/>
+      <w:proofErr w:type="gramStart"/>
+      <w:r>
+        <w:rPr>
+          <w:color w:val="2B2B2B"/>
+        </w:rPr>
+        <w:t>server.servlet</w:t>
+      </w:r>
+      <w:proofErr w:type="gramEnd"/>
+      <w:r>
+        <w:rPr>
+          <w:color w:val="2B2B2B"/>
+        </w:rPr>
+        <w:t>.</w:t>
+      </w:r>
+      <w:proofErr w:type="gramStart"/>
+      <w:r>
+        <w:rPr>
+          <w:color w:val="2B2B2B"/>
+        </w:rPr>
+        <w:t>session.cookie</w:t>
+      </w:r>
+      <w:proofErr w:type="gramEnd"/>
+      <w:r>
+        <w:rPr>
+          <w:color w:val="2B2B2B"/>
+        </w:rPr>
+        <w:t>.same</w:t>
+      </w:r>
+      <w:proofErr w:type="spellEnd"/>
+      <w:r>
+        <w:rPr>
+          <w:color w:val="2B2B2B"/>
+        </w:rPr>
+        <w:t xml:space="preserve">-site=strict in </w:t>
+      </w:r>
+      <w:proofErr w:type="spellStart"/>
+      <w:proofErr w:type="gramStart"/>
+      <w:r>
+        <w:rPr>
+          <w:color w:val="2B2B2B"/>
+        </w:rPr>
+        <w:t>application.properties</w:t>
+      </w:r>
+      <w:proofErr w:type="spellEnd"/>
+      <w:proofErr w:type="gramEnd"/>
+      <w:r>
+        <w:rPr>
+          <w:color w:val="2B2B2B"/>
+        </w:rPr>
+        <w:t xml:space="preserve"> is a necessary step to disable Spring Security defaults.</w:t>
+      </w:r>
+    </w:p>
+    <w:p>
+      <w:pPr>
+        <w:spacing w:before="60" w:after="100"/>
+      </w:pPr>
+      <w:r>
+        <w:rPr>
+          <w:color w:val="2B2B2B"/>
+        </w:rPr>
+        <w:t xml:space="preserve">The answer is no. That line has nothing to do with disabling Spring Security defaults. The only thing needed to disable defaults is creating your own </w:t>
+      </w:r>
+      <w:proofErr w:type="spellStart"/>
+      <w:r>
+        <w:rPr>
+          <w:color w:val="2B2B2B"/>
+        </w:rPr>
+        <w:t>SecurityConfig</w:t>
+      </w:r>
+      <w:proofErr w:type="spellEnd"/>
+      <w:r>
+        <w:rPr>
+          <w:color w:val="2B2B2B"/>
+        </w:rPr>
+        <w:t xml:space="preserve"> class with </w:t>
+      </w:r>
+      <w:proofErr w:type="spellStart"/>
+      <w:r>
+        <w:rPr>
+          <w:color w:val="2B2B2B"/>
+        </w:rPr>
+        <w:t>SecurityFilterChain</w:t>
+      </w:r>
+      <w:proofErr w:type="spellEnd"/>
+      <w:r>
+        <w:rPr>
+          <w:color w:val="2B2B2B"/>
+        </w:rPr>
+        <w:t xml:space="preserve"> bean. That line is purely a cookie protection setting and nothing else.</w:t>
+      </w:r>
+    </w:p>
+    <w:p>
+      <w:pPr>
+        <w:pBdr>
+          <w:bottom w:val="single" w:sz="4" w:space="4" w:color="2E75B6"/>
+        </w:pBdr>
+        <w:spacing w:before="440" w:after="160"/>
+      </w:pPr>
+      <w:r>
+        <w:rPr>
+          <w:b/>
+          <w:bCs/>
+          <w:color w:val="1F4E79"/>
+          <w:sz w:val="30"/>
+          <w:szCs w:val="30"/>
+        </w:rPr>
+        <w:t xml:space="preserve">10. What </w:t>
+      </w:r>
+      <w:proofErr w:type="spellStart"/>
+      <w:r>
+        <w:rPr>
+          <w:b/>
+          <w:bCs/>
+          <w:color w:val="1F4E79"/>
+          <w:sz w:val="30"/>
+          <w:szCs w:val="30"/>
+        </w:rPr>
+        <w:t>SameSite</w:t>
+      </w:r>
+      <w:proofErr w:type="spellEnd"/>
+      <w:r>
+        <w:rPr>
+          <w:b/>
+          <w:bCs/>
+          <w:color w:val="1F4E79"/>
+          <w:sz w:val="30"/>
+          <w:szCs w:val="30"/>
+        </w:rPr>
+        <w:t xml:space="preserve"> Strict Actually Means</w:t>
+      </w:r>
+    </w:p>
+    <w:p>
+      <w:pPr>
+        <w:spacing w:before="60" w:after="100"/>
+      </w:pPr>
+      <w:proofErr w:type="spellStart"/>
+      <w:r>
+        <w:rPr>
+          <w:color w:val="2B2B2B"/>
+        </w:rPr>
+        <w:t>SameSite</w:t>
+      </w:r>
+      <w:proofErr w:type="spellEnd"/>
+      <w:r>
+        <w:rPr>
+          <w:color w:val="2B2B2B"/>
+        </w:rPr>
+        <w:t xml:space="preserve"> is an attribute you can set on a cookie. It tells the browser one rule. Only send this cookie if the request is originating from the same site that owns the cookie. If the request is coming from a different site, do not attach the cookie at all.</w:t>
+      </w:r>
+    </w:p>
+    <w:p>
+      <w:pPr>
+        <w:pBdr>
+          <w:bottom w:val="single" w:sz="4" w:space="4" w:color="2E75B6"/>
+        </w:pBdr>
+        <w:spacing w:before="440" w:after="160"/>
+      </w:pPr>
+      <w:r>
+        <w:rPr>
+          <w:b/>
+          <w:bCs/>
+          <w:color w:val="1F4E79"/>
+          <w:sz w:val="30"/>
+          <w:szCs w:val="30"/>
+        </w:rPr>
+        <w:t>11. Same Site and Cross Site — A Practical Example</w:t>
+      </w:r>
+    </w:p>
+    <w:p>
+      <w:pPr>
+        <w:spacing w:before="60" w:after="100"/>
+      </w:pPr>
+      <w:r>
+        <w:rPr>
+          <w:color w:val="2B2B2B"/>
+        </w:rPr>
+        <w:t xml:space="preserve">You made a Spring Boot API running on localhost:8080. </w:t>
+      </w:r>
+      <w:proofErr w:type="gramStart"/>
+      <w:r>
+        <w:rPr>
+          <w:color w:val="2B2B2B"/>
+        </w:rPr>
+        <w:t>You</w:t>
+      </w:r>
+      <w:proofErr w:type="gramEnd"/>
+      <w:r>
+        <w:rPr>
+          <w:color w:val="2B2B2B"/>
+        </w:rPr>
+        <w:t xml:space="preserve"> open localhost:8080/</w:t>
+      </w:r>
+      <w:proofErr w:type="spellStart"/>
+      <w:r>
+        <w:rPr>
+          <w:color w:val="2B2B2B"/>
+        </w:rPr>
+        <w:t>someEndpoint</w:t>
+      </w:r>
+      <w:proofErr w:type="spellEnd"/>
+      <w:r>
+        <w:rPr>
+          <w:color w:val="2B2B2B"/>
+        </w:rPr>
+        <w:t xml:space="preserve"> directly in the browser address bar. The request originates from the same place it is going to. This is same site. Cookie gets attached normally.</w:t>
+      </w:r>
+    </w:p>
+    <w:p>
+      <w:pPr>
+        <w:spacing w:before="60" w:after="100"/>
+      </w:pPr>
+      <w:r>
+        <w:rPr>
+          <w:color w:val="2B2B2B"/>
+        </w:rPr>
+        <w:t xml:space="preserve">Now in a real application your React frontend runs on localhost:3000 and your backend </w:t>
+      </w:r>
+      <w:proofErr w:type="gramStart"/>
+      <w:r>
+        <w:rPr>
+          <w:color w:val="2B2B2B"/>
+        </w:rPr>
+        <w:t>runs</w:t>
+      </w:r>
+      <w:proofErr w:type="gramEnd"/>
+      <w:r>
+        <w:rPr>
+          <w:color w:val="2B2B2B"/>
+        </w:rPr>
+        <w:t xml:space="preserve"> on localhost:8080. React sends a request to the backend. The browser sees the request is originating from localhost:3000 and going to localhost:8080. Different ports </w:t>
+      </w:r>
+      <w:proofErr w:type="gramStart"/>
+      <w:r>
+        <w:rPr>
+          <w:color w:val="2B2B2B"/>
+        </w:rPr>
+        <w:t>means</w:t>
+      </w:r>
+      <w:proofErr w:type="gramEnd"/>
+      <w:r>
+        <w:rPr>
+          <w:color w:val="2B2B2B"/>
+        </w:rPr>
+        <w:t xml:space="preserve"> different origin. This is cross site.</w:t>
+      </w:r>
+    </w:p>
+    <w:p>
+      <w:pPr>
+        <w:spacing w:before="60" w:after="100"/>
+      </w:pPr>
+      <w:r>
+        <w:rPr>
+          <w:color w:val="2B2B2B"/>
+        </w:rPr>
+        <w:t xml:space="preserve">If </w:t>
+      </w:r>
+      <w:proofErr w:type="spellStart"/>
+      <w:r>
+        <w:rPr>
+          <w:color w:val="2B2B2B"/>
+        </w:rPr>
+        <w:t>SameSite</w:t>
+      </w:r>
+      <w:proofErr w:type="spellEnd"/>
+      <w:r>
+        <w:rPr>
+          <w:color w:val="2B2B2B"/>
+        </w:rPr>
+        <w:t xml:space="preserve"> strict is set, the browser refuses to attach the cookie even though it has the cookie stored. This means </w:t>
+      </w:r>
+      <w:proofErr w:type="spellStart"/>
+      <w:r>
+        <w:rPr>
+          <w:color w:val="2B2B2B"/>
+        </w:rPr>
+        <w:t>SameSite</w:t>
+      </w:r>
+      <w:proofErr w:type="spellEnd"/>
+      <w:r>
+        <w:rPr>
+          <w:color w:val="2B2B2B"/>
+        </w:rPr>
+        <w:t xml:space="preserve"> strict would break your own legitimate React frontend too, not just evil.com. Your own app's requests arrive at the backend with no session cookie. Backend sees no session and rejects every request with 401.</w:t>
+      </w:r>
+    </w:p>
+    <w:p>
+      <w:pPr>
+        <w:pBdr>
+          <w:bottom w:val="single" w:sz="4" w:space="4" w:color="2E75B6"/>
+        </w:pBdr>
+        <w:spacing w:before="440" w:after="160"/>
+      </w:pPr>
+      <w:r>
+        <w:rPr>
+          <w:b/>
+          <w:bCs/>
+          <w:color w:val="1F4E79"/>
+          <w:sz w:val="30"/>
+          <w:szCs w:val="30"/>
+        </w:rPr>
+        <w:t xml:space="preserve">12. Why </w:t>
+      </w:r>
+      <w:proofErr w:type="spellStart"/>
+      <w:r>
+        <w:rPr>
+          <w:b/>
+          <w:bCs/>
+          <w:color w:val="1F4E79"/>
+          <w:sz w:val="30"/>
+          <w:szCs w:val="30"/>
+        </w:rPr>
+        <w:t>SameSite</w:t>
+      </w:r>
+      <w:proofErr w:type="spellEnd"/>
+      <w:r>
+        <w:rPr>
+          <w:b/>
+          <w:bCs/>
+          <w:color w:val="1F4E79"/>
+          <w:sz w:val="30"/>
+          <w:szCs w:val="30"/>
+        </w:rPr>
+        <w:t xml:space="preserve"> Was Introduced So Late</w:t>
+      </w:r>
+    </w:p>
+    <w:p>
+      <w:pPr>
+        <w:spacing w:before="60" w:after="100"/>
+      </w:pPr>
+      <w:r>
+        <w:rPr>
+          <w:color w:val="2B2B2B"/>
+        </w:rPr>
+        <w:t>Cookies were invented in 1994. Browsers auto sent them everywhere for decades. CSRF attacks became a serious problem in the early 2000s. Since there was no browser level protection at that time, developers invented the CSRF token as the solution.</w:t>
+      </w:r>
+    </w:p>
+    <w:p>
+      <w:pPr>
+        <w:spacing w:before="60" w:after="100"/>
+      </w:pPr>
+      <w:proofErr w:type="spellStart"/>
+      <w:r>
+        <w:rPr>
+          <w:color w:val="2B2B2B"/>
+        </w:rPr>
+        <w:lastRenderedPageBreak/>
+        <w:t>SameSite</w:t>
+      </w:r>
+      <w:proofErr w:type="spellEnd"/>
+      <w:r>
+        <w:rPr>
+          <w:color w:val="2B2B2B"/>
+        </w:rPr>
+        <w:t xml:space="preserve"> was only introduced in 2016 by Google. By that time CSRF token protection was already deeply embedded in every framework including Spring Security. </w:t>
+      </w:r>
+      <w:proofErr w:type="gramStart"/>
+      <w:r>
+        <w:rPr>
+          <w:color w:val="2B2B2B"/>
+        </w:rPr>
+        <w:t>So</w:t>
+      </w:r>
+      <w:proofErr w:type="gramEnd"/>
+      <w:r>
+        <w:rPr>
+          <w:color w:val="2B2B2B"/>
+        </w:rPr>
+        <w:t xml:space="preserve"> both solve the same problem. CSRF token is the old battle tested solution. </w:t>
+      </w:r>
+      <w:proofErr w:type="spellStart"/>
+      <w:r>
+        <w:rPr>
+          <w:color w:val="2B2B2B"/>
+        </w:rPr>
+        <w:t>SameSite</w:t>
+      </w:r>
+      <w:proofErr w:type="spellEnd"/>
+      <w:r>
+        <w:rPr>
+          <w:color w:val="2B2B2B"/>
+        </w:rPr>
+        <w:t xml:space="preserve"> is the modern cleaner browser level solution. Both exist because the web evolved slowly.</w:t>
+      </w:r>
+    </w:p>
+    <w:p>
+      <w:pPr>
+        <w:pBdr>
+          <w:bottom w:val="single" w:sz="4" w:space="4" w:color="2E75B6"/>
+        </w:pBdr>
+        <w:spacing w:before="440" w:after="160"/>
+      </w:pPr>
+      <w:r>
+        <w:rPr>
+          <w:b/>
+          <w:bCs/>
+          <w:color w:val="1F4E79"/>
+          <w:sz w:val="30"/>
+          <w:szCs w:val="30"/>
+        </w:rPr>
+        <w:t xml:space="preserve">13. What </w:t>
+      </w:r>
+      <w:proofErr w:type="spellStart"/>
+      <w:r>
+        <w:rPr>
+          <w:b/>
+          <w:bCs/>
+          <w:color w:val="1F4E79"/>
+          <w:sz w:val="30"/>
+          <w:szCs w:val="30"/>
+        </w:rPr>
+        <w:t>SameSite</w:t>
+      </w:r>
+      <w:proofErr w:type="spellEnd"/>
+      <w:r>
+        <w:rPr>
+          <w:b/>
+          <w:bCs/>
+          <w:color w:val="1F4E79"/>
+          <w:sz w:val="30"/>
+          <w:szCs w:val="30"/>
+        </w:rPr>
+        <w:t xml:space="preserve"> Lax Is</w:t>
+      </w:r>
+    </w:p>
+    <w:p>
+      <w:pPr>
+        <w:spacing w:before="60" w:after="100"/>
+      </w:pPr>
+      <w:r>
+        <w:rPr>
+          <w:color w:val="2B2B2B"/>
+        </w:rPr>
+        <w:t>Lax is a relaxed version of Strict. Strict means never send the cookie if the request comes from any other origin. Completely blocks everything cross origin.</w:t>
+      </w:r>
+    </w:p>
+    <w:p>
+      <w:pPr>
+        <w:spacing w:before="60" w:after="100"/>
+      </w:pPr>
+      <w:r>
+        <w:rPr>
+          <w:color w:val="2B2B2B"/>
+        </w:rPr>
+        <w:t>Lax means send the cookie for normal navigation like clicking a link, but do not send it for form submissions or API calls coming from another origin. It is a middle ground. Blocks most CSRF scenarios without breaking everything.</w:t>
+      </w:r>
+    </w:p>
+    <w:p>
+      <w:pPr>
+        <w:spacing w:before="60" w:after="100"/>
+      </w:pPr>
+      <w:r>
+        <w:rPr>
+          <w:color w:val="2B2B2B"/>
+        </w:rPr>
+        <w:t xml:space="preserve">Browsers moved to Lax as the default </w:t>
+      </w:r>
+      <w:proofErr w:type="spellStart"/>
+      <w:r>
+        <w:rPr>
+          <w:color w:val="2B2B2B"/>
+        </w:rPr>
+        <w:t>behavior</w:t>
+      </w:r>
+      <w:proofErr w:type="spellEnd"/>
+      <w:r>
+        <w:rPr>
+          <w:color w:val="2B2B2B"/>
+        </w:rPr>
+        <w:t xml:space="preserve"> around 2020 specifically to reduce CSRF risk without breaking legitimate cross origin navigation. So even if you do not set anything, modern browsers already apply Lax by default.</w:t>
+      </w:r>
+    </w:p>
+    <w:p>
+      <w:pPr>
+        <w:pBdr>
+          <w:bottom w:val="single" w:sz="4" w:space="4" w:color="2E75B6"/>
+        </w:pBdr>
+        <w:spacing w:before="440" w:after="160"/>
+      </w:pPr>
+      <w:r>
+        <w:rPr>
+          <w:b/>
+          <w:bCs/>
+          <w:color w:val="1F4E79"/>
+          <w:sz w:val="30"/>
+          <w:szCs w:val="30"/>
+        </w:rPr>
+        <w:t>14. What CORS Is</w:t>
+      </w:r>
+    </w:p>
+    <w:p>
+      <w:pPr>
+        <w:spacing w:before="60" w:after="100"/>
+      </w:pPr>
+      <w:r>
+        <w:rPr>
+          <w:color w:val="2B2B2B"/>
+        </w:rPr>
+        <w:t>CORS stands for Cross Origin Resource Sharing.</w:t>
+      </w:r>
+    </w:p>
+    <w:p>
+      <w:pPr>
+        <w:spacing w:before="60" w:after="100"/>
+      </w:pPr>
+      <w:r>
+        <w:rPr>
+          <w:color w:val="2B2B2B"/>
+        </w:rPr>
+        <w:t>Same Origin Policy blocks JavaScript on one origin from reading responses from another origin. CORS is the mechanism that lets a server say I am okay with requests from this specific origin, allow it.</w:t>
+      </w:r>
+    </w:p>
+    <w:p>
+      <w:pPr>
+        <w:spacing w:before="60" w:after="100"/>
+      </w:pPr>
+      <w:r>
+        <w:rPr>
+          <w:color w:val="2B2B2B"/>
+        </w:rPr>
+        <w:t xml:space="preserve">When your React app on localhost:3000 calls your backend on localhost:8080, the browser first checks whether the backend allows requests from localhost:3000. If CORS is not configured on the backend, the browser blocks the response even if the request </w:t>
+      </w:r>
+      <w:proofErr w:type="gramStart"/>
+      <w:r>
+        <w:rPr>
+          <w:color w:val="2B2B2B"/>
+        </w:rPr>
+        <w:t>actually reached</w:t>
+      </w:r>
+      <w:proofErr w:type="gramEnd"/>
+      <w:r>
+        <w:rPr>
+          <w:color w:val="2B2B2B"/>
+        </w:rPr>
+        <w:t xml:space="preserve"> the server successfully and the server processed it.</w:t>
+      </w:r>
+    </w:p>
+    <w:p>
+      <w:pPr>
+        <w:spacing w:before="60" w:after="100"/>
+      </w:pPr>
+      <w:r>
+        <w:rPr>
+          <w:color w:val="2B2B2B"/>
+        </w:rPr>
+        <w:t xml:space="preserve">You configure CORS inside </w:t>
+      </w:r>
+      <w:proofErr w:type="spellStart"/>
+      <w:r>
+        <w:rPr>
+          <w:color w:val="2B2B2B"/>
+        </w:rPr>
+        <w:t>SecurityConfig</w:t>
+      </w:r>
+      <w:proofErr w:type="spellEnd"/>
+      <w:r>
+        <w:rPr>
+          <w:color w:val="2B2B2B"/>
+        </w:rPr>
+        <w:t xml:space="preserve"> in Spring Boot by specifying which origins are allowed to call your API.</w:t>
+      </w:r>
+    </w:p>
+    <w:p>
+      <w:pPr>
+        <w:pBdr>
+          <w:bottom w:val="single" w:sz="4" w:space="4" w:color="2E75B6"/>
+        </w:pBdr>
+        <w:spacing w:before="440" w:after="160"/>
+      </w:pPr>
+      <w:r>
+        <w:rPr>
+          <w:b/>
+          <w:bCs/>
+          <w:color w:val="1F4E79"/>
+          <w:sz w:val="30"/>
+          <w:szCs w:val="30"/>
+        </w:rPr>
+        <w:t xml:space="preserve">15. Default CORS </w:t>
+      </w:r>
+      <w:proofErr w:type="spellStart"/>
+      <w:r>
+        <w:rPr>
+          <w:b/>
+          <w:bCs/>
+          <w:color w:val="1F4E79"/>
+          <w:sz w:val="30"/>
+          <w:szCs w:val="30"/>
+        </w:rPr>
+        <w:t>Behavior</w:t>
+      </w:r>
+      <w:proofErr w:type="spellEnd"/>
+      <w:r>
+        <w:rPr>
+          <w:b/>
+          <w:bCs/>
+          <w:color w:val="1F4E79"/>
+          <w:sz w:val="30"/>
+          <w:szCs w:val="30"/>
+        </w:rPr>
+        <w:t xml:space="preserve"> in Spring Boot</w:t>
+      </w:r>
+    </w:p>
+    <w:p>
+      <w:pPr>
+        <w:spacing w:before="60" w:after="100"/>
+      </w:pPr>
+      <w:r>
+        <w:rPr>
+          <w:color w:val="2B2B2B"/>
+        </w:rPr>
+        <w:t xml:space="preserve">By </w:t>
+      </w:r>
+      <w:proofErr w:type="gramStart"/>
+      <w:r>
+        <w:rPr>
+          <w:color w:val="2B2B2B"/>
+        </w:rPr>
+        <w:t>default</w:t>
+      </w:r>
+      <w:proofErr w:type="gramEnd"/>
+      <w:r>
+        <w:rPr>
+          <w:color w:val="2B2B2B"/>
+        </w:rPr>
+        <w:t xml:space="preserve"> Spring Boot allows nothing from a different origin. Any request coming from React on a different port will be blocked by the browser when it tries to read the response. The backend does not explicitly allow any </w:t>
+      </w:r>
+      <w:proofErr w:type="gramStart"/>
+      <w:r>
+        <w:rPr>
+          <w:color w:val="2B2B2B"/>
+        </w:rPr>
+        <w:t>cross origin</w:t>
+      </w:r>
+      <w:proofErr w:type="gramEnd"/>
+      <w:r>
+        <w:rPr>
+          <w:color w:val="2B2B2B"/>
+        </w:rPr>
+        <w:t xml:space="preserve"> requests out of the box.</w:t>
+      </w:r>
+    </w:p>
+    <w:p>
+      <w:pPr>
+        <w:spacing w:before="60" w:after="100"/>
+      </w:pPr>
+      <w:r>
+        <w:rPr>
+          <w:color w:val="2B2B2B"/>
+        </w:rPr>
+        <w:t xml:space="preserve">This means the very first time you connect your React frontend to your Spring Boot backend you will get a CORS error in the browser console. This is one of the most common errors every developer </w:t>
+      </w:r>
+      <w:proofErr w:type="gramStart"/>
+      <w:r>
+        <w:rPr>
+          <w:color w:val="2B2B2B"/>
+        </w:rPr>
+        <w:t>hits</w:t>
+      </w:r>
+      <w:proofErr w:type="gramEnd"/>
+      <w:r>
+        <w:rPr>
+          <w:color w:val="2B2B2B"/>
+        </w:rPr>
+        <w:t xml:space="preserve"> when building their first full stack application. It is not a bug. It is the browser enforcing Same Origin Policy because your backend has not configured which origins are allowed yet.</w:t>
+      </w:r>
+    </w:p>
+    <w:p>
+      <w:pPr>
+        <w:pBdr>
+          <w:left w:val="single" w:sz="14" w:space="10" w:color="2E75B6"/>
+        </w:pBdr>
+        <w:shd w:val="clear" w:color="auto" w:fill="EBF5FB"/>
+        <w:spacing w:before="140" w:after="140"/>
+        <w:ind w:left="360"/>
+      </w:pPr>
+      <w:r>
+        <w:rPr>
+          <w:i/>
+          <w:iCs/>
+          <w:color w:val="1F4E79"/>
+          <w:sz w:val="21"/>
+          <w:szCs w:val="21"/>
+        </w:rPr>
+        <w:t xml:space="preserve">Default Spring Boot </w:t>
+      </w:r>
+      <w:proofErr w:type="spellStart"/>
+      <w:r>
+        <w:rPr>
+          <w:i/>
+          <w:iCs/>
+          <w:color w:val="1F4E79"/>
+          <w:sz w:val="21"/>
+          <w:szCs w:val="21"/>
+        </w:rPr>
+        <w:t>behavior</w:t>
+      </w:r>
+      <w:proofErr w:type="spellEnd"/>
+      <w:r>
+        <w:rPr>
+          <w:i/>
+          <w:iCs/>
+          <w:color w:val="1F4E79"/>
+          <w:sz w:val="21"/>
+          <w:szCs w:val="21"/>
+        </w:rPr>
+        <w:t xml:space="preserve"> is most restrictive. Same origin only. Everything else is blocked unless you explicitly configure it.</w:t>
+      </w:r>
+    </w:p>
+    <w:p>
+      <w:pPr>
+        <w:pBdr>
+          <w:bottom w:val="single" w:sz="4" w:space="4" w:color="2E75B6"/>
+        </w:pBdr>
+        <w:spacing w:before="440" w:after="160"/>
+      </w:pPr>
+      <w:r>
+        <w:rPr>
+          <w:b/>
+          <w:bCs/>
+          <w:color w:val="1F4E79"/>
+          <w:sz w:val="30"/>
+          <w:szCs w:val="30"/>
+        </w:rPr>
+        <w:t xml:space="preserve">16. How </w:t>
+      </w:r>
+      <w:proofErr w:type="spellStart"/>
+      <w:r>
+        <w:rPr>
+          <w:b/>
+          <w:bCs/>
+          <w:color w:val="1F4E79"/>
+          <w:sz w:val="30"/>
+          <w:szCs w:val="30"/>
+        </w:rPr>
+        <w:t>SameSite</w:t>
+      </w:r>
+      <w:proofErr w:type="spellEnd"/>
+      <w:r>
+        <w:rPr>
+          <w:b/>
+          <w:bCs/>
+          <w:color w:val="1F4E79"/>
+          <w:sz w:val="30"/>
+          <w:szCs w:val="30"/>
+        </w:rPr>
+        <w:t xml:space="preserve"> and CORS Are Different</w:t>
+      </w:r>
+    </w:p>
+    <w:p>
+      <w:pPr>
+        <w:spacing w:before="60" w:after="100"/>
+      </w:pPr>
+      <w:proofErr w:type="spellStart"/>
+      <w:r>
+        <w:rPr>
+          <w:color w:val="2B2B2B"/>
+        </w:rPr>
+        <w:lastRenderedPageBreak/>
+        <w:t>SameSite</w:t>
+      </w:r>
+      <w:proofErr w:type="spellEnd"/>
+      <w:r>
+        <w:rPr>
+          <w:color w:val="2B2B2B"/>
+        </w:rPr>
+        <w:t xml:space="preserve"> is about cookies. It controls whether the browser attaches a cookie when making a </w:t>
+      </w:r>
+      <w:proofErr w:type="gramStart"/>
+      <w:r>
+        <w:rPr>
+          <w:color w:val="2B2B2B"/>
+        </w:rPr>
+        <w:t>cross origin</w:t>
+      </w:r>
+      <w:proofErr w:type="gramEnd"/>
+      <w:r>
+        <w:rPr>
+          <w:color w:val="2B2B2B"/>
+        </w:rPr>
+        <w:t xml:space="preserve"> request. It acts when the request is being sent.</w:t>
+      </w:r>
+    </w:p>
+    <w:p>
+      <w:pPr>
+        <w:spacing w:before="60" w:after="100"/>
+      </w:pPr>
+      <w:r>
+        <w:rPr>
+          <w:color w:val="2B2B2B"/>
+        </w:rPr>
+        <w:t>CORS is about responses. It controls whether the browser allows JavaScript to read a response that came from a different origin. It acts when the response comes back.</w:t>
+      </w:r>
+    </w:p>
+    <w:p>
+      <w:pPr>
+        <w:spacing w:before="60" w:after="100"/>
+      </w:pPr>
+      <w:r>
+        <w:rPr>
+          <w:color w:val="2B2B2B"/>
+        </w:rPr>
+        <w:t xml:space="preserve">They solve different problems at different points of the same request journey. </w:t>
+      </w:r>
+      <w:proofErr w:type="spellStart"/>
+      <w:r>
+        <w:rPr>
+          <w:color w:val="2B2B2B"/>
+        </w:rPr>
+        <w:t>SameSite</w:t>
+      </w:r>
+      <w:proofErr w:type="spellEnd"/>
+      <w:r>
+        <w:rPr>
+          <w:color w:val="2B2B2B"/>
+        </w:rPr>
+        <w:t xml:space="preserve"> is cookie related. CORS is completely independent of cookies.</w:t>
+      </w:r>
+    </w:p>
+    <w:p>
+      <w:pPr>
+        <w:spacing w:before="100"/>
+      </w:pPr>
+    </w:p>
+    <w:tbl>
+      <w:tblPr>
+        <w:tblW w:w="9360" w:type="dxa"/>
+        <w:tblBorders>
+          <w:top w:val="single" w:sz="4" w:space="0" w:color="auto"/>
+          <w:left w:val="single" w:sz="4" w:space="0" w:color="auto"/>
+          <w:bottom w:val="single" w:sz="4" w:space="0" w:color="auto"/>
+          <w:right w:val="single" w:sz="4" w:space="0" w:color="auto"/>
+          <w:insideH w:val="single" w:sz="4" w:space="0" w:color="auto"/>
+          <w:insideV w:val="single" w:sz="4" w:space="0" w:color="auto"/>
+        </w:tblBorders>
+        <w:tblCellMar>
+          <w:left w:w="10" w:type="dxa"/>
+          <w:right w:w="10" w:type="dxa"/>
+        </w:tblCellMar>
+        <w:tblLook w:val="0000" w:firstRow="0" w:lastRow="0" w:firstColumn="0" w:lastColumn="0" w:noHBand="0" w:noVBand="0"/>
+      </w:tblPr>
+      <w:tblGrid>
+        <w:gridCol w:w="3120"/>
+        <w:gridCol w:w="3120"/>
+        <w:gridCol w:w="3120"/>
+      </w:tblGrid>
+      <w:tr>
+        <w:tblPrEx>
+          <w:tblCellMar>
+            <w:top w:w="0" w:type="dxa"/>
+            <w:bottom w:w="0" w:type="dxa"/>
+          </w:tblCellMar>
+        </w:tblPrEx>
+        <w:tc>
+          <w:tcPr>
+            <w:tcW w:w="3120" w:type="dxa"/>
+            <w:tcBorders>
+              <w:top w:val="single" w:sz="1" w:space="0" w:color="CCCCCC"/>
+              <w:left w:val="single" w:sz="1" w:space="0" w:color="CCCCCC"/>
+              <w:bottom w:val="single" w:sz="1" w:space="0" w:color="CCCCCC"/>
+              <w:right w:val="single" w:sz="1" w:space="0" w:color="CCCCCC"/>
+            </w:tcBorders>
+            <w:shd w:val="clear" w:color="auto" w:fill="2E75B6"/>
+            <w:tcMar>
+              <w:top w:w="80" w:type="dxa"/>
+              <w:left w:w="120" w:type="dxa"/>
+              <w:bottom w:w="80" w:type="dxa"/>
+              <w:right w:w="120" w:type="dxa"/>
+            </w:tcMar>
+          </w:tcPr>
+          <w:p/>
+        </w:tc>
+        <w:tc>
+          <w:tcPr>
+            <w:tcW w:w="3120" w:type="dxa"/>
+            <w:tcBorders>
+              <w:top w:val="single" w:sz="1" w:space="0" w:color="CCCCCC"/>
+              <w:left w:val="single" w:sz="1" w:space="0" w:color="CCCCCC"/>
+              <w:bottom w:val="single" w:sz="1" w:space="0" w:color="CCCCCC"/>
+              <w:right w:val="single" w:sz="1" w:space="0" w:color="CCCCCC"/>
+            </w:tcBorders>
+            <w:shd w:val="clear" w:color="auto" w:fill="2E75B6"/>
+            <w:tcMar>
+              <w:top w:w="80" w:type="dxa"/>
+              <w:left w:w="120" w:type="dxa"/>
+              <w:bottom w:w="80" w:type="dxa"/>
+              <w:right w:w="120" w:type="dxa"/>
+            </w:tcMar>
+          </w:tcPr>
+          <w:p>
+            <w:proofErr w:type="spellStart"/>
+            <w:r>
+              <w:rPr>
+                <w:b/>
+                <w:bCs/>
+                <w:color w:val="FFFFFF"/>
+                <w:sz w:val="20"/>
+                <w:szCs w:val="20"/>
+              </w:rPr>
+              <w:t>SameSite</w:t>
+            </w:r>
+            <w:proofErr w:type="spellEnd"/>
+          </w:p>
+        </w:tc>
+        <w:tc>
+          <w:tcPr>
+            <w:tcW w:w="3120" w:type="dxa"/>
+            <w:tcBorders>
+              <w:top w:val="single" w:sz="1" w:space="0" w:color="CCCCCC"/>
+              <w:left w:val="single" w:sz="1" w:space="0" w:color="CCCCCC"/>
+              <w:bottom w:val="single" w:sz="1" w:space="0" w:color="CCCCCC"/>
+              <w:right w:val="single" w:sz="1" w:space="0" w:color="CCCCCC"/>
+            </w:tcBorders>
+            <w:shd w:val="clear" w:color="auto" w:fill="2E75B6"/>
+            <w:tcMar>
+              <w:top w:w="80" w:type="dxa"/>
+              <w:left w:w="120" w:type="dxa"/>
+              <w:bottom w:w="80" w:type="dxa"/>
+              <w:right w:w="120" w:type="dxa"/>
+            </w:tcMar>
+          </w:tcPr>
+          <w:p>
+            <w:r>
+              <w:rPr>
+                <w:b/>
+                <w:bCs/>
+                <w:color w:val="FFFFFF"/>
+                <w:sz w:val="20"/>
+                <w:szCs w:val="20"/>
+              </w:rPr>
+              <w:t>CORS</w:t>
+            </w:r>
+          </w:p>
+        </w:tc>
+      </w:tr>
+      <w:tr>
+        <w:tblPrEx>
+          <w:tblCellMar>
+            <w:top w:w="0" w:type="dxa"/>
+            <w:bottom w:w="0" w:type="dxa"/>
+          </w:tblCellMar>
+        </w:tblPrEx>
+        <w:tc>
+          <w:tcPr>
+            <w:tcW w:w="3120" w:type="dxa"/>
+            <w:tcBorders>
+              <w:top w:val="single" w:sz="1" w:space="0" w:color="CCCCCC"/>
+              <w:left w:val="single" w:sz="1" w:space="0" w:color="CCCCCC"/>
+              <w:bottom w:val="single" w:sz="1" w:space="0" w:color="CCCCCC"/>
+              <w:right w:val="single" w:sz="1" w:space="0" w:color="CCCCCC"/>
+            </w:tcBorders>
+            <w:shd w:val="clear" w:color="auto" w:fill="F8F9FA"/>
+            <w:tcMar>
+              <w:top w:w="80" w:type="dxa"/>
+              <w:left w:w="120" w:type="dxa"/>
+              <w:bottom w:w="80" w:type="dxa"/>
+              <w:right w:w="120" w:type="dxa"/>
+            </w:tcMar>
+          </w:tcPr>
+          <w:p>
+            <w:r>
+              <w:rPr>
+                <w:color w:val="2B2B2B"/>
+                <w:sz w:val="20"/>
+                <w:szCs w:val="20"/>
+              </w:rPr>
+              <w:t>What it protects</w:t>
+            </w:r>
+          </w:p>
+        </w:tc>
+        <w:tc>
+          <w:tcPr>
+            <w:tcW w:w="3120" w:type="dxa"/>
+            <w:tcBorders>
+              <w:top w:val="single" w:sz="1" w:space="0" w:color="CCCCCC"/>
+              <w:left w:val="single" w:sz="1" w:space="0" w:color="CCCCCC"/>
+              <w:bottom w:val="single" w:sz="1" w:space="0" w:color="CCCCCC"/>
+              <w:right w:val="single" w:sz="1" w:space="0" w:color="CCCCCC"/>
+            </w:tcBorders>
+            <w:shd w:val="clear" w:color="auto" w:fill="F8F9FA"/>
+            <w:tcMar>
+              <w:top w:w="80" w:type="dxa"/>
+              <w:left w:w="120" w:type="dxa"/>
+              <w:bottom w:w="80" w:type="dxa"/>
+              <w:right w:w="120" w:type="dxa"/>
+            </w:tcMar>
+          </w:tcPr>
+          <w:p>
+            <w:r>
+              <w:rPr>
+                <w:color w:val="2B2B2B"/>
+                <w:sz w:val="20"/>
+                <w:szCs w:val="20"/>
+              </w:rPr>
+              <w:t>Cookies</w:t>
+            </w:r>
+          </w:p>
+        </w:tc>
+        <w:tc>
+          <w:tcPr>
+            <w:tcW w:w="3120" w:type="dxa"/>
+            <w:tcBorders>
+              <w:top w:val="single" w:sz="1" w:space="0" w:color="CCCCCC"/>
+              <w:left w:val="single" w:sz="1" w:space="0" w:color="CCCCCC"/>
+              <w:bottom w:val="single" w:sz="1" w:space="0" w:color="CCCCCC"/>
+              <w:right w:val="single" w:sz="1" w:space="0" w:color="CCCCCC"/>
+            </w:tcBorders>
+            <w:shd w:val="clear" w:color="auto" w:fill="F8F9FA"/>
+            <w:tcMar>
+              <w:top w:w="80" w:type="dxa"/>
+              <w:left w:w="120" w:type="dxa"/>
+              <w:bottom w:w="80" w:type="dxa"/>
+              <w:right w:w="120" w:type="dxa"/>
+            </w:tcMar>
+          </w:tcPr>
+          <w:p>
+            <w:r>
+              <w:rPr>
+                <w:color w:val="2B2B2B"/>
+                <w:sz w:val="20"/>
+                <w:szCs w:val="20"/>
+              </w:rPr>
+              <w:t>Responses</w:t>
+            </w:r>
+          </w:p>
+        </w:tc>
+      </w:tr>
+      <w:tr>
+        <w:tblPrEx>
+          <w:tblCellMar>
+            <w:top w:w="0" w:type="dxa"/>
+            <w:bottom w:w="0" w:type="dxa"/>
+          </w:tblCellMar>
+        </w:tblPrEx>
+        <w:tc>
+          <w:tcPr>
+            <w:tcW w:w="3120" w:type="dxa"/>
+            <w:tcBorders>
+              <w:top w:val="single" w:sz="1" w:space="0" w:color="CCCCCC"/>
+              <w:left w:val="single" w:sz="1" w:space="0" w:color="CCCCCC"/>
+              <w:bottom w:val="single" w:sz="1" w:space="0" w:color="CCCCCC"/>
+              <w:right w:val="single" w:sz="1" w:space="0" w:color="CCCCCC"/>
+            </w:tcBorders>
+            <w:shd w:val="clear" w:color="auto" w:fill="F8F9FA"/>
+            <w:tcMar>
+              <w:top w:w="80" w:type="dxa"/>
+              <w:left w:w="120" w:type="dxa"/>
+              <w:bottom w:w="80" w:type="dxa"/>
+              <w:right w:w="120" w:type="dxa"/>
+            </w:tcMar>
+          </w:tcPr>
+          <w:p>
+            <w:r>
+              <w:rPr>
+                <w:color w:val="2B2B2B"/>
+                <w:sz w:val="20"/>
+                <w:szCs w:val="20"/>
+              </w:rPr>
+              <w:t>When it acts</w:t>
+            </w:r>
+          </w:p>
+        </w:tc>
+        <w:tc>
+          <w:tcPr>
+            <w:tcW w:w="3120" w:type="dxa"/>
+            <w:tcBorders>
+              <w:top w:val="single" w:sz="1" w:space="0" w:color="CCCCCC"/>
+              <w:left w:val="single" w:sz="1" w:space="0" w:color="CCCCCC"/>
+              <w:bottom w:val="single" w:sz="1" w:space="0" w:color="CCCCCC"/>
+              <w:right w:val="single" w:sz="1" w:space="0" w:color="CCCCCC"/>
+            </w:tcBorders>
+            <w:shd w:val="clear" w:color="auto" w:fill="F8F9FA"/>
+            <w:tcMar>
+              <w:top w:w="80" w:type="dxa"/>
+              <w:left w:w="120" w:type="dxa"/>
+              <w:bottom w:w="80" w:type="dxa"/>
+              <w:right w:w="120" w:type="dxa"/>
+            </w:tcMar>
+          </w:tcPr>
+          <w:p>
+            <w:r>
+              <w:rPr>
+                <w:color w:val="2B2B2B"/>
+                <w:sz w:val="20"/>
+                <w:szCs w:val="20"/>
+              </w:rPr>
+              <w:t>Request being sent</w:t>
+            </w:r>
+          </w:p>
+        </w:tc>
+        <w:tc>
+          <w:tcPr>
+            <w:tcW w:w="3120" w:type="dxa"/>
+            <w:tcBorders>
+              <w:top w:val="single" w:sz="1" w:space="0" w:color="CCCCCC"/>
+              <w:left w:val="single" w:sz="1" w:space="0" w:color="CCCCCC"/>
+              <w:bottom w:val="single" w:sz="1" w:space="0" w:color="CCCCCC"/>
+              <w:right w:val="single" w:sz="1" w:space="0" w:color="CCCCCC"/>
+            </w:tcBorders>
+            <w:shd w:val="clear" w:color="auto" w:fill="F8F9FA"/>
+            <w:tcMar>
+              <w:top w:w="80" w:type="dxa"/>
+              <w:left w:w="120" w:type="dxa"/>
+              <w:bottom w:w="80" w:type="dxa"/>
+              <w:right w:w="120" w:type="dxa"/>
+            </w:tcMar>
+          </w:tcPr>
+          <w:p>
+            <w:r>
+              <w:rPr>
+                <w:color w:val="2B2B2B"/>
+                <w:sz w:val="20"/>
+                <w:szCs w:val="20"/>
+              </w:rPr>
+              <w:t>Response coming back</w:t>
+            </w:r>
+          </w:p>
+        </w:tc>
+      </w:tr>
+      <w:tr>
+        <w:tblPrEx>
+          <w:tblCellMar>
+            <w:top w:w="0" w:type="dxa"/>
+            <w:bottom w:w="0" w:type="dxa"/>
+          </w:tblCellMar>
+        </w:tblPrEx>
+        <w:tc>
+          <w:tcPr>
+            <w:tcW w:w="3120" w:type="dxa"/>
+            <w:tcBorders>
+              <w:top w:val="single" w:sz="1" w:space="0" w:color="CCCCCC"/>
+              <w:left w:val="single" w:sz="1" w:space="0" w:color="CCCCCC"/>
+              <w:bottom w:val="single" w:sz="1" w:space="0" w:color="CCCCCC"/>
+              <w:right w:val="single" w:sz="1" w:space="0" w:color="CCCCCC"/>
+            </w:tcBorders>
+            <w:shd w:val="clear" w:color="auto" w:fill="F8F9FA"/>
+            <w:tcMar>
+              <w:top w:w="80" w:type="dxa"/>
+              <w:left w:w="120" w:type="dxa"/>
+              <w:bottom w:w="80" w:type="dxa"/>
+              <w:right w:w="120" w:type="dxa"/>
+            </w:tcMar>
+          </w:tcPr>
+          <w:p>
+            <w:r>
+              <w:rPr>
+                <w:color w:val="2B2B2B"/>
+                <w:sz w:val="20"/>
+                <w:szCs w:val="20"/>
+              </w:rPr>
+              <w:t>Related to cookies</w:t>
+            </w:r>
+          </w:p>
+        </w:tc>
+        <w:tc>
+          <w:tcPr>
+            <w:tcW w:w="3120" w:type="dxa"/>
+            <w:tcBorders>
+              <w:top w:val="single" w:sz="1" w:space="0" w:color="CCCCCC"/>
+              <w:left w:val="single" w:sz="1" w:space="0" w:color="CCCCCC"/>
+              <w:bottom w:val="single" w:sz="1" w:space="0" w:color="CCCCCC"/>
+              <w:right w:val="single" w:sz="1" w:space="0" w:color="CCCCCC"/>
+            </w:tcBorders>
+            <w:shd w:val="clear" w:color="auto" w:fill="F8F9FA"/>
+            <w:tcMar>
+              <w:top w:w="80" w:type="dxa"/>
+              <w:left w:w="120" w:type="dxa"/>
+              <w:bottom w:w="80" w:type="dxa"/>
+              <w:right w:w="120" w:type="dxa"/>
+            </w:tcMar>
+          </w:tcPr>
+          <w:p>
+            <w:r>
+              <w:rPr>
+                <w:color w:val="2B2B2B"/>
+                <w:sz w:val="20"/>
+                <w:szCs w:val="20"/>
+              </w:rPr>
+              <w:t>Yes</w:t>
+            </w:r>
+          </w:p>
+        </w:tc>
+        <w:tc>
+          <w:tcPr>
+            <w:tcW w:w="3120" w:type="dxa"/>
+            <w:tcBorders>
+              <w:top w:val="single" w:sz="1" w:space="0" w:color="CCCCCC"/>
+              <w:left w:val="single" w:sz="1" w:space="0" w:color="CCCCCC"/>
+              <w:bottom w:val="single" w:sz="1" w:space="0" w:color="CCCCCC"/>
+              <w:right w:val="single" w:sz="1" w:space="0" w:color="CCCCCC"/>
+            </w:tcBorders>
+            <w:shd w:val="clear" w:color="auto" w:fill="F8F9FA"/>
+            <w:tcMar>
+              <w:top w:w="80" w:type="dxa"/>
+              <w:left w:w="120" w:type="dxa"/>
+              <w:bottom w:w="80" w:type="dxa"/>
+              <w:right w:w="120" w:type="dxa"/>
+            </w:tcMar>
+          </w:tcPr>
+          <w:p>
+            <w:r>
+              <w:rPr>
+                <w:color w:val="2B2B2B"/>
+                <w:sz w:val="20"/>
+                <w:szCs w:val="20"/>
+              </w:rPr>
+              <w:t>No</w:t>
+            </w:r>
+          </w:p>
+        </w:tc>
+      </w:tr>
+      <w:tr>
+        <w:tblPrEx>
+          <w:tblCellMar>
+            <w:top w:w="0" w:type="dxa"/>
+            <w:bottom w:w="0" w:type="dxa"/>
+          </w:tblCellMar>
+        </w:tblPrEx>
+        <w:tc>
+          <w:tcPr>
+            <w:tcW w:w="3120" w:type="dxa"/>
+            <w:tcBorders>
+              <w:top w:val="single" w:sz="1" w:space="0" w:color="CCCCCC"/>
+              <w:left w:val="single" w:sz="1" w:space="0" w:color="CCCCCC"/>
+              <w:bottom w:val="single" w:sz="1" w:space="0" w:color="CCCCCC"/>
+              <w:right w:val="single" w:sz="1" w:space="0" w:color="CCCCCC"/>
+            </w:tcBorders>
+            <w:shd w:val="clear" w:color="auto" w:fill="F8F9FA"/>
+            <w:tcMar>
+              <w:top w:w="80" w:type="dxa"/>
+              <w:left w:w="120" w:type="dxa"/>
+              <w:bottom w:w="80" w:type="dxa"/>
+              <w:right w:w="120" w:type="dxa"/>
+            </w:tcMar>
+          </w:tcPr>
+          <w:p>
+            <w:r>
+              <w:rPr>
+                <w:color w:val="2B2B2B"/>
+                <w:sz w:val="20"/>
+                <w:szCs w:val="20"/>
+              </w:rPr>
+              <w:t>Needed with JWT</w:t>
+            </w:r>
+          </w:p>
+        </w:tc>
+        <w:tc>
+          <w:tcPr>
+            <w:tcW w:w="3120" w:type="dxa"/>
+            <w:tcBorders>
+              <w:top w:val="single" w:sz="1" w:space="0" w:color="CCCCCC"/>
+              <w:left w:val="single" w:sz="1" w:space="0" w:color="CCCCCC"/>
+              <w:bottom w:val="single" w:sz="1" w:space="0" w:color="CCCCCC"/>
+              <w:right w:val="single" w:sz="1" w:space="0" w:color="CCCCCC"/>
+            </w:tcBorders>
+            <w:shd w:val="clear" w:color="auto" w:fill="F8F9FA"/>
+            <w:tcMar>
+              <w:top w:w="80" w:type="dxa"/>
+              <w:left w:w="120" w:type="dxa"/>
+              <w:bottom w:w="80" w:type="dxa"/>
+              <w:right w:w="120" w:type="dxa"/>
+            </w:tcMar>
+          </w:tcPr>
+          <w:p>
+            <w:r>
+              <w:rPr>
+                <w:color w:val="2B2B2B"/>
+                <w:sz w:val="20"/>
+                <w:szCs w:val="20"/>
+              </w:rPr>
+              <w:t>No</w:t>
+            </w:r>
+          </w:p>
+        </w:tc>
+        <w:tc>
+          <w:tcPr>
+            <w:tcW w:w="3120" w:type="dxa"/>
+            <w:tcBorders>
+              <w:top w:val="single" w:sz="1" w:space="0" w:color="CCCCCC"/>
+              <w:left w:val="single" w:sz="1" w:space="0" w:color="CCCCCC"/>
+              <w:bottom w:val="single" w:sz="1" w:space="0" w:color="CCCCCC"/>
+              <w:right w:val="single" w:sz="1" w:space="0" w:color="CCCCCC"/>
+            </w:tcBorders>
+            <w:shd w:val="clear" w:color="auto" w:fill="F8F9FA"/>
+            <w:tcMar>
+              <w:top w:w="80" w:type="dxa"/>
+              <w:left w:w="120" w:type="dxa"/>
+              <w:bottom w:w="80" w:type="dxa"/>
+              <w:right w:w="120" w:type="dxa"/>
+            </w:tcMar>
+          </w:tcPr>
+          <w:p>
+            <w:r>
+              <w:rPr>
+                <w:color w:val="2B2B2B"/>
+                <w:sz w:val="20"/>
+                <w:szCs w:val="20"/>
+              </w:rPr>
+              <w:t>Yes always</w:t>
+            </w:r>
+          </w:p>
+        </w:tc>
+      </w:tr>
+    </w:tbl>
+    <w:p>
+      <w:pPr>
+        <w:spacing w:before="100"/>
+      </w:pPr>
+    </w:p>
+    <w:p>
+      <w:pPr>
+        <w:pBdr>
+          <w:bottom w:val="single" w:sz="4" w:space="4" w:color="2E75B6"/>
+        </w:pBdr>
+        <w:spacing w:before="440" w:after="160"/>
+      </w:pPr>
+      <w:r>
+        <w:rPr>
+          <w:b/>
+          <w:bCs/>
+          <w:color w:val="1F4E79"/>
+          <w:sz w:val="30"/>
+          <w:szCs w:val="30"/>
+        </w:rPr>
+        <w:t>17. What JWT Removes and What It Does Not</w:t>
+      </w:r>
+    </w:p>
+    <w:p>
+      <w:pPr>
+        <w:spacing w:before="60" w:after="100"/>
+      </w:pPr>
+      <w:r>
+        <w:rPr>
+          <w:color w:val="2B2B2B"/>
+        </w:rPr>
+        <w:t xml:space="preserve">JWT removes CSRF problems and </w:t>
+      </w:r>
+      <w:proofErr w:type="spellStart"/>
+      <w:r>
+        <w:rPr>
+          <w:color w:val="2B2B2B"/>
+        </w:rPr>
+        <w:t>SameSite</w:t>
+      </w:r>
+      <w:proofErr w:type="spellEnd"/>
+      <w:r>
+        <w:rPr>
+          <w:color w:val="2B2B2B"/>
+        </w:rPr>
+        <w:t xml:space="preserve"> complications completely because both of those are cookie related. No cookies </w:t>
+      </w:r>
+      <w:proofErr w:type="gramStart"/>
+      <w:r>
+        <w:rPr>
+          <w:color w:val="2B2B2B"/>
+        </w:rPr>
+        <w:t>means</w:t>
+      </w:r>
+      <w:proofErr w:type="gramEnd"/>
+      <w:r>
+        <w:rPr>
+          <w:color w:val="2B2B2B"/>
+        </w:rPr>
+        <w:t xml:space="preserve"> no CSRF risk and no </w:t>
+      </w:r>
+      <w:proofErr w:type="spellStart"/>
+      <w:r>
+        <w:rPr>
+          <w:color w:val="2B2B2B"/>
+        </w:rPr>
+        <w:t>SameSite</w:t>
+      </w:r>
+      <w:proofErr w:type="spellEnd"/>
+      <w:r>
+        <w:rPr>
+          <w:color w:val="2B2B2B"/>
+        </w:rPr>
+        <w:t xml:space="preserve"> needed.</w:t>
+      </w:r>
+    </w:p>
+    <w:p>
+      <w:pPr>
+        <w:spacing w:before="60" w:after="100"/>
+      </w:pPr>
+      <w:r>
+        <w:rPr>
+          <w:color w:val="2B2B2B"/>
+        </w:rPr>
+        <w:t>But CORS is completely independent of authentication and cookies. It will come up regardless of whether you use sessions or JWT. The moment your React frontend on one origin tries to call your Spring Boot backend on a different origin, the browser will block the response unless CORS is configured. JWT does not change this at all.</w:t>
+      </w:r>
+    </w:p>
+    <w:p>
+      <w:pPr>
+        <w:pBdr>
+          <w:left w:val="single" w:sz="14" w:space="10" w:color="FFC107"/>
+        </w:pBdr>
+        <w:shd w:val="clear" w:color="auto" w:fill="FFF9E6"/>
+        <w:spacing w:before="140" w:after="140"/>
+        <w:ind w:left="360"/>
+      </w:pPr>
+      <w:r>
+        <w:rPr>
+          <w:i/>
+          <w:iCs/>
+          <w:color w:val="664D00"/>
+          <w:sz w:val="21"/>
+          <w:szCs w:val="21"/>
+        </w:rPr>
+        <w:t xml:space="preserve">CORS configuration is something every real project needs. JWT removes CSRF and </w:t>
+      </w:r>
+      <w:proofErr w:type="spellStart"/>
+      <w:r>
+        <w:rPr>
+          <w:i/>
+          <w:iCs/>
+          <w:color w:val="664D00"/>
+          <w:sz w:val="21"/>
+          <w:szCs w:val="21"/>
+        </w:rPr>
+        <w:t>SameSite</w:t>
+      </w:r>
+      <w:proofErr w:type="spellEnd"/>
+      <w:r>
+        <w:rPr>
+          <w:i/>
+          <w:iCs/>
+          <w:color w:val="664D00"/>
+          <w:sz w:val="21"/>
+          <w:szCs w:val="21"/>
+        </w:rPr>
+        <w:t xml:space="preserve"> complications but CORS remains and must always be configured.</w:t>
+      </w:r>
+    </w:p>
+    <w:p>
+      <w:pPr>
+        <w:pBdr>
+          <w:bottom w:val="single" w:sz="4" w:space="4" w:color="2E75B6"/>
+        </w:pBdr>
+        <w:spacing w:before="440" w:after="160"/>
+      </w:pPr>
+      <w:r>
+        <w:rPr>
+          <w:b/>
+          <w:bCs/>
+          <w:color w:val="1F4E79"/>
+          <w:sz w:val="30"/>
+          <w:szCs w:val="30"/>
+        </w:rPr>
+        <w:t>18. When We Say Browser — What Does That Mean</w:t>
+      </w:r>
+    </w:p>
+    <w:p>
+      <w:pPr>
+        <w:spacing w:before="60" w:after="100"/>
+      </w:pPr>
+      <w:r>
+        <w:rPr>
+          <w:color w:val="2B2B2B"/>
+        </w:rPr>
+        <w:t xml:space="preserve">When we say </w:t>
+      </w:r>
+      <w:proofErr w:type="gramStart"/>
+      <w:r>
+        <w:rPr>
+          <w:color w:val="2B2B2B"/>
+        </w:rPr>
+        <w:t>browser</w:t>
+      </w:r>
+      <w:proofErr w:type="gramEnd"/>
+      <w:r>
+        <w:rPr>
+          <w:color w:val="2B2B2B"/>
+        </w:rPr>
+        <w:t xml:space="preserve"> we mean whatever client is running your frontend code. If your React app is running in Chrome on a laptop, Chrome is the browser enforcing Same Origin Policy and CORS rules. If your React app is running inside a mobile browser like Chrome on Android or Safari on iPhone, the mobile browser enforces the same rules.</w:t>
+      </w:r>
+    </w:p>
+    <w:p>
+      <w:pPr>
+        <w:spacing w:before="60" w:after="100"/>
+      </w:pPr>
+      <w:r>
+        <w:rPr>
+          <w:color w:val="2B2B2B"/>
+        </w:rPr>
+        <w:t xml:space="preserve">But if you build a native mobile app like a proper Android app built with Kotlin or an iOS app built with Swift, those are not browsers. They are native applications. Same Origin Policy and CORS are browser rules. They do not apply to native apps at all. A native Android app can call any API from any origin freely. No CORS error. No </w:t>
+      </w:r>
+      <w:proofErr w:type="spellStart"/>
+      <w:r>
+        <w:rPr>
+          <w:color w:val="2B2B2B"/>
+        </w:rPr>
+        <w:t>SameSite</w:t>
+      </w:r>
+      <w:proofErr w:type="spellEnd"/>
+      <w:r>
+        <w:rPr>
+          <w:color w:val="2B2B2B"/>
+        </w:rPr>
+        <w:t xml:space="preserve"> restriction.</w:t>
+      </w:r>
+    </w:p>
+    <w:p>
+      <w:pPr>
+        <w:pBdr>
+          <w:left w:val="single" w:sz="14" w:space="10" w:color="2E75B6"/>
+        </w:pBdr>
+        <w:shd w:val="clear" w:color="auto" w:fill="EBF5FB"/>
+        <w:spacing w:before="140" w:after="140"/>
+        <w:ind w:left="360"/>
+      </w:pPr>
+      <w:r>
+        <w:rPr>
+          <w:i/>
+          <w:iCs/>
+          <w:color w:val="1F4E79"/>
+          <w:sz w:val="21"/>
+          <w:szCs w:val="21"/>
+        </w:rPr>
+        <w:t>CORS is a browser rule. It does not matter whether that browser is on a laptop or a mobile phone. If a browser is involved CORS applies. If it is a native app CORS does not apply.</w:t>
+      </w:r>
+    </w:p>
+    <w:p>
+      <w:pPr>
+        <w:pBdr>
+          <w:bottom w:val="single" w:sz="4" w:space="4" w:color="2E75B6"/>
+        </w:pBdr>
+        <w:spacing w:before="440" w:after="160"/>
+      </w:pPr>
+      <w:r>
+        <w:rPr>
+          <w:b/>
+          <w:bCs/>
+          <w:color w:val="1F4E79"/>
+          <w:sz w:val="30"/>
+          <w:szCs w:val="30"/>
+        </w:rPr>
+        <w:t>19. Real World Examples</w:t>
+      </w:r>
+    </w:p>
+    <w:p>
+      <w:pPr>
+        <w:spacing w:before="260" w:after="100"/>
+      </w:pPr>
+      <w:r>
+        <w:rPr>
+          <w:b/>
+          <w:bCs/>
+          <w:color w:val="2E75B6"/>
+          <w:sz w:val="26"/>
+          <w:szCs w:val="26"/>
+        </w:rPr>
+        <w:t>Apps that have both a browser version and a native mobile app</w:t>
+      </w:r>
+    </w:p>
+    <w:p>
+      <w:pPr>
+        <w:spacing w:before="60" w:after="100"/>
+      </w:pPr>
+      <w:r>
+        <w:rPr>
+          <w:color w:val="2B2B2B"/>
+        </w:rPr>
+        <w:lastRenderedPageBreak/>
+        <w:t>Gmail is a perfect example of both worlds. When you open Gmail on your laptop you use the browser version. Web frontend running in Chrome. CORS rules apply here. When you open Gmail on your phone you use the native Gmail app. This is a native Android or iOS application. It calls Google's backend API directly. No browser involved. CORS rules do not apply. Same Gmail backend API, same your emails, but two completely different clients calling it. One is a browser where CORS matters, one is a native app where it does not.</w:t>
+      </w:r>
+    </w:p>
+    <w:p>
+      <w:pPr>
+        <w:spacing w:before="60" w:after="100"/>
+      </w:pPr>
+      <w:r>
+        <w:rPr>
+          <w:color w:val="2B2B2B"/>
+        </w:rPr>
+        <w:t>Other apps that work the same way are Swiggy, Zomato, Amazon, Flipkart, Instagram, and YouTube. All of them have a browser version where CORS applies and a native mobile app where it does not. Same backend API, different rules depending on what is calling it.</w:t>
+      </w:r>
+    </w:p>
+    <w:p>
+      <w:pPr>
+        <w:spacing w:before="260" w:after="100"/>
+      </w:pPr>
+      <w:r>
+        <w:rPr>
+          <w:b/>
+          <w:bCs/>
+          <w:color w:val="2E75B6"/>
+          <w:sz w:val="26"/>
+          <w:szCs w:val="26"/>
+        </w:rPr>
+        <w:t>Apps that are mobile only with no browser version</w:t>
+      </w:r>
+    </w:p>
+    <w:p>
+      <w:pPr>
+        <w:spacing w:before="60" w:after="100"/>
+      </w:pPr>
+      <w:r>
+        <w:rPr>
+          <w:color w:val="2B2B2B"/>
+        </w:rPr>
+        <w:t>CRED is a good example. It is a credit card bill payment and rewards app available only as a native Android and iOS app. There is no full browser version where you can use the product on your laptop. Their backend API is called only by native apps. CORS is completely irrelevant for them.</w:t>
+      </w:r>
+    </w:p>
+    <w:p>
+      <w:pPr>
+        <w:spacing w:before="60" w:after="100"/>
+      </w:pPr>
+      <w:proofErr w:type="spellStart"/>
+      <w:r>
+        <w:rPr>
+          <w:color w:val="2B2B2B"/>
+        </w:rPr>
+        <w:t>PhonePe</w:t>
+      </w:r>
+      <w:proofErr w:type="spellEnd"/>
+      <w:r>
+        <w:rPr>
+          <w:color w:val="2B2B2B"/>
+        </w:rPr>
+        <w:t xml:space="preserve"> is primarily a native mobile app. You cannot open </w:t>
+      </w:r>
+      <w:proofErr w:type="spellStart"/>
+      <w:r>
+        <w:rPr>
+          <w:color w:val="2B2B2B"/>
+        </w:rPr>
+        <w:t>PhonePe</w:t>
+      </w:r>
+      <w:proofErr w:type="spellEnd"/>
+      <w:r>
+        <w:rPr>
+          <w:color w:val="2B2B2B"/>
+        </w:rPr>
+        <w:t xml:space="preserve"> on a laptop browser and do UPI transactions the same way. Their backend is called by native apps mainly. CORS does not apply.</w:t>
+      </w:r>
+    </w:p>
+    <w:p>
+      <w:pPr>
+        <w:spacing w:before="60" w:after="100"/>
+      </w:pPr>
+      <w:proofErr w:type="spellStart"/>
+      <w:r>
+        <w:rPr>
+          <w:color w:val="2B2B2B"/>
+        </w:rPr>
+        <w:t>Meesho</w:t>
+      </w:r>
+      <w:proofErr w:type="spellEnd"/>
+      <w:r>
+        <w:rPr>
+          <w:color w:val="2B2B2B"/>
+        </w:rPr>
+        <w:t xml:space="preserve"> in its early days was heavily mobile focused with the core reseller product only on the native app.</w:t>
+      </w:r>
+    </w:p>
+    <w:p>
+      <w:pPr>
+        <w:spacing w:before="260" w:after="100"/>
+      </w:pPr>
+      <w:r>
+        <w:rPr>
+          <w:b/>
+          <w:bCs/>
+          <w:color w:val="2E75B6"/>
+          <w:sz w:val="26"/>
+          <w:szCs w:val="26"/>
+        </w:rPr>
+        <w:t>The complete picture</w:t>
+      </w:r>
+    </w:p>
+    <w:p>
+      <w:pPr>
+        <w:spacing w:before="60" w:after="100"/>
+      </w:pPr>
+      <w:r>
+        <w:rPr>
+          <w:color w:val="2B2B2B"/>
+        </w:rPr>
+        <w:t>The same backend API can be called by a browser on a laptop where CORS applies, a browser on a mobile phone where CORS still applies because it is still a browser, and a native mobile app on Android or iOS where CORS does not apply at all because there is no browser involved.</w:t>
+      </w:r>
+    </w:p>
+    <w:p>
+      <w:pPr>
+        <w:pBdr>
+          <w:bottom w:val="single" w:sz="4" w:space="4" w:color="2E75B6"/>
+        </w:pBdr>
+        <w:spacing w:before="440" w:after="160"/>
+      </w:pPr>
+      <w:r>
+        <w:rPr>
+          <w:b/>
+          <w:bCs/>
+          <w:color w:val="1F4E79"/>
+          <w:sz w:val="30"/>
+          <w:szCs w:val="30"/>
+        </w:rPr>
+        <w:t>20. The Practical Flow — Where Everything Connects</w:t>
+      </w:r>
+    </w:p>
+    <w:p>
+      <w:pPr>
+        <w:spacing w:before="60" w:after="100"/>
+      </w:pPr>
+      <w:r>
+        <w:rPr>
+          <w:color w:val="2B2B2B"/>
+        </w:rPr>
+        <w:t xml:space="preserve">We started with normal username and password to protect data. Then session concept was introduced so credentials do not travel every time. Then with sessions, CSRF attacks were discovered. Three solutions came up to fight CSRF. Either use a CSRF token, or apply </w:t>
+      </w:r>
+      <w:proofErr w:type="spellStart"/>
+      <w:r>
+        <w:rPr>
+          <w:color w:val="2B2B2B"/>
+        </w:rPr>
+        <w:t>SameSite</w:t>
+      </w:r>
+      <w:proofErr w:type="spellEnd"/>
+      <w:r>
+        <w:rPr>
+          <w:color w:val="2B2B2B"/>
+        </w:rPr>
+        <w:t xml:space="preserve"> rule on cookies, or make the app stateless so there are no sessions and no cookies and therefore no CSRF problem at all.</w:t>
+      </w:r>
+    </w:p>
+    <w:p>
+      <w:pPr>
+        <w:spacing w:before="60" w:after="100"/>
+      </w:pPr>
+      <w:r>
+        <w:rPr>
+          <w:color w:val="2B2B2B"/>
+        </w:rPr>
+        <w:t xml:space="preserve">To go stateless two things are necessary. Disable CSRF because no cookies </w:t>
+      </w:r>
+      <w:proofErr w:type="gramStart"/>
+      <w:r>
+        <w:rPr>
+          <w:color w:val="2B2B2B"/>
+        </w:rPr>
+        <w:t>means</w:t>
+      </w:r>
+      <w:proofErr w:type="gramEnd"/>
+      <w:r>
+        <w:rPr>
+          <w:color w:val="2B2B2B"/>
+        </w:rPr>
+        <w:t xml:space="preserve"> no need for it. Set session policy to stateless so no sessions are created.</w:t>
+      </w:r>
+    </w:p>
+    <w:p>
+      <w:pPr>
+        <w:spacing w:before="60" w:after="100"/>
+      </w:pPr>
+      <w:r>
+        <w:rPr>
+          <w:color w:val="2B2B2B"/>
+        </w:rPr>
+        <w:t xml:space="preserve">Once stateless, </w:t>
+      </w:r>
+      <w:proofErr w:type="spellStart"/>
+      <w:r>
+        <w:rPr>
+          <w:color w:val="2B2B2B"/>
+        </w:rPr>
+        <w:t>formLogin</w:t>
+      </w:r>
+      <w:proofErr w:type="spellEnd"/>
+      <w:r>
+        <w:rPr>
+          <w:color w:val="2B2B2B"/>
+        </w:rPr>
+        <w:t xml:space="preserve"> has no purpose because </w:t>
+      </w:r>
+      <w:proofErr w:type="spellStart"/>
+      <w:r>
+        <w:rPr>
+          <w:color w:val="2B2B2B"/>
+        </w:rPr>
+        <w:t>formLogin's</w:t>
+      </w:r>
+      <w:proofErr w:type="spellEnd"/>
+      <w:r>
+        <w:rPr>
+          <w:color w:val="2B2B2B"/>
+        </w:rPr>
+        <w:t xml:space="preserve"> entire job is to create a session after login. No sessions </w:t>
+      </w:r>
+      <w:proofErr w:type="gramStart"/>
+      <w:r>
+        <w:rPr>
+          <w:color w:val="2B2B2B"/>
+        </w:rPr>
+        <w:t>means</w:t>
+      </w:r>
+      <w:proofErr w:type="gramEnd"/>
+      <w:r>
+        <w:rPr>
+          <w:color w:val="2B2B2B"/>
+        </w:rPr>
+        <w:t xml:space="preserve"> </w:t>
+      </w:r>
+      <w:proofErr w:type="spellStart"/>
+      <w:r>
+        <w:rPr>
+          <w:color w:val="2B2B2B"/>
+        </w:rPr>
+        <w:t>formLogin</w:t>
+      </w:r>
+      <w:proofErr w:type="spellEnd"/>
+      <w:r>
+        <w:rPr>
+          <w:color w:val="2B2B2B"/>
+        </w:rPr>
+        <w:t xml:space="preserve"> is pointless. </w:t>
+      </w:r>
+      <w:proofErr w:type="gramStart"/>
+      <w:r>
+        <w:rPr>
+          <w:color w:val="2B2B2B"/>
+        </w:rPr>
+        <w:t>So</w:t>
+      </w:r>
+      <w:proofErr w:type="gramEnd"/>
+      <w:r>
+        <w:rPr>
+          <w:color w:val="2B2B2B"/>
+        </w:rPr>
+        <w:t xml:space="preserve"> it gets removed.</w:t>
+      </w:r>
+    </w:p>
+    <w:p>
+      <w:pPr>
+        <w:spacing w:before="60" w:after="100"/>
+      </w:pPr>
+      <w:proofErr w:type="spellStart"/>
+      <w:r>
+        <w:rPr>
+          <w:color w:val="2B2B2B"/>
+        </w:rPr>
+        <w:t>httpBasic</w:t>
+      </w:r>
+      <w:proofErr w:type="spellEnd"/>
+      <w:r>
+        <w:rPr>
+          <w:color w:val="2B2B2B"/>
+        </w:rPr>
+        <w:t xml:space="preserve"> stays for now as a temporary testing mechanism because it works without sessions. It just sends username and password directly in the header on every request from Postman. No session involved. No browser form involved. Just raw credentials in the header for testing purposes until JWT replaces it.</w:t>
+      </w:r>
+    </w:p>
+    <w:p>
+      <w:pPr>
+        <w:spacing w:before="60" w:after="100"/>
+      </w:pPr>
+      <w:r>
+        <w:rPr>
+          <w:color w:val="2B2B2B"/>
+        </w:rPr>
+        <w:t xml:space="preserve">Right </w:t>
+      </w:r>
+      <w:proofErr w:type="gramStart"/>
+      <w:r>
+        <w:rPr>
+          <w:color w:val="2B2B2B"/>
+        </w:rPr>
+        <w:t>now</w:t>
+      </w:r>
+      <w:proofErr w:type="gramEnd"/>
+      <w:r>
+        <w:rPr>
+          <w:color w:val="2B2B2B"/>
+        </w:rPr>
+        <w:t xml:space="preserve"> without JWT the flow is incomplete. </w:t>
+      </w:r>
+      <w:proofErr w:type="spellStart"/>
+      <w:r>
+        <w:rPr>
+          <w:color w:val="2B2B2B"/>
+        </w:rPr>
+        <w:t>httpBasic</w:t>
+      </w:r>
+      <w:proofErr w:type="spellEnd"/>
+      <w:r>
+        <w:rPr>
+          <w:color w:val="2B2B2B"/>
+        </w:rPr>
+        <w:t xml:space="preserve"> is just a temporary bridge. Every request still carries raw username and password which is not ideal. JWT will replace this properly. After login you get a token, store it, and send it in the Authorization header on every request. No credentials traveling again. No sessions. No CSRF. Clean and complete. That is exactly what Section 22 of your course covers.</w:t>
+      </w:r>
+    </w:p>
+    <w:p>
+      <w:pPr>
+        <w:pBdr>
+          <w:top w:val="single" w:sz="4" w:space="4" w:color="2E75B6"/>
+          <w:bottom w:val="single" w:sz="4" w:space="4" w:color="2E75B6"/>
+        </w:pBdr>
+        <w:shd w:val="clear" w:color="auto" w:fill="EBF5FB"/>
+        <w:spacing w:before="600" w:after="400"/>
+        <w:jc w:val="center"/>
+      </w:pPr>
+      <w:r>
+        <w:rPr>
+          <w:b/>
+          <w:bCs/>
+          <w:color w:val="1F4E79"/>
+          <w:sz w:val="28"/>
+          <w:szCs w:val="28"/>
+        </w:rPr>
+        <w:lastRenderedPageBreak/>
+        <w:t>Practical Doubts and Results</w:t>
+      </w:r>
+    </w:p>
+    <w:p>
+      <w:pPr>
+        <w:spacing w:after="400"/>
+        <w:jc w:val="center"/>
+      </w:pPr>
+      <w:r>
+        <w:rPr>
+          <w:i/>
+          <w:iCs/>
+          <w:color w:val="888888"/>
+        </w:rPr>
+        <w:t>What each code configuration gives and why</w:t>
+      </w:r>
+    </w:p>
+    <w:p>
+      <w:pPr>
+        <w:pBdr>
+          <w:bottom w:val="single" w:sz="4" w:space="4" w:color="2E75B6"/>
+        </w:pBdr>
+        <w:spacing w:before="440" w:after="160"/>
+      </w:pPr>
+      <w:r>
+        <w:rPr>
+          <w:b/>
+          <w:bCs/>
+          <w:color w:val="1F4E79"/>
+          <w:sz w:val="30"/>
+          <w:szCs w:val="30"/>
+        </w:rPr>
+        <w:t>21. Code 1 — Only CSRF Disabled, No Auth Rules</w:t>
+      </w:r>
+    </w:p>
+    <w:p>
+      <w:pPr>
+        <w:shd w:val="clear" w:color="auto" w:fill="F0F0F0"/>
+        <w:spacing w:before="120"/>
+        <w:ind w:left="480" w:right="360"/>
+      </w:pPr>
+      <w:proofErr w:type="spellStart"/>
+      <w:proofErr w:type="gramStart"/>
+      <w:r>
+        <w:rPr>
+          <w:rFonts w:ascii="Courier New" w:eastAsia="Courier New" w:hAnsi="Courier New" w:cs="Courier New"/>
+          <w:color w:val="2B2B2B"/>
+          <w:sz w:val="18"/>
+          <w:szCs w:val="18"/>
+        </w:rPr>
+        <w:t>http.csrf</w:t>
+      </w:r>
+      <w:proofErr w:type="spellEnd"/>
+      <w:proofErr w:type="gramEnd"/>
+      <w:r>
+        <w:rPr>
+          <w:rFonts w:ascii="Courier New" w:eastAsia="Courier New" w:hAnsi="Courier New" w:cs="Courier New"/>
+          <w:color w:val="2B2B2B"/>
+          <w:sz w:val="18"/>
+          <w:szCs w:val="18"/>
+        </w:rPr>
+        <w:t xml:space="preserve">(customizer -&gt; </w:t>
+      </w:r>
+      <w:proofErr w:type="spellStart"/>
+      <w:proofErr w:type="gramStart"/>
+      <w:r>
+        <w:rPr>
+          <w:rFonts w:ascii="Courier New" w:eastAsia="Courier New" w:hAnsi="Courier New" w:cs="Courier New"/>
+          <w:color w:val="2B2B2B"/>
+          <w:sz w:val="18"/>
+          <w:szCs w:val="18"/>
+        </w:rPr>
+        <w:t>customizer.disable</w:t>
+      </w:r>
+      <w:proofErr w:type="spellEnd"/>
+      <w:proofErr w:type="gramEnd"/>
+      <w:r>
+        <w:rPr>
+          <w:rFonts w:ascii="Courier New" w:eastAsia="Courier New" w:hAnsi="Courier New" w:cs="Courier New"/>
+          <w:color w:val="2B2B2B"/>
+          <w:sz w:val="18"/>
+          <w:szCs w:val="18"/>
+        </w:rPr>
+        <w:t>());</w:t>
+      </w:r>
+    </w:p>
+    <w:p>
+      <w:pPr>
+        <w:shd w:val="clear" w:color="auto" w:fill="F0F0F0"/>
+        <w:spacing w:after="120"/>
+        <w:ind w:left="480" w:right="360"/>
+      </w:pPr>
+      <w:r>
+        <w:rPr>
+          <w:rFonts w:ascii="Courier New" w:eastAsia="Courier New" w:hAnsi="Courier New" w:cs="Courier New"/>
+          <w:color w:val="2B2B2B"/>
+          <w:sz w:val="18"/>
+          <w:szCs w:val="18"/>
+        </w:rPr>
+        <w:t xml:space="preserve">return </w:t>
+      </w:r>
+      <w:proofErr w:type="spellStart"/>
+      <w:proofErr w:type="gramStart"/>
+      <w:r>
+        <w:rPr>
+          <w:rFonts w:ascii="Courier New" w:eastAsia="Courier New" w:hAnsi="Courier New" w:cs="Courier New"/>
+          <w:color w:val="2B2B2B"/>
+          <w:sz w:val="18"/>
+          <w:szCs w:val="18"/>
+        </w:rPr>
+        <w:t>http.build</w:t>
+      </w:r>
+      <w:proofErr w:type="spellEnd"/>
+      <w:proofErr w:type="gramEnd"/>
+      <w:r>
+        <w:rPr>
+          <w:rFonts w:ascii="Courier New" w:eastAsia="Courier New" w:hAnsi="Courier New" w:cs="Courier New"/>
+          <w:color w:val="2B2B2B"/>
+          <w:sz w:val="18"/>
+          <w:szCs w:val="18"/>
+        </w:rPr>
+        <w:t>();</w:t>
+      </w:r>
+    </w:p>
+    <w:p>
+      <w:pPr>
+        <w:spacing w:before="260" w:after="100"/>
+      </w:pPr>
+      <w:r>
+        <w:rPr>
+          <w:b/>
+          <w:bCs/>
+          <w:color w:val="2E75B6"/>
+          <w:sz w:val="26"/>
+          <w:szCs w:val="26"/>
+        </w:rPr>
+        <w:t>What happens</w:t>
+      </w:r>
+    </w:p>
+    <w:p>
+      <w:pPr>
+        <w:spacing w:before="60" w:after="100"/>
+      </w:pPr>
+      <w:r>
+        <w:rPr>
+          <w:color w:val="2B2B2B"/>
+        </w:rPr>
+        <w:t>GET request works fine. No authentication needed because CSRF does not apply to GET requests. POST request gives 403 Forbidden because CSRF is still enabled by default for state changing methods and no token is sent.</w:t>
+      </w:r>
+    </w:p>
+    <w:p>
+      <w:pPr>
+        <w:spacing w:before="260" w:after="100"/>
+      </w:pPr>
+      <w:r>
+        <w:rPr>
+          <w:b/>
+          <w:bCs/>
+          <w:color w:val="2E75B6"/>
+          <w:sz w:val="26"/>
+          <w:szCs w:val="26"/>
+        </w:rPr>
+        <w:t>Why</w:t>
+      </w:r>
+    </w:p>
+    <w:p>
+      <w:pPr>
+        <w:spacing w:before="60" w:after="100"/>
+      </w:pPr>
+      <w:r>
+        <w:rPr>
+          <w:color w:val="2B2B2B"/>
+        </w:rPr>
+        <w:t xml:space="preserve">You only disabled CSRF. Spring Security's default </w:t>
+      </w:r>
+      <w:proofErr w:type="spellStart"/>
+      <w:r>
+        <w:rPr>
+          <w:color w:val="2B2B2B"/>
+        </w:rPr>
+        <w:t>behavior</w:t>
+      </w:r>
+      <w:proofErr w:type="spellEnd"/>
+      <w:r>
+        <w:rPr>
+          <w:color w:val="2B2B2B"/>
+        </w:rPr>
+        <w:t xml:space="preserve"> is still active. GET requests are safe methods so they pass through. POST, PUT, DELETE </w:t>
+      </w:r>
+      <w:proofErr w:type="gramStart"/>
+      <w:r>
+        <w:rPr>
+          <w:color w:val="2B2B2B"/>
+        </w:rPr>
+        <w:t>are</w:t>
+      </w:r>
+      <w:proofErr w:type="gramEnd"/>
+      <w:r>
+        <w:rPr>
+          <w:color w:val="2B2B2B"/>
+        </w:rPr>
+        <w:t xml:space="preserve"> state changing so the CSRF filter blocks them with 403.</w:t>
+      </w:r>
+    </w:p>
+    <w:p>
+      <w:pPr>
+        <w:pBdr>
+          <w:bottom w:val="single" w:sz="4" w:space="4" w:color="2E75B6"/>
+        </w:pBdr>
+        <w:spacing w:before="440" w:after="160"/>
+      </w:pPr>
+      <w:r>
+        <w:rPr>
+          <w:b/>
+          <w:bCs/>
+          <w:color w:val="1F4E79"/>
+          <w:sz w:val="30"/>
+          <w:szCs w:val="30"/>
+        </w:rPr>
+        <w:t xml:space="preserve">22. Code 2 — </w:t>
+      </w:r>
+      <w:proofErr w:type="spellStart"/>
+      <w:r>
+        <w:rPr>
+          <w:b/>
+          <w:bCs/>
+          <w:color w:val="1F4E79"/>
+          <w:sz w:val="30"/>
+          <w:szCs w:val="30"/>
+        </w:rPr>
+        <w:t>authorizeHttpRequests</w:t>
+      </w:r>
+      <w:proofErr w:type="spellEnd"/>
+      <w:r>
+        <w:rPr>
+          <w:b/>
+          <w:bCs/>
+          <w:color w:val="1F4E79"/>
+          <w:sz w:val="30"/>
+          <w:szCs w:val="30"/>
+        </w:rPr>
+        <w:t xml:space="preserve"> Added </w:t>
+      </w:r>
+      <w:proofErr w:type="gramStart"/>
+      <w:r>
+        <w:rPr>
+          <w:b/>
+          <w:bCs/>
+          <w:color w:val="1F4E79"/>
+          <w:sz w:val="30"/>
+          <w:szCs w:val="30"/>
+        </w:rPr>
+        <w:t>But</w:t>
+      </w:r>
+      <w:proofErr w:type="gramEnd"/>
+      <w:r>
+        <w:rPr>
+          <w:b/>
+          <w:bCs/>
+          <w:color w:val="1F4E79"/>
+          <w:sz w:val="30"/>
+          <w:szCs w:val="30"/>
+        </w:rPr>
+        <w:t xml:space="preserve"> No Auth Mechanism</w:t>
+      </w:r>
+    </w:p>
+    <w:p>
+      <w:pPr>
+        <w:shd w:val="clear" w:color="auto" w:fill="F0F0F0"/>
+        <w:spacing w:before="120"/>
+        <w:ind w:left="480" w:right="360"/>
+      </w:pPr>
+      <w:proofErr w:type="spellStart"/>
+      <w:proofErr w:type="gramStart"/>
+      <w:r>
+        <w:rPr>
+          <w:rFonts w:ascii="Courier New" w:eastAsia="Courier New" w:hAnsi="Courier New" w:cs="Courier New"/>
+          <w:color w:val="2B2B2B"/>
+          <w:sz w:val="18"/>
+          <w:szCs w:val="18"/>
+        </w:rPr>
+        <w:t>http.csrf</w:t>
+      </w:r>
+      <w:proofErr w:type="spellEnd"/>
+      <w:proofErr w:type="gramEnd"/>
+      <w:r>
+        <w:rPr>
+          <w:rFonts w:ascii="Courier New" w:eastAsia="Courier New" w:hAnsi="Courier New" w:cs="Courier New"/>
+          <w:color w:val="2B2B2B"/>
+          <w:sz w:val="18"/>
+          <w:szCs w:val="18"/>
+        </w:rPr>
+        <w:t xml:space="preserve">(customizer -&gt; </w:t>
+      </w:r>
+      <w:proofErr w:type="spellStart"/>
+      <w:proofErr w:type="gramStart"/>
+      <w:r>
+        <w:rPr>
+          <w:rFonts w:ascii="Courier New" w:eastAsia="Courier New" w:hAnsi="Courier New" w:cs="Courier New"/>
+          <w:color w:val="2B2B2B"/>
+          <w:sz w:val="18"/>
+          <w:szCs w:val="18"/>
+        </w:rPr>
+        <w:t>customizer.disable</w:t>
+      </w:r>
+      <w:proofErr w:type="spellEnd"/>
+      <w:proofErr w:type="gramEnd"/>
+      <w:r>
+        <w:rPr>
+          <w:rFonts w:ascii="Courier New" w:eastAsia="Courier New" w:hAnsi="Courier New" w:cs="Courier New"/>
+          <w:color w:val="2B2B2B"/>
+          <w:sz w:val="18"/>
+          <w:szCs w:val="18"/>
+        </w:rPr>
+        <w:t>());</w:t>
+      </w:r>
+    </w:p>
+    <w:p>
+      <w:pPr>
+        <w:shd w:val="clear" w:color="auto" w:fill="F0F0F0"/>
+        <w:ind w:left="480" w:right="360"/>
+      </w:pPr>
+      <w:proofErr w:type="spellStart"/>
+      <w:proofErr w:type="gramStart"/>
+      <w:r>
+        <w:rPr>
+          <w:rFonts w:ascii="Courier New" w:eastAsia="Courier New" w:hAnsi="Courier New" w:cs="Courier New"/>
+          <w:color w:val="2B2B2B"/>
+          <w:sz w:val="18"/>
+          <w:szCs w:val="18"/>
+        </w:rPr>
+        <w:t>http.authorizeHttpRequests</w:t>
+      </w:r>
+      <w:proofErr w:type="spellEnd"/>
+      <w:proofErr w:type="gramEnd"/>
+      <w:r>
+        <w:rPr>
+          <w:rFonts w:ascii="Courier New" w:eastAsia="Courier New" w:hAnsi="Courier New" w:cs="Courier New"/>
+          <w:color w:val="2B2B2B"/>
+          <w:sz w:val="18"/>
+          <w:szCs w:val="18"/>
+        </w:rPr>
+        <w:t xml:space="preserve">(request -&gt; </w:t>
+      </w:r>
+      <w:proofErr w:type="spellStart"/>
+      <w:proofErr w:type="gramStart"/>
+      <w:r>
+        <w:rPr>
+          <w:rFonts w:ascii="Courier New" w:eastAsia="Courier New" w:hAnsi="Courier New" w:cs="Courier New"/>
+          <w:color w:val="2B2B2B"/>
+          <w:sz w:val="18"/>
+          <w:szCs w:val="18"/>
+        </w:rPr>
+        <w:t>request.anyRequest</w:t>
+      </w:r>
+      <w:proofErr w:type="spellEnd"/>
+      <w:proofErr w:type="gramEnd"/>
+      <w:r>
+        <w:rPr>
+          <w:rFonts w:ascii="Courier New" w:eastAsia="Courier New" w:hAnsi="Courier New" w:cs="Courier New"/>
+          <w:color w:val="2B2B2B"/>
+          <w:sz w:val="18"/>
+          <w:szCs w:val="18"/>
+        </w:rPr>
+        <w:t>(</w:t>
+      </w:r>
+      <w:proofErr w:type="gramStart"/>
+      <w:r>
+        <w:rPr>
+          <w:rFonts w:ascii="Courier New" w:eastAsia="Courier New" w:hAnsi="Courier New" w:cs="Courier New"/>
+          <w:color w:val="2B2B2B"/>
+          <w:sz w:val="18"/>
+          <w:szCs w:val="18"/>
+        </w:rPr>
+        <w:t>).authenticated</w:t>
+      </w:r>
+      <w:proofErr w:type="gramEnd"/>
+      <w:r>
+        <w:rPr>
+          <w:rFonts w:ascii="Courier New" w:eastAsia="Courier New" w:hAnsi="Courier New" w:cs="Courier New"/>
+          <w:color w:val="2B2B2B"/>
+          <w:sz w:val="18"/>
+          <w:szCs w:val="18"/>
+        </w:rPr>
+        <w:t>());</w:t>
+      </w:r>
+    </w:p>
+    <w:p>
+      <w:pPr>
+        <w:shd w:val="clear" w:color="auto" w:fill="F0F0F0"/>
+        <w:spacing w:after="120"/>
+        <w:ind w:left="480" w:right="360"/>
+      </w:pPr>
+      <w:r>
+        <w:rPr>
+          <w:rFonts w:ascii="Courier New" w:eastAsia="Courier New" w:hAnsi="Courier New" w:cs="Courier New"/>
+          <w:color w:val="2B2B2B"/>
+          <w:sz w:val="18"/>
+          <w:szCs w:val="18"/>
+        </w:rPr>
+        <w:t xml:space="preserve">return </w:t>
+      </w:r>
+      <w:proofErr w:type="spellStart"/>
+      <w:proofErr w:type="gramStart"/>
+      <w:r>
+        <w:rPr>
+          <w:rFonts w:ascii="Courier New" w:eastAsia="Courier New" w:hAnsi="Courier New" w:cs="Courier New"/>
+          <w:color w:val="2B2B2B"/>
+          <w:sz w:val="18"/>
+          <w:szCs w:val="18"/>
+        </w:rPr>
+        <w:t>http.build</w:t>
+      </w:r>
+      <w:proofErr w:type="spellEnd"/>
+      <w:proofErr w:type="gramEnd"/>
+      <w:r>
+        <w:rPr>
+          <w:rFonts w:ascii="Courier New" w:eastAsia="Courier New" w:hAnsi="Courier New" w:cs="Courier New"/>
+          <w:color w:val="2B2B2B"/>
+          <w:sz w:val="18"/>
+          <w:szCs w:val="18"/>
+        </w:rPr>
+        <w:t>();</w:t>
+      </w:r>
+    </w:p>
+    <w:p>
+      <w:pPr>
+        <w:spacing w:before="260" w:after="100"/>
+      </w:pPr>
+      <w:r>
+        <w:rPr>
+          <w:b/>
+          <w:bCs/>
+          <w:color w:val="2E75B6"/>
+          <w:sz w:val="26"/>
+          <w:szCs w:val="26"/>
+        </w:rPr>
+        <w:t>Doubt that came up</w:t>
+      </w:r>
+    </w:p>
+    <w:p>
+      <w:pPr>
+        <w:spacing w:before="60" w:after="100"/>
+      </w:pPr>
+      <w:r>
+        <w:rPr>
+          <w:color w:val="2B2B2B"/>
+        </w:rPr>
+        <w:t>Username and password were provided in Postman but still getting 403. Why is it not working even after sending credentials?</w:t>
+      </w:r>
+    </w:p>
+    <w:p>
+      <w:pPr>
+        <w:spacing w:before="260" w:after="100"/>
+      </w:pPr>
+      <w:r>
+        <w:rPr>
+          <w:b/>
+          <w:bCs/>
+          <w:color w:val="2E75B6"/>
+          <w:sz w:val="26"/>
+          <w:szCs w:val="26"/>
+        </w:rPr>
+        <w:t>What happens</w:t>
+      </w:r>
+    </w:p>
+    <w:p>
+      <w:pPr>
+        <w:spacing w:before="60" w:after="100"/>
+      </w:pPr>
+      <w:r>
+        <w:rPr>
+          <w:color w:val="2B2B2B"/>
+        </w:rPr>
+        <w:t>403 Forbidden on both browser and Postman even when credentials are provided.</w:t>
+      </w:r>
+    </w:p>
+    <w:p>
+      <w:pPr>
+        <w:spacing w:before="260" w:after="100"/>
+      </w:pPr>
+      <w:r>
+        <w:rPr>
+          <w:b/>
+          <w:bCs/>
+          <w:color w:val="2E75B6"/>
+          <w:sz w:val="26"/>
+          <w:szCs w:val="26"/>
+        </w:rPr>
+        <w:t>Why</w:t>
+      </w:r>
+    </w:p>
+    <w:p>
+      <w:pPr>
+        <w:spacing w:before="60" w:after="100"/>
+      </w:pPr>
+      <w:r>
+        <w:rPr>
+          <w:color w:val="2B2B2B"/>
+        </w:rPr>
+        <w:t xml:space="preserve">You told Spring Security every request </w:t>
+      </w:r>
+      <w:proofErr w:type="gramStart"/>
+      <w:r>
+        <w:rPr>
+          <w:color w:val="2B2B2B"/>
+        </w:rPr>
+        <w:t>needs</w:t>
+      </w:r>
+      <w:proofErr w:type="gramEnd"/>
+      <w:r>
+        <w:rPr>
+          <w:color w:val="2B2B2B"/>
+        </w:rPr>
+        <w:t xml:space="preserve"> authentication but you did not tell it how to authenticate. You provided username and password but Spring Security does not know where to look for them. Is it in a form, in a Basic Auth header, in a JWT token? No authentication mechanism is configured so Spring Security simply blocks everything regardless of what credentials you send.</w:t>
+      </w:r>
+    </w:p>
+    <w:p>
+      <w:pPr>
+        <w:pBdr>
+          <w:left w:val="single" w:sz="14" w:space="10" w:color="2E75B6"/>
+        </w:pBdr>
+        <w:shd w:val="clear" w:color="auto" w:fill="EBF5FB"/>
+        <w:spacing w:before="140" w:after="140"/>
+        <w:ind w:left="360"/>
+      </w:pPr>
+      <w:proofErr w:type="spellStart"/>
+      <w:r>
+        <w:rPr>
+          <w:i/>
+          <w:iCs/>
+          <w:color w:val="1F4E79"/>
+          <w:sz w:val="21"/>
+          <w:szCs w:val="21"/>
+        </w:rPr>
+        <w:t>authorizeHttpRequests</w:t>
+      </w:r>
+      <w:proofErr w:type="spellEnd"/>
+      <w:r>
+        <w:rPr>
+          <w:i/>
+          <w:iCs/>
+          <w:color w:val="1F4E79"/>
+          <w:sz w:val="21"/>
+          <w:szCs w:val="21"/>
+        </w:rPr>
+        <w:t xml:space="preserve"> defines the rules. But without an auth mechanism like </w:t>
+      </w:r>
+      <w:proofErr w:type="spellStart"/>
+      <w:r>
+        <w:rPr>
+          <w:i/>
+          <w:iCs/>
+          <w:color w:val="1F4E79"/>
+          <w:sz w:val="21"/>
+          <w:szCs w:val="21"/>
+        </w:rPr>
+        <w:t>httpBasic</w:t>
+      </w:r>
+      <w:proofErr w:type="spellEnd"/>
+      <w:r>
+        <w:rPr>
+          <w:i/>
+          <w:iCs/>
+          <w:color w:val="1F4E79"/>
+          <w:sz w:val="21"/>
+          <w:szCs w:val="21"/>
+        </w:rPr>
+        <w:t xml:space="preserve"> or </w:t>
+      </w:r>
+      <w:proofErr w:type="spellStart"/>
+      <w:r>
+        <w:rPr>
+          <w:i/>
+          <w:iCs/>
+          <w:color w:val="1F4E79"/>
+          <w:sz w:val="21"/>
+          <w:szCs w:val="21"/>
+        </w:rPr>
+        <w:t>formLogin</w:t>
+      </w:r>
+      <w:proofErr w:type="spellEnd"/>
+      <w:r>
+        <w:rPr>
+          <w:i/>
+          <w:iCs/>
+          <w:color w:val="1F4E79"/>
+          <w:sz w:val="21"/>
+          <w:szCs w:val="21"/>
+        </w:rPr>
+        <w:t>, Spring Security has no way to verify the credentials even if they are present in the request.</w:t>
+      </w:r>
+    </w:p>
+    <w:p>
+      <w:pPr>
+        <w:pBdr>
+          <w:bottom w:val="single" w:sz="4" w:space="4" w:color="2E75B6"/>
+        </w:pBdr>
+        <w:spacing w:before="440" w:after="160"/>
+      </w:pPr>
+      <w:r>
+        <w:rPr>
+          <w:b/>
+          <w:bCs/>
+          <w:color w:val="1F4E79"/>
+          <w:sz w:val="30"/>
+          <w:szCs w:val="30"/>
+        </w:rPr>
+        <w:lastRenderedPageBreak/>
+        <w:t xml:space="preserve">23. Code 3 — </w:t>
+      </w:r>
+      <w:proofErr w:type="spellStart"/>
+      <w:r>
+        <w:rPr>
+          <w:b/>
+          <w:bCs/>
+          <w:color w:val="1F4E79"/>
+          <w:sz w:val="30"/>
+          <w:szCs w:val="30"/>
+        </w:rPr>
+        <w:t>formLogin</w:t>
+      </w:r>
+      <w:proofErr w:type="spellEnd"/>
+      <w:r>
+        <w:rPr>
+          <w:b/>
+          <w:bCs/>
+          <w:color w:val="1F4E79"/>
+          <w:sz w:val="30"/>
+          <w:szCs w:val="30"/>
+        </w:rPr>
+        <w:t xml:space="preserve"> Added</w:t>
+      </w:r>
+    </w:p>
+    <w:p>
+      <w:pPr>
+        <w:shd w:val="clear" w:color="auto" w:fill="F0F0F0"/>
+        <w:spacing w:before="120"/>
+        <w:ind w:left="480" w:right="360"/>
+      </w:pPr>
+      <w:proofErr w:type="spellStart"/>
+      <w:proofErr w:type="gramStart"/>
+      <w:r>
+        <w:rPr>
+          <w:rFonts w:ascii="Courier New" w:eastAsia="Courier New" w:hAnsi="Courier New" w:cs="Courier New"/>
+          <w:color w:val="2B2B2B"/>
+          <w:sz w:val="18"/>
+          <w:szCs w:val="18"/>
+        </w:rPr>
+        <w:t>http.csrf</w:t>
+      </w:r>
+      <w:proofErr w:type="spellEnd"/>
+      <w:proofErr w:type="gramEnd"/>
+      <w:r>
+        <w:rPr>
+          <w:rFonts w:ascii="Courier New" w:eastAsia="Courier New" w:hAnsi="Courier New" w:cs="Courier New"/>
+          <w:color w:val="2B2B2B"/>
+          <w:sz w:val="18"/>
+          <w:szCs w:val="18"/>
+        </w:rPr>
+        <w:t xml:space="preserve">(customizer -&gt; </w:t>
+      </w:r>
+      <w:proofErr w:type="spellStart"/>
+      <w:proofErr w:type="gramStart"/>
+      <w:r>
+        <w:rPr>
+          <w:rFonts w:ascii="Courier New" w:eastAsia="Courier New" w:hAnsi="Courier New" w:cs="Courier New"/>
+          <w:color w:val="2B2B2B"/>
+          <w:sz w:val="18"/>
+          <w:szCs w:val="18"/>
+        </w:rPr>
+        <w:t>customizer.disable</w:t>
+      </w:r>
+      <w:proofErr w:type="spellEnd"/>
+      <w:proofErr w:type="gramEnd"/>
+      <w:r>
+        <w:rPr>
+          <w:rFonts w:ascii="Courier New" w:eastAsia="Courier New" w:hAnsi="Courier New" w:cs="Courier New"/>
+          <w:color w:val="2B2B2B"/>
+          <w:sz w:val="18"/>
+          <w:szCs w:val="18"/>
+        </w:rPr>
+        <w:t>());</w:t>
+      </w:r>
+    </w:p>
+    <w:p>
+      <w:pPr>
+        <w:shd w:val="clear" w:color="auto" w:fill="F0F0F0"/>
+        <w:ind w:left="480" w:right="360"/>
+      </w:pPr>
+      <w:proofErr w:type="spellStart"/>
+      <w:proofErr w:type="gramStart"/>
+      <w:r>
+        <w:rPr>
+          <w:rFonts w:ascii="Courier New" w:eastAsia="Courier New" w:hAnsi="Courier New" w:cs="Courier New"/>
+          <w:color w:val="2B2B2B"/>
+          <w:sz w:val="18"/>
+          <w:szCs w:val="18"/>
+        </w:rPr>
+        <w:t>http.authorizeHttpRequests</w:t>
+      </w:r>
+      <w:proofErr w:type="spellEnd"/>
+      <w:proofErr w:type="gramEnd"/>
+      <w:r>
+        <w:rPr>
+          <w:rFonts w:ascii="Courier New" w:eastAsia="Courier New" w:hAnsi="Courier New" w:cs="Courier New"/>
+          <w:color w:val="2B2B2B"/>
+          <w:sz w:val="18"/>
+          <w:szCs w:val="18"/>
+        </w:rPr>
+        <w:t xml:space="preserve">(request -&gt; </w:t>
+      </w:r>
+      <w:proofErr w:type="spellStart"/>
+      <w:proofErr w:type="gramStart"/>
+      <w:r>
+        <w:rPr>
+          <w:rFonts w:ascii="Courier New" w:eastAsia="Courier New" w:hAnsi="Courier New" w:cs="Courier New"/>
+          <w:color w:val="2B2B2B"/>
+          <w:sz w:val="18"/>
+          <w:szCs w:val="18"/>
+        </w:rPr>
+        <w:t>request.anyRequest</w:t>
+      </w:r>
+      <w:proofErr w:type="spellEnd"/>
+      <w:proofErr w:type="gramEnd"/>
+      <w:r>
+        <w:rPr>
+          <w:rFonts w:ascii="Courier New" w:eastAsia="Courier New" w:hAnsi="Courier New" w:cs="Courier New"/>
+          <w:color w:val="2B2B2B"/>
+          <w:sz w:val="18"/>
+          <w:szCs w:val="18"/>
+        </w:rPr>
+        <w:t>(</w:t>
+      </w:r>
+      <w:proofErr w:type="gramStart"/>
+      <w:r>
+        <w:rPr>
+          <w:rFonts w:ascii="Courier New" w:eastAsia="Courier New" w:hAnsi="Courier New" w:cs="Courier New"/>
+          <w:color w:val="2B2B2B"/>
+          <w:sz w:val="18"/>
+          <w:szCs w:val="18"/>
+        </w:rPr>
+        <w:t>).authenticated</w:t>
+      </w:r>
+      <w:proofErr w:type="gramEnd"/>
+      <w:r>
+        <w:rPr>
+          <w:rFonts w:ascii="Courier New" w:eastAsia="Courier New" w:hAnsi="Courier New" w:cs="Courier New"/>
+          <w:color w:val="2B2B2B"/>
+          <w:sz w:val="18"/>
+          <w:szCs w:val="18"/>
+        </w:rPr>
+        <w:t>());</w:t>
+      </w:r>
+    </w:p>
+    <w:p>
+      <w:pPr>
+        <w:shd w:val="clear" w:color="auto" w:fill="F0F0F0"/>
+        <w:ind w:left="480" w:right="360"/>
+      </w:pPr>
+      <w:proofErr w:type="spellStart"/>
+      <w:proofErr w:type="gramStart"/>
+      <w:r>
+        <w:rPr>
+          <w:rFonts w:ascii="Courier New" w:eastAsia="Courier New" w:hAnsi="Courier New" w:cs="Courier New"/>
+          <w:color w:val="2B2B2B"/>
+          <w:sz w:val="18"/>
+          <w:szCs w:val="18"/>
+        </w:rPr>
+        <w:t>http.formLogin</w:t>
+      </w:r>
+      <w:proofErr w:type="spellEnd"/>
+      <w:proofErr w:type="gramEnd"/>
+      <w:r>
+        <w:rPr>
+          <w:rFonts w:ascii="Courier New" w:eastAsia="Courier New" w:hAnsi="Courier New" w:cs="Courier New"/>
+          <w:color w:val="2B2B2B"/>
+          <w:sz w:val="18"/>
+          <w:szCs w:val="18"/>
+        </w:rPr>
+        <w:t>(</w:t>
+      </w:r>
+      <w:proofErr w:type="spellStart"/>
+      <w:r>
+        <w:rPr>
+          <w:rFonts w:ascii="Courier New" w:eastAsia="Courier New" w:hAnsi="Courier New" w:cs="Courier New"/>
+          <w:color w:val="2B2B2B"/>
+          <w:sz w:val="18"/>
+          <w:szCs w:val="18"/>
+        </w:rPr>
+        <w:t>Customizer.withDefaults</w:t>
+      </w:r>
+      <w:proofErr w:type="spellEnd"/>
+      <w:r>
+        <w:rPr>
+          <w:rFonts w:ascii="Courier New" w:eastAsia="Courier New" w:hAnsi="Courier New" w:cs="Courier New"/>
+          <w:color w:val="2B2B2B"/>
+          <w:sz w:val="18"/>
+          <w:szCs w:val="18"/>
+        </w:rPr>
+        <w:t>());</w:t>
+      </w:r>
+    </w:p>
+    <w:p>
+      <w:pPr>
+        <w:shd w:val="clear" w:color="auto" w:fill="F0F0F0"/>
+        <w:spacing w:after="120"/>
+        <w:ind w:left="480" w:right="360"/>
+      </w:pPr>
+      <w:r>
+        <w:rPr>
+          <w:rFonts w:ascii="Courier New" w:eastAsia="Courier New" w:hAnsi="Courier New" w:cs="Courier New"/>
+          <w:color w:val="2B2B2B"/>
+          <w:sz w:val="18"/>
+          <w:szCs w:val="18"/>
+        </w:rPr>
+        <w:t xml:space="preserve">return </w:t>
+      </w:r>
+      <w:proofErr w:type="spellStart"/>
+      <w:proofErr w:type="gramStart"/>
+      <w:r>
+        <w:rPr>
+          <w:rFonts w:ascii="Courier New" w:eastAsia="Courier New" w:hAnsi="Courier New" w:cs="Courier New"/>
+          <w:color w:val="2B2B2B"/>
+          <w:sz w:val="18"/>
+          <w:szCs w:val="18"/>
+        </w:rPr>
+        <w:t>http.build</w:t>
+      </w:r>
+      <w:proofErr w:type="spellEnd"/>
+      <w:proofErr w:type="gramEnd"/>
+      <w:r>
+        <w:rPr>
+          <w:rFonts w:ascii="Courier New" w:eastAsia="Courier New" w:hAnsi="Courier New" w:cs="Courier New"/>
+          <w:color w:val="2B2B2B"/>
+          <w:sz w:val="18"/>
+          <w:szCs w:val="18"/>
+        </w:rPr>
+        <w:t>();</w:t>
+      </w:r>
+    </w:p>
+    <w:p>
+      <w:pPr>
+        <w:spacing w:before="260" w:after="100"/>
+      </w:pPr>
+      <w:r>
+        <w:rPr>
+          <w:b/>
+          <w:bCs/>
+          <w:color w:val="2E75B6"/>
+          <w:sz w:val="26"/>
+          <w:szCs w:val="26"/>
+        </w:rPr>
+        <w:t>Doubt that came up</w:t>
+      </w:r>
+    </w:p>
+    <w:p>
+      <w:pPr>
+        <w:spacing w:before="60" w:after="100"/>
+      </w:pPr>
+      <w:r>
+        <w:rPr>
+          <w:color w:val="2B2B2B"/>
+        </w:rPr>
+        <w:t>This worked on browser but Postman was returning HTML instead of JSON data. Why is the response HTML?</w:t>
+      </w:r>
+    </w:p>
+    <w:p>
+      <w:pPr>
+        <w:spacing w:before="260" w:after="100"/>
+      </w:pPr>
+      <w:r>
+        <w:rPr>
+          <w:b/>
+          <w:bCs/>
+          <w:color w:val="2E75B6"/>
+          <w:sz w:val="26"/>
+          <w:szCs w:val="26"/>
+        </w:rPr>
+        <w:t>What happens on browser</w:t>
+      </w:r>
+    </w:p>
+    <w:p>
+      <w:pPr>
+        <w:spacing w:before="60" w:after="100"/>
+      </w:pPr>
+      <w:r>
+        <w:rPr>
+          <w:color w:val="2B2B2B"/>
+        </w:rPr>
+        <w:t>Spring Security redirects you to an HTML login page. You fill credentials, session is created, you can access endpoints normally.</w:t>
+      </w:r>
+    </w:p>
+    <w:p>
+      <w:pPr>
+        <w:spacing w:before="260" w:after="100"/>
+      </w:pPr>
+      <w:r>
+        <w:rPr>
+          <w:b/>
+          <w:bCs/>
+          <w:color w:val="2E75B6"/>
+          <w:sz w:val="26"/>
+          <w:szCs w:val="26"/>
+        </w:rPr>
+        <w:t>What happens on Postman</w:t>
+      </w:r>
+    </w:p>
+    <w:p>
+      <w:pPr>
+        <w:spacing w:before="60" w:after="100"/>
+      </w:pPr>
+      <w:r>
+        <w:rPr>
+          <w:color w:val="2B2B2B"/>
+        </w:rPr>
+        <w:t>Response comes back as HTML of the login page instead of actual JSON data. Status shows 200 OK but the body is the login page HTML with Please sign in heading and a form with username and password fields.</w:t>
+      </w:r>
+    </w:p>
+    <w:p>
+      <w:pPr>
+        <w:spacing w:before="260" w:after="100"/>
+      </w:pPr>
+      <w:r>
+        <w:rPr>
+          <w:b/>
+          <w:bCs/>
+          <w:color w:val="2E75B6"/>
+          <w:sz w:val="26"/>
+          <w:szCs w:val="26"/>
+        </w:rPr>
+        <w:t>Why</w:t>
+      </w:r>
+    </w:p>
+    <w:p>
+      <w:pPr>
+        <w:spacing w:before="60" w:after="100"/>
+      </w:pPr>
+      <w:proofErr w:type="spellStart"/>
+      <w:r>
+        <w:rPr>
+          <w:color w:val="2B2B2B"/>
+        </w:rPr>
+        <w:t>formLogin</w:t>
+      </w:r>
+      <w:proofErr w:type="spellEnd"/>
+      <w:r>
+        <w:rPr>
+          <w:color w:val="2B2B2B"/>
+        </w:rPr>
+        <w:t xml:space="preserve"> is designed for </w:t>
+      </w:r>
+      <w:proofErr w:type="gramStart"/>
+      <w:r>
+        <w:rPr>
+          <w:color w:val="2B2B2B"/>
+        </w:rPr>
+        <w:t>browser based</w:t>
+      </w:r>
+      <w:proofErr w:type="gramEnd"/>
+      <w:r>
+        <w:rPr>
+          <w:color w:val="2B2B2B"/>
+        </w:rPr>
+        <w:t xml:space="preserve"> form submissions. When Postman hits an endpoint without authentication, Spring Security redirects to the login page. Postman follows that redirect and shows you the HTML of the login page. The response is 200 OK because Postman successfully loaded the login page. But that is not your actual data. </w:t>
+      </w:r>
+      <w:proofErr w:type="spellStart"/>
+      <w:r>
+        <w:rPr>
+          <w:color w:val="2B2B2B"/>
+        </w:rPr>
+        <w:t>formLogin</w:t>
+      </w:r>
+      <w:proofErr w:type="spellEnd"/>
+      <w:r>
+        <w:rPr>
+          <w:color w:val="2B2B2B"/>
+        </w:rPr>
+        <w:t xml:space="preserve"> is not suitable for REST APIs because it returns HTML redirects instead of JSON responses.</w:t>
+      </w:r>
+    </w:p>
+    <w:p>
+      <w:pPr>
+        <w:pBdr>
+          <w:left w:val="single" w:sz="14" w:space="10" w:color="FFC107"/>
+        </w:pBdr>
+        <w:shd w:val="clear" w:color="auto" w:fill="FFF9E6"/>
+        <w:spacing w:before="140" w:after="140"/>
+        <w:ind w:left="360"/>
+      </w:pPr>
+      <w:r>
+        <w:rPr>
+          <w:i/>
+          <w:iCs/>
+          <w:color w:val="664D00"/>
+          <w:sz w:val="21"/>
+          <w:szCs w:val="21"/>
+        </w:rPr>
+        <w:t xml:space="preserve">A REST API should return 401 unauthorized in JSON format when credentials are missing, not redirect to an HTML login page. </w:t>
+      </w:r>
+      <w:proofErr w:type="spellStart"/>
+      <w:r>
+        <w:rPr>
+          <w:i/>
+          <w:iCs/>
+          <w:color w:val="664D00"/>
+          <w:sz w:val="21"/>
+          <w:szCs w:val="21"/>
+        </w:rPr>
+        <w:t>formLogin</w:t>
+      </w:r>
+      <w:proofErr w:type="spellEnd"/>
+      <w:r>
+        <w:rPr>
+          <w:i/>
+          <w:iCs/>
+          <w:color w:val="664D00"/>
+          <w:sz w:val="21"/>
+          <w:szCs w:val="21"/>
+        </w:rPr>
+        <w:t xml:space="preserve"> does the opposite of what a REST API needs.</w:t>
+      </w:r>
+    </w:p>
+    <w:p>
+      <w:pPr>
+        <w:pBdr>
+          <w:bottom w:val="single" w:sz="4" w:space="4" w:color="2E75B6"/>
+        </w:pBdr>
+        <w:spacing w:before="440" w:after="160"/>
+      </w:pPr>
+      <w:r>
+        <w:rPr>
+          <w:b/>
+          <w:bCs/>
+          <w:color w:val="1F4E79"/>
+          <w:sz w:val="30"/>
+          <w:szCs w:val="30"/>
+        </w:rPr>
+        <w:t xml:space="preserve">24. Code 4 — </w:t>
+      </w:r>
+      <w:proofErr w:type="spellStart"/>
+      <w:r>
+        <w:rPr>
+          <w:b/>
+          <w:bCs/>
+          <w:color w:val="1F4E79"/>
+          <w:sz w:val="30"/>
+          <w:szCs w:val="30"/>
+        </w:rPr>
+        <w:t>formLogin</w:t>
+      </w:r>
+      <w:proofErr w:type="spellEnd"/>
+      <w:r>
+        <w:rPr>
+          <w:b/>
+          <w:bCs/>
+          <w:color w:val="1F4E79"/>
+          <w:sz w:val="30"/>
+          <w:szCs w:val="30"/>
+        </w:rPr>
+        <w:t xml:space="preserve"> and </w:t>
+      </w:r>
+      <w:proofErr w:type="spellStart"/>
+      <w:r>
+        <w:rPr>
+          <w:b/>
+          <w:bCs/>
+          <w:color w:val="1F4E79"/>
+          <w:sz w:val="30"/>
+          <w:szCs w:val="30"/>
+        </w:rPr>
+        <w:t>httpBasic</w:t>
+      </w:r>
+      <w:proofErr w:type="spellEnd"/>
+      <w:r>
+        <w:rPr>
+          <w:b/>
+          <w:bCs/>
+          <w:color w:val="1F4E79"/>
+          <w:sz w:val="30"/>
+          <w:szCs w:val="30"/>
+        </w:rPr>
+        <w:t xml:space="preserve"> Both Added with STATELESS</w:t>
+      </w:r>
+    </w:p>
+    <w:p>
+      <w:pPr>
+        <w:shd w:val="clear" w:color="auto" w:fill="F0F0F0"/>
+        <w:spacing w:before="120"/>
+        <w:ind w:left="480" w:right="360"/>
+      </w:pPr>
+      <w:proofErr w:type="spellStart"/>
+      <w:proofErr w:type="gramStart"/>
+      <w:r>
+        <w:rPr>
+          <w:rFonts w:ascii="Courier New" w:eastAsia="Courier New" w:hAnsi="Courier New" w:cs="Courier New"/>
+          <w:color w:val="2B2B2B"/>
+          <w:sz w:val="18"/>
+          <w:szCs w:val="18"/>
+        </w:rPr>
+        <w:t>http.csrf</w:t>
+      </w:r>
+      <w:proofErr w:type="spellEnd"/>
+      <w:proofErr w:type="gramEnd"/>
+      <w:r>
+        <w:rPr>
+          <w:rFonts w:ascii="Courier New" w:eastAsia="Courier New" w:hAnsi="Courier New" w:cs="Courier New"/>
+          <w:color w:val="2B2B2B"/>
+          <w:sz w:val="18"/>
+          <w:szCs w:val="18"/>
+        </w:rPr>
+        <w:t xml:space="preserve">(customizer -&gt; </w:t>
+      </w:r>
+      <w:proofErr w:type="spellStart"/>
+      <w:proofErr w:type="gramStart"/>
+      <w:r>
+        <w:rPr>
+          <w:rFonts w:ascii="Courier New" w:eastAsia="Courier New" w:hAnsi="Courier New" w:cs="Courier New"/>
+          <w:color w:val="2B2B2B"/>
+          <w:sz w:val="18"/>
+          <w:szCs w:val="18"/>
+        </w:rPr>
+        <w:t>customizer.disable</w:t>
+      </w:r>
+      <w:proofErr w:type="spellEnd"/>
+      <w:proofErr w:type="gramEnd"/>
+      <w:r>
+        <w:rPr>
+          <w:rFonts w:ascii="Courier New" w:eastAsia="Courier New" w:hAnsi="Courier New" w:cs="Courier New"/>
+          <w:color w:val="2B2B2B"/>
+          <w:sz w:val="18"/>
+          <w:szCs w:val="18"/>
+        </w:rPr>
+        <w:t>());</w:t>
+      </w:r>
+    </w:p>
+    <w:p>
+      <w:pPr>
+        <w:shd w:val="clear" w:color="auto" w:fill="F0F0F0"/>
+        <w:ind w:left="480" w:right="360"/>
+      </w:pPr>
+      <w:proofErr w:type="spellStart"/>
+      <w:proofErr w:type="gramStart"/>
+      <w:r>
+        <w:rPr>
+          <w:rFonts w:ascii="Courier New" w:eastAsia="Courier New" w:hAnsi="Courier New" w:cs="Courier New"/>
+          <w:color w:val="2B2B2B"/>
+          <w:sz w:val="18"/>
+          <w:szCs w:val="18"/>
+        </w:rPr>
+        <w:t>http.authorizeHttpRequests</w:t>
+      </w:r>
+      <w:proofErr w:type="spellEnd"/>
+      <w:proofErr w:type="gramEnd"/>
+      <w:r>
+        <w:rPr>
+          <w:rFonts w:ascii="Courier New" w:eastAsia="Courier New" w:hAnsi="Courier New" w:cs="Courier New"/>
+          <w:color w:val="2B2B2B"/>
+          <w:sz w:val="18"/>
+          <w:szCs w:val="18"/>
+        </w:rPr>
+        <w:t xml:space="preserve">(request -&gt; </w:t>
+      </w:r>
+      <w:proofErr w:type="spellStart"/>
+      <w:proofErr w:type="gramStart"/>
+      <w:r>
+        <w:rPr>
+          <w:rFonts w:ascii="Courier New" w:eastAsia="Courier New" w:hAnsi="Courier New" w:cs="Courier New"/>
+          <w:color w:val="2B2B2B"/>
+          <w:sz w:val="18"/>
+          <w:szCs w:val="18"/>
+        </w:rPr>
+        <w:t>request.anyRequest</w:t>
+      </w:r>
+      <w:proofErr w:type="spellEnd"/>
+      <w:proofErr w:type="gramEnd"/>
+      <w:r>
+        <w:rPr>
+          <w:rFonts w:ascii="Courier New" w:eastAsia="Courier New" w:hAnsi="Courier New" w:cs="Courier New"/>
+          <w:color w:val="2B2B2B"/>
+          <w:sz w:val="18"/>
+          <w:szCs w:val="18"/>
+        </w:rPr>
+        <w:t>(</w:t>
+      </w:r>
+      <w:proofErr w:type="gramStart"/>
+      <w:r>
+        <w:rPr>
+          <w:rFonts w:ascii="Courier New" w:eastAsia="Courier New" w:hAnsi="Courier New" w:cs="Courier New"/>
+          <w:color w:val="2B2B2B"/>
+          <w:sz w:val="18"/>
+          <w:szCs w:val="18"/>
+        </w:rPr>
+        <w:t>).authenticated</w:t>
+      </w:r>
+      <w:proofErr w:type="gramEnd"/>
+      <w:r>
+        <w:rPr>
+          <w:rFonts w:ascii="Courier New" w:eastAsia="Courier New" w:hAnsi="Courier New" w:cs="Courier New"/>
+          <w:color w:val="2B2B2B"/>
+          <w:sz w:val="18"/>
+          <w:szCs w:val="18"/>
+        </w:rPr>
+        <w:t>());</w:t>
+      </w:r>
+    </w:p>
+    <w:p>
+      <w:pPr>
+        <w:shd w:val="clear" w:color="auto" w:fill="F0F0F0"/>
+        <w:ind w:left="480" w:right="360"/>
+      </w:pPr>
+      <w:proofErr w:type="spellStart"/>
+      <w:proofErr w:type="gramStart"/>
+      <w:r>
+        <w:rPr>
+          <w:rFonts w:ascii="Courier New" w:eastAsia="Courier New" w:hAnsi="Courier New" w:cs="Courier New"/>
+          <w:color w:val="2B2B2B"/>
+          <w:sz w:val="18"/>
+          <w:szCs w:val="18"/>
+        </w:rPr>
+        <w:t>http.formLogin</w:t>
+      </w:r>
+      <w:proofErr w:type="spellEnd"/>
+      <w:proofErr w:type="gramEnd"/>
+      <w:r>
+        <w:rPr>
+          <w:rFonts w:ascii="Courier New" w:eastAsia="Courier New" w:hAnsi="Courier New" w:cs="Courier New"/>
+          <w:color w:val="2B2B2B"/>
+          <w:sz w:val="18"/>
+          <w:szCs w:val="18"/>
+        </w:rPr>
+        <w:t>(</w:t>
+      </w:r>
+      <w:proofErr w:type="spellStart"/>
+      <w:r>
+        <w:rPr>
+          <w:rFonts w:ascii="Courier New" w:eastAsia="Courier New" w:hAnsi="Courier New" w:cs="Courier New"/>
+          <w:color w:val="2B2B2B"/>
+          <w:sz w:val="18"/>
+          <w:szCs w:val="18"/>
+        </w:rPr>
+        <w:t>Customizer.withDefaults</w:t>
+      </w:r>
+      <w:proofErr w:type="spellEnd"/>
+      <w:r>
+        <w:rPr>
+          <w:rFonts w:ascii="Courier New" w:eastAsia="Courier New" w:hAnsi="Courier New" w:cs="Courier New"/>
+          <w:color w:val="2B2B2B"/>
+          <w:sz w:val="18"/>
+          <w:szCs w:val="18"/>
+        </w:rPr>
+        <w:t>());</w:t>
+      </w:r>
+    </w:p>
+    <w:p>
+      <w:pPr>
+        <w:shd w:val="clear" w:color="auto" w:fill="F0F0F0"/>
+        <w:ind w:left="480" w:right="360"/>
+      </w:pPr>
+      <w:proofErr w:type="spellStart"/>
+      <w:proofErr w:type="gramStart"/>
+      <w:r>
+        <w:rPr>
+          <w:rFonts w:ascii="Courier New" w:eastAsia="Courier New" w:hAnsi="Courier New" w:cs="Courier New"/>
+          <w:color w:val="2B2B2B"/>
+          <w:sz w:val="18"/>
+          <w:szCs w:val="18"/>
+        </w:rPr>
+        <w:t>http.httpBasic</w:t>
+      </w:r>
+      <w:proofErr w:type="spellEnd"/>
+      <w:proofErr w:type="gramEnd"/>
+      <w:r>
+        <w:rPr>
+          <w:rFonts w:ascii="Courier New" w:eastAsia="Courier New" w:hAnsi="Courier New" w:cs="Courier New"/>
+          <w:color w:val="2B2B2B"/>
+          <w:sz w:val="18"/>
+          <w:szCs w:val="18"/>
+        </w:rPr>
+        <w:t>(</w:t>
+      </w:r>
+      <w:proofErr w:type="spellStart"/>
+      <w:r>
+        <w:rPr>
+          <w:rFonts w:ascii="Courier New" w:eastAsia="Courier New" w:hAnsi="Courier New" w:cs="Courier New"/>
+          <w:color w:val="2B2B2B"/>
+          <w:sz w:val="18"/>
+          <w:szCs w:val="18"/>
+        </w:rPr>
+        <w:t>Customizer.withDefaults</w:t>
+      </w:r>
+      <w:proofErr w:type="spellEnd"/>
+      <w:r>
+        <w:rPr>
+          <w:rFonts w:ascii="Courier New" w:eastAsia="Courier New" w:hAnsi="Courier New" w:cs="Courier New"/>
+          <w:color w:val="2B2B2B"/>
+          <w:sz w:val="18"/>
+          <w:szCs w:val="18"/>
+        </w:rPr>
+        <w:t>());</w:t>
+      </w:r>
+    </w:p>
+    <w:p>
+      <w:pPr>
+        <w:shd w:val="clear" w:color="auto" w:fill="F0F0F0"/>
+        <w:ind w:left="480" w:right="360"/>
+      </w:pPr>
+      <w:proofErr w:type="spellStart"/>
+      <w:proofErr w:type="gramStart"/>
+      <w:r>
+        <w:rPr>
+          <w:rFonts w:ascii="Courier New" w:eastAsia="Courier New" w:hAnsi="Courier New" w:cs="Courier New"/>
+          <w:color w:val="2B2B2B"/>
+          <w:sz w:val="18"/>
+          <w:szCs w:val="18"/>
+        </w:rPr>
+        <w:t>http.sessionManagement</w:t>
+      </w:r>
+      <w:proofErr w:type="spellEnd"/>
+      <w:proofErr w:type="gramEnd"/>
+      <w:r>
+        <w:rPr>
+          <w:rFonts w:ascii="Courier New" w:eastAsia="Courier New" w:hAnsi="Courier New" w:cs="Courier New"/>
+          <w:color w:val="2B2B2B"/>
+          <w:sz w:val="18"/>
+          <w:szCs w:val="18"/>
+        </w:rPr>
+        <w:t>(session -&gt; session</w:t>
+      </w:r>
+    </w:p>
+    <w:p>
+      <w:pPr>
+        <w:shd w:val="clear" w:color="auto" w:fill="F0F0F0"/>
+        <w:ind w:left="480" w:right="360"/>
+      </w:pPr>
+      <w:r>
+        <w:rPr>
+          <w:rFonts w:ascii="Courier New" w:eastAsia="Courier New" w:hAnsi="Courier New" w:cs="Courier New"/>
+          <w:color w:val="2B2B2B"/>
+          <w:sz w:val="18"/>
+          <w:szCs w:val="18"/>
+        </w:rPr>
+        <w:t xml:space="preserve">    </w:t>
+      </w:r>
+      <w:proofErr w:type="gramStart"/>
+      <w:r>
+        <w:rPr>
+          <w:rFonts w:ascii="Courier New" w:eastAsia="Courier New" w:hAnsi="Courier New" w:cs="Courier New"/>
+          <w:color w:val="2B2B2B"/>
+          <w:sz w:val="18"/>
+          <w:szCs w:val="18"/>
+        </w:rPr>
+        <w:t>.</w:t>
+      </w:r>
+      <w:proofErr w:type="spellStart"/>
+      <w:r>
+        <w:rPr>
+          <w:rFonts w:ascii="Courier New" w:eastAsia="Courier New" w:hAnsi="Courier New" w:cs="Courier New"/>
+          <w:color w:val="2B2B2B"/>
+          <w:sz w:val="18"/>
+          <w:szCs w:val="18"/>
+        </w:rPr>
+        <w:t>sessionCreationPolicy</w:t>
+      </w:r>
+      <w:proofErr w:type="spellEnd"/>
+      <w:proofErr w:type="gramEnd"/>
+      <w:r>
+        <w:rPr>
+          <w:rFonts w:ascii="Courier New" w:eastAsia="Courier New" w:hAnsi="Courier New" w:cs="Courier New"/>
+          <w:color w:val="2B2B2B"/>
+          <w:sz w:val="18"/>
+          <w:szCs w:val="18"/>
+        </w:rPr>
+        <w:t>(</w:t>
+      </w:r>
+      <w:proofErr w:type="spellStart"/>
+      <w:r>
+        <w:rPr>
+          <w:rFonts w:ascii="Courier New" w:eastAsia="Courier New" w:hAnsi="Courier New" w:cs="Courier New"/>
+          <w:color w:val="2B2B2B"/>
+          <w:sz w:val="18"/>
+          <w:szCs w:val="18"/>
+        </w:rPr>
+        <w:t>SessionCreationPolicy.STATELESS</w:t>
+      </w:r>
+      <w:proofErr w:type="spellEnd"/>
+      <w:r>
+        <w:rPr>
+          <w:rFonts w:ascii="Courier New" w:eastAsia="Courier New" w:hAnsi="Courier New" w:cs="Courier New"/>
+          <w:color w:val="2B2B2B"/>
+          <w:sz w:val="18"/>
+          <w:szCs w:val="18"/>
+        </w:rPr>
+        <w:t>));</w:t>
+      </w:r>
+    </w:p>
+    <w:p>
+      <w:pPr>
+        <w:shd w:val="clear" w:color="auto" w:fill="F0F0F0"/>
+        <w:spacing w:after="120"/>
+        <w:ind w:left="480" w:right="360"/>
+      </w:pPr>
+      <w:r>
+        <w:rPr>
+          <w:rFonts w:ascii="Courier New" w:eastAsia="Courier New" w:hAnsi="Courier New" w:cs="Courier New"/>
+          <w:color w:val="2B2B2B"/>
+          <w:sz w:val="18"/>
+          <w:szCs w:val="18"/>
+        </w:rPr>
+        <w:t xml:space="preserve">return </w:t>
+      </w:r>
+      <w:proofErr w:type="spellStart"/>
+      <w:proofErr w:type="gramStart"/>
+      <w:r>
+        <w:rPr>
+          <w:rFonts w:ascii="Courier New" w:eastAsia="Courier New" w:hAnsi="Courier New" w:cs="Courier New"/>
+          <w:color w:val="2B2B2B"/>
+          <w:sz w:val="18"/>
+          <w:szCs w:val="18"/>
+        </w:rPr>
+        <w:t>http.build</w:t>
+      </w:r>
+      <w:proofErr w:type="spellEnd"/>
+      <w:proofErr w:type="gramEnd"/>
+      <w:r>
+        <w:rPr>
+          <w:rFonts w:ascii="Courier New" w:eastAsia="Courier New" w:hAnsi="Courier New" w:cs="Courier New"/>
+          <w:color w:val="2B2B2B"/>
+          <w:sz w:val="18"/>
+          <w:szCs w:val="18"/>
+        </w:rPr>
+        <w:t>();</w:t>
+      </w:r>
+    </w:p>
+    <w:p>
+      <w:pPr>
+        <w:spacing w:before="260" w:after="100"/>
+      </w:pPr>
+      <w:r>
+        <w:rPr>
+          <w:b/>
+          <w:bCs/>
+          <w:color w:val="2E75B6"/>
+          <w:sz w:val="26"/>
+          <w:szCs w:val="26"/>
+        </w:rPr>
+        <w:t>What happens on Postman</w:t>
+      </w:r>
+    </w:p>
+    <w:p>
+      <w:pPr>
+        <w:spacing w:before="60" w:after="100"/>
+      </w:pPr>
+      <w:r>
+        <w:rPr>
+          <w:color w:val="2B2B2B"/>
+        </w:rPr>
+        <w:t>Works perfectly. Returns actual JSON data every time.</w:t>
+      </w:r>
+    </w:p>
+    <w:p>
+      <w:pPr>
+        <w:spacing w:before="260" w:after="100"/>
+      </w:pPr>
+      <w:r>
+        <w:rPr>
+          <w:b/>
+          <w:bCs/>
+          <w:color w:val="2E75B6"/>
+          <w:sz w:val="26"/>
+          <w:szCs w:val="26"/>
+        </w:rPr>
+        <w:t>What happens on browser</w:t>
+      </w:r>
+    </w:p>
+    <w:p>
+      <w:pPr>
+        <w:spacing w:before="60" w:after="100"/>
+      </w:pPr>
+      <w:r>
+        <w:rPr>
+          <w:color w:val="2B2B2B"/>
+        </w:rPr>
+        <w:t>Shows login form. You fill credentials. Spring Security verifies them correctly. But then it redirects to login form again. You fill credentials again. Same thing. Infinite loop. You can never get through.</w:t>
+      </w:r>
+    </w:p>
+    <w:p>
+      <w:pPr>
+        <w:spacing w:before="260" w:after="100"/>
+      </w:pPr>
+      <w:r>
+        <w:rPr>
+          <w:b/>
+          <w:bCs/>
+          <w:color w:val="2E75B6"/>
+          <w:sz w:val="26"/>
+          <w:szCs w:val="26"/>
+        </w:rPr>
+        <w:lastRenderedPageBreak/>
+        <w:t>Doubt that came up</w:t>
+      </w:r>
+    </w:p>
+    <w:p>
+      <w:pPr>
+        <w:spacing w:before="60" w:after="100"/>
+      </w:pPr>
+      <w:r>
+        <w:rPr>
+          <w:color w:val="2B2B2B"/>
+        </w:rPr>
+        <w:t>Postman is working but browser keeps showing login form even after filling correct credentials. Why?</w:t>
+      </w:r>
+    </w:p>
+    <w:p>
+      <w:pPr>
+        <w:spacing w:before="260" w:after="100"/>
+      </w:pPr>
+      <w:r>
+        <w:rPr>
+          <w:b/>
+          <w:bCs/>
+          <w:color w:val="2E75B6"/>
+          <w:sz w:val="26"/>
+          <w:szCs w:val="26"/>
+        </w:rPr>
+        <w:t>Why browser loops</w:t>
+      </w:r>
+    </w:p>
+    <w:p>
+      <w:pPr>
+        <w:spacing w:before="60" w:after="100"/>
+      </w:pPr>
+      <w:proofErr w:type="spellStart"/>
+      <w:r>
+        <w:rPr>
+          <w:color w:val="2B2B2B"/>
+        </w:rPr>
+        <w:t>formLogin's</w:t>
+      </w:r>
+      <w:proofErr w:type="spellEnd"/>
+      <w:r>
+        <w:rPr>
+          <w:color w:val="2B2B2B"/>
+        </w:rPr>
+        <w:t xml:space="preserve"> entire purpose is to create a session after successful login so the browser can use a cookie for every subsequent request. But you set </w:t>
+      </w:r>
+      <w:proofErr w:type="spellStart"/>
+      <w:r>
+        <w:rPr>
+          <w:color w:val="2B2B2B"/>
+        </w:rPr>
+        <w:t>SessionCreationPolicy</w:t>
+      </w:r>
+      <w:proofErr w:type="spellEnd"/>
+      <w:r>
+        <w:rPr>
+          <w:color w:val="2B2B2B"/>
+        </w:rPr>
+        <w:t xml:space="preserve"> to STATELESS which means Spring Security will never create a session under any circumstance. </w:t>
+      </w:r>
+      <w:proofErr w:type="gramStart"/>
+      <w:r>
+        <w:rPr>
+          <w:color w:val="2B2B2B"/>
+        </w:rPr>
+        <w:t>So</w:t>
+      </w:r>
+      <w:proofErr w:type="gramEnd"/>
+      <w:r>
+        <w:rPr>
+          <w:color w:val="2B2B2B"/>
+        </w:rPr>
+        <w:t xml:space="preserve"> after you log in successfully, Spring Security has nowhere to store that you are logged in. The next request comes in, no session found, redirects to login form again. Infinite loop.</w:t>
+      </w:r>
+    </w:p>
+    <w:p>
+      <w:pPr>
+        <w:pBdr>
+          <w:left w:val="single" w:sz="14" w:space="10" w:color="FFC107"/>
+        </w:pBdr>
+        <w:shd w:val="clear" w:color="auto" w:fill="FFF9E6"/>
+        <w:spacing w:before="140" w:after="140"/>
+        <w:ind w:left="360"/>
+      </w:pPr>
+      <w:proofErr w:type="spellStart"/>
+      <w:r>
+        <w:rPr>
+          <w:i/>
+          <w:iCs/>
+          <w:color w:val="664D00"/>
+          <w:sz w:val="21"/>
+          <w:szCs w:val="21"/>
+        </w:rPr>
+        <w:t>formLogin</w:t>
+      </w:r>
+      <w:proofErr w:type="spellEnd"/>
+      <w:r>
+        <w:rPr>
+          <w:i/>
+          <w:iCs/>
+          <w:color w:val="664D00"/>
+          <w:sz w:val="21"/>
+          <w:szCs w:val="21"/>
+        </w:rPr>
+        <w:t xml:space="preserve"> needs sessions to work. STATELESS removes sessions. These two directly contradict each other and can never be used together.</w:t>
+      </w:r>
+    </w:p>
+    <w:p>
+      <w:pPr>
+        <w:pBdr>
+          <w:bottom w:val="single" w:sz="4" w:space="4" w:color="2E75B6"/>
+        </w:pBdr>
+        <w:spacing w:before="440" w:after="160"/>
+      </w:pPr>
+      <w:r>
+        <w:rPr>
+          <w:b/>
+          <w:bCs/>
+          <w:color w:val="1F4E79"/>
+          <w:sz w:val="30"/>
+          <w:szCs w:val="30"/>
+        </w:rPr>
+        <w:t xml:space="preserve">25. Code 5 — </w:t>
+      </w:r>
+      <w:proofErr w:type="spellStart"/>
+      <w:r>
+        <w:rPr>
+          <w:b/>
+          <w:bCs/>
+          <w:color w:val="1F4E79"/>
+          <w:sz w:val="30"/>
+          <w:szCs w:val="30"/>
+        </w:rPr>
+        <w:t>formLogin</w:t>
+      </w:r>
+      <w:proofErr w:type="spellEnd"/>
+      <w:r>
+        <w:rPr>
+          <w:b/>
+          <w:bCs/>
+          <w:color w:val="1F4E79"/>
+          <w:sz w:val="30"/>
+          <w:szCs w:val="30"/>
+        </w:rPr>
+        <w:t xml:space="preserve"> Removed, </w:t>
+      </w:r>
+      <w:proofErr w:type="gramStart"/>
+      <w:r>
+        <w:rPr>
+          <w:b/>
+          <w:bCs/>
+          <w:color w:val="1F4E79"/>
+          <w:sz w:val="30"/>
+          <w:szCs w:val="30"/>
+        </w:rPr>
+        <w:t>Only</w:t>
+      </w:r>
+      <w:proofErr w:type="gramEnd"/>
+      <w:r>
+        <w:rPr>
+          <w:b/>
+          <w:bCs/>
+          <w:color w:val="1F4E79"/>
+          <w:sz w:val="30"/>
+          <w:szCs w:val="30"/>
+        </w:rPr>
+        <w:t xml:space="preserve"> </w:t>
+      </w:r>
+      <w:proofErr w:type="spellStart"/>
+      <w:r>
+        <w:rPr>
+          <w:b/>
+          <w:bCs/>
+          <w:color w:val="1F4E79"/>
+          <w:sz w:val="30"/>
+          <w:szCs w:val="30"/>
+        </w:rPr>
+        <w:t>httpBasic</w:t>
+      </w:r>
+      <w:proofErr w:type="spellEnd"/>
+      <w:r>
+        <w:rPr>
+          <w:b/>
+          <w:bCs/>
+          <w:color w:val="1F4E79"/>
+          <w:sz w:val="30"/>
+          <w:szCs w:val="30"/>
+        </w:rPr>
+        <w:t xml:space="preserve"> with STATELESS (Final Working Code)</w:t>
+      </w:r>
+    </w:p>
+    <w:p>
+      <w:pPr>
+        <w:shd w:val="clear" w:color="auto" w:fill="F0F0F0"/>
+        <w:spacing w:before="120"/>
+        <w:ind w:left="480" w:right="360"/>
+      </w:pPr>
+      <w:proofErr w:type="spellStart"/>
+      <w:proofErr w:type="gramStart"/>
+      <w:r>
+        <w:rPr>
+          <w:rFonts w:ascii="Courier New" w:eastAsia="Courier New" w:hAnsi="Courier New" w:cs="Courier New"/>
+          <w:color w:val="2B2B2B"/>
+          <w:sz w:val="18"/>
+          <w:szCs w:val="18"/>
+        </w:rPr>
+        <w:t>http.csrf</w:t>
+      </w:r>
+      <w:proofErr w:type="spellEnd"/>
+      <w:proofErr w:type="gramEnd"/>
+      <w:r>
+        <w:rPr>
+          <w:rFonts w:ascii="Courier New" w:eastAsia="Courier New" w:hAnsi="Courier New" w:cs="Courier New"/>
+          <w:color w:val="2B2B2B"/>
+          <w:sz w:val="18"/>
+          <w:szCs w:val="18"/>
+        </w:rPr>
+        <w:t xml:space="preserve">(customizer -&gt; </w:t>
+      </w:r>
+      <w:proofErr w:type="spellStart"/>
+      <w:proofErr w:type="gramStart"/>
+      <w:r>
+        <w:rPr>
+          <w:rFonts w:ascii="Courier New" w:eastAsia="Courier New" w:hAnsi="Courier New" w:cs="Courier New"/>
+          <w:color w:val="2B2B2B"/>
+          <w:sz w:val="18"/>
+          <w:szCs w:val="18"/>
+        </w:rPr>
+        <w:t>customizer.disable</w:t>
+      </w:r>
+      <w:proofErr w:type="spellEnd"/>
+      <w:proofErr w:type="gramEnd"/>
+      <w:r>
+        <w:rPr>
+          <w:rFonts w:ascii="Courier New" w:eastAsia="Courier New" w:hAnsi="Courier New" w:cs="Courier New"/>
+          <w:color w:val="2B2B2B"/>
+          <w:sz w:val="18"/>
+          <w:szCs w:val="18"/>
+        </w:rPr>
+        <w:t>());</w:t>
+      </w:r>
+    </w:p>
+    <w:p>
+      <w:pPr>
+        <w:shd w:val="clear" w:color="auto" w:fill="F0F0F0"/>
+        <w:ind w:left="480" w:right="360"/>
+      </w:pPr>
+      <w:proofErr w:type="spellStart"/>
+      <w:proofErr w:type="gramStart"/>
+      <w:r>
+        <w:rPr>
+          <w:rFonts w:ascii="Courier New" w:eastAsia="Courier New" w:hAnsi="Courier New" w:cs="Courier New"/>
+          <w:color w:val="2B2B2B"/>
+          <w:sz w:val="18"/>
+          <w:szCs w:val="18"/>
+        </w:rPr>
+        <w:t>http.authorizeHttpRequests</w:t>
+      </w:r>
+      <w:proofErr w:type="spellEnd"/>
+      <w:proofErr w:type="gramEnd"/>
+      <w:r>
+        <w:rPr>
+          <w:rFonts w:ascii="Courier New" w:eastAsia="Courier New" w:hAnsi="Courier New" w:cs="Courier New"/>
+          <w:color w:val="2B2B2B"/>
+          <w:sz w:val="18"/>
+          <w:szCs w:val="18"/>
+        </w:rPr>
+        <w:t xml:space="preserve">(request -&gt; </w:t>
+      </w:r>
+      <w:proofErr w:type="spellStart"/>
+      <w:proofErr w:type="gramStart"/>
+      <w:r>
+        <w:rPr>
+          <w:rFonts w:ascii="Courier New" w:eastAsia="Courier New" w:hAnsi="Courier New" w:cs="Courier New"/>
+          <w:color w:val="2B2B2B"/>
+          <w:sz w:val="18"/>
+          <w:szCs w:val="18"/>
+        </w:rPr>
+        <w:t>request.anyRequest</w:t>
+      </w:r>
+      <w:proofErr w:type="spellEnd"/>
+      <w:proofErr w:type="gramEnd"/>
+      <w:r>
+        <w:rPr>
+          <w:rFonts w:ascii="Courier New" w:eastAsia="Courier New" w:hAnsi="Courier New" w:cs="Courier New"/>
+          <w:color w:val="2B2B2B"/>
+          <w:sz w:val="18"/>
+          <w:szCs w:val="18"/>
+        </w:rPr>
+        <w:t>(</w:t>
+      </w:r>
+      <w:proofErr w:type="gramStart"/>
+      <w:r>
+        <w:rPr>
+          <w:rFonts w:ascii="Courier New" w:eastAsia="Courier New" w:hAnsi="Courier New" w:cs="Courier New"/>
+          <w:color w:val="2B2B2B"/>
+          <w:sz w:val="18"/>
+          <w:szCs w:val="18"/>
+        </w:rPr>
+        <w:t>).authenticated</w:t>
+      </w:r>
+      <w:proofErr w:type="gramEnd"/>
+      <w:r>
+        <w:rPr>
+          <w:rFonts w:ascii="Courier New" w:eastAsia="Courier New" w:hAnsi="Courier New" w:cs="Courier New"/>
+          <w:color w:val="2B2B2B"/>
+          <w:sz w:val="18"/>
+          <w:szCs w:val="18"/>
+        </w:rPr>
+        <w:t>());</w:t>
+      </w:r>
+    </w:p>
+    <w:p>
+      <w:pPr>
+        <w:shd w:val="clear" w:color="auto" w:fill="F0F0F0"/>
+        <w:ind w:left="480" w:right="360"/>
+      </w:pPr>
+      <w:proofErr w:type="spellStart"/>
+      <w:proofErr w:type="gramStart"/>
+      <w:r>
+        <w:rPr>
+          <w:rFonts w:ascii="Courier New" w:eastAsia="Courier New" w:hAnsi="Courier New" w:cs="Courier New"/>
+          <w:color w:val="2B2B2B"/>
+          <w:sz w:val="18"/>
+          <w:szCs w:val="18"/>
+        </w:rPr>
+        <w:t>http.httpBasic</w:t>
+      </w:r>
+      <w:proofErr w:type="spellEnd"/>
+      <w:proofErr w:type="gramEnd"/>
+      <w:r>
+        <w:rPr>
+          <w:rFonts w:ascii="Courier New" w:eastAsia="Courier New" w:hAnsi="Courier New" w:cs="Courier New"/>
+          <w:color w:val="2B2B2B"/>
+          <w:sz w:val="18"/>
+          <w:szCs w:val="18"/>
+        </w:rPr>
+        <w:t>(</w:t>
+      </w:r>
+      <w:proofErr w:type="spellStart"/>
+      <w:r>
+        <w:rPr>
+          <w:rFonts w:ascii="Courier New" w:eastAsia="Courier New" w:hAnsi="Courier New" w:cs="Courier New"/>
+          <w:color w:val="2B2B2B"/>
+          <w:sz w:val="18"/>
+          <w:szCs w:val="18"/>
+        </w:rPr>
+        <w:t>Customizer.withDefaults</w:t>
+      </w:r>
+      <w:proofErr w:type="spellEnd"/>
+      <w:r>
+        <w:rPr>
+          <w:rFonts w:ascii="Courier New" w:eastAsia="Courier New" w:hAnsi="Courier New" w:cs="Courier New"/>
+          <w:color w:val="2B2B2B"/>
+          <w:sz w:val="18"/>
+          <w:szCs w:val="18"/>
+        </w:rPr>
+        <w:t>());</w:t>
+      </w:r>
+    </w:p>
+    <w:p>
+      <w:pPr>
+        <w:shd w:val="clear" w:color="auto" w:fill="F0F0F0"/>
+        <w:ind w:left="480" w:right="360"/>
+      </w:pPr>
+      <w:proofErr w:type="spellStart"/>
+      <w:proofErr w:type="gramStart"/>
+      <w:r>
+        <w:rPr>
+          <w:rFonts w:ascii="Courier New" w:eastAsia="Courier New" w:hAnsi="Courier New" w:cs="Courier New"/>
+          <w:color w:val="2B2B2B"/>
+          <w:sz w:val="18"/>
+          <w:szCs w:val="18"/>
+        </w:rPr>
+        <w:t>http.sessionManagement</w:t>
+      </w:r>
+      <w:proofErr w:type="spellEnd"/>
+      <w:proofErr w:type="gramEnd"/>
+      <w:r>
+        <w:rPr>
+          <w:rFonts w:ascii="Courier New" w:eastAsia="Courier New" w:hAnsi="Courier New" w:cs="Courier New"/>
+          <w:color w:val="2B2B2B"/>
+          <w:sz w:val="18"/>
+          <w:szCs w:val="18"/>
+        </w:rPr>
+        <w:t>(session -&gt; session</w:t>
+      </w:r>
+    </w:p>
+    <w:p>
+      <w:pPr>
+        <w:shd w:val="clear" w:color="auto" w:fill="F0F0F0"/>
+        <w:ind w:left="480" w:right="360"/>
+      </w:pPr>
+      <w:r>
+        <w:rPr>
+          <w:rFonts w:ascii="Courier New" w:eastAsia="Courier New" w:hAnsi="Courier New" w:cs="Courier New"/>
+          <w:color w:val="2B2B2B"/>
+          <w:sz w:val="18"/>
+          <w:szCs w:val="18"/>
+        </w:rPr>
+        <w:t xml:space="preserve">    </w:t>
+      </w:r>
+      <w:proofErr w:type="gramStart"/>
+      <w:r>
+        <w:rPr>
+          <w:rFonts w:ascii="Courier New" w:eastAsia="Courier New" w:hAnsi="Courier New" w:cs="Courier New"/>
+          <w:color w:val="2B2B2B"/>
+          <w:sz w:val="18"/>
+          <w:szCs w:val="18"/>
+        </w:rPr>
+        <w:t>.</w:t>
+      </w:r>
+      <w:proofErr w:type="spellStart"/>
+      <w:r>
+        <w:rPr>
+          <w:rFonts w:ascii="Courier New" w:eastAsia="Courier New" w:hAnsi="Courier New" w:cs="Courier New"/>
+          <w:color w:val="2B2B2B"/>
+          <w:sz w:val="18"/>
+          <w:szCs w:val="18"/>
+        </w:rPr>
+        <w:t>sessionCreationPolicy</w:t>
+      </w:r>
+      <w:proofErr w:type="spellEnd"/>
+      <w:proofErr w:type="gramEnd"/>
+      <w:r>
+        <w:rPr>
+          <w:rFonts w:ascii="Courier New" w:eastAsia="Courier New" w:hAnsi="Courier New" w:cs="Courier New"/>
+          <w:color w:val="2B2B2B"/>
+          <w:sz w:val="18"/>
+          <w:szCs w:val="18"/>
+        </w:rPr>
+        <w:t>(</w:t>
+      </w:r>
+      <w:proofErr w:type="spellStart"/>
+      <w:r>
+        <w:rPr>
+          <w:rFonts w:ascii="Courier New" w:eastAsia="Courier New" w:hAnsi="Courier New" w:cs="Courier New"/>
+          <w:color w:val="2B2B2B"/>
+          <w:sz w:val="18"/>
+          <w:szCs w:val="18"/>
+        </w:rPr>
+        <w:t>SessionCreationPolicy.STATELESS</w:t>
+      </w:r>
+      <w:proofErr w:type="spellEnd"/>
+      <w:r>
+        <w:rPr>
+          <w:rFonts w:ascii="Courier New" w:eastAsia="Courier New" w:hAnsi="Courier New" w:cs="Courier New"/>
+          <w:color w:val="2B2B2B"/>
+          <w:sz w:val="18"/>
+          <w:szCs w:val="18"/>
+        </w:rPr>
+        <w:t>));</w:t>
+      </w:r>
+    </w:p>
+    <w:p>
+      <w:pPr>
+        <w:shd w:val="clear" w:color="auto" w:fill="F0F0F0"/>
+        <w:spacing w:after="120"/>
+        <w:ind w:left="480" w:right="360"/>
+      </w:pPr>
+      <w:r>
+        <w:rPr>
+          <w:rFonts w:ascii="Courier New" w:eastAsia="Courier New" w:hAnsi="Courier New" w:cs="Courier New"/>
+          <w:color w:val="2B2B2B"/>
+          <w:sz w:val="18"/>
+          <w:szCs w:val="18"/>
+        </w:rPr>
+        <w:t xml:space="preserve">return </w:t>
+      </w:r>
+      <w:proofErr w:type="spellStart"/>
+      <w:proofErr w:type="gramStart"/>
+      <w:r>
+        <w:rPr>
+          <w:rFonts w:ascii="Courier New" w:eastAsia="Courier New" w:hAnsi="Courier New" w:cs="Courier New"/>
+          <w:color w:val="2B2B2B"/>
+          <w:sz w:val="18"/>
+          <w:szCs w:val="18"/>
+        </w:rPr>
+        <w:t>http.build</w:t>
+      </w:r>
+      <w:proofErr w:type="spellEnd"/>
+      <w:proofErr w:type="gramEnd"/>
+      <w:r>
+        <w:rPr>
+          <w:rFonts w:ascii="Courier New" w:eastAsia="Courier New" w:hAnsi="Courier New" w:cs="Courier New"/>
+          <w:color w:val="2B2B2B"/>
+          <w:sz w:val="18"/>
+          <w:szCs w:val="18"/>
+        </w:rPr>
+        <w:t>();</w:t>
+      </w:r>
+    </w:p>
+    <w:p>
+      <w:pPr>
+        <w:spacing w:before="260" w:after="100"/>
+      </w:pPr>
+      <w:r>
+        <w:rPr>
+          <w:b/>
+          <w:bCs/>
+          <w:color w:val="2E75B6"/>
+          <w:sz w:val="26"/>
+          <w:szCs w:val="26"/>
+        </w:rPr>
+        <w:t>What happens on Postman</w:t>
+      </w:r>
+    </w:p>
+    <w:p>
+      <w:pPr>
+        <w:spacing w:before="60" w:after="100"/>
+      </w:pPr>
+      <w:r>
+        <w:rPr>
+          <w:color w:val="2B2B2B"/>
+        </w:rPr>
+        <w:t>Works perfectly. Returns actual JSON data every time with no issues.</w:t>
+      </w:r>
+    </w:p>
+    <w:p>
+      <w:pPr>
+        <w:spacing w:before="260" w:after="100"/>
+      </w:pPr>
+      <w:r>
+        <w:rPr>
+          <w:b/>
+          <w:bCs/>
+          <w:color w:val="2E75B6"/>
+          <w:sz w:val="26"/>
+          <w:szCs w:val="26"/>
+        </w:rPr>
+        <w:t>What happens on browser</w:t>
+      </w:r>
+    </w:p>
+    <w:p>
+      <w:pPr>
+        <w:spacing w:before="60" w:after="100"/>
+      </w:pPr>
+      <w:r>
+        <w:rPr>
+          <w:color w:val="2B2B2B"/>
+        </w:rPr>
+        <w:t xml:space="preserve">Browser shows a </w:t>
+      </w:r>
+      <w:proofErr w:type="gramStart"/>
+      <w:r>
+        <w:rPr>
+          <w:color w:val="2B2B2B"/>
+        </w:rPr>
+        <w:t>built in</w:t>
+      </w:r>
+      <w:proofErr w:type="gramEnd"/>
+      <w:r>
+        <w:rPr>
+          <w:color w:val="2B2B2B"/>
+        </w:rPr>
+        <w:t xml:space="preserve"> username password popup. Not a Spring Security page. The browser's own native popup. You fill credentials once. Request goes through and returns actual data. When you hit different endpoints, no popup appears again and everything works seamlessly.</w:t>
+      </w:r>
+    </w:p>
+    <w:p>
+      <w:pPr>
+        <w:spacing w:before="260" w:after="100"/>
+      </w:pPr>
+      <w:r>
+        <w:rPr>
+          <w:b/>
+          <w:bCs/>
+          <w:color w:val="2E75B6"/>
+          <w:sz w:val="26"/>
+          <w:szCs w:val="26"/>
+        </w:rPr>
+        <w:t>Doubt — Why does browser not ask for credentials again after filling once</w:t>
+      </w:r>
+    </w:p>
+    <w:p>
+      <w:pPr>
+        <w:spacing w:before="60" w:after="100"/>
+      </w:pPr>
+      <w:r>
+        <w:rPr>
+          <w:color w:val="2B2B2B"/>
+        </w:rPr>
+        <w:t xml:space="preserve">This is not Spring Security remembering you. This is the browser remembering your credentials. When </w:t>
+      </w:r>
+      <w:proofErr w:type="spellStart"/>
+      <w:r>
+        <w:rPr>
+          <w:color w:val="2B2B2B"/>
+        </w:rPr>
+        <w:t>httpBasic</w:t>
+      </w:r>
+      <w:proofErr w:type="spellEnd"/>
+      <w:r>
+        <w:rPr>
+          <w:color w:val="2B2B2B"/>
+        </w:rPr>
+        <w:t xml:space="preserve"> is enabled, Spring Security returns a WWW-Authenticate header with 401 when credentials are missing. Browser sees this header and shows its built in Basic Auth popup. After you fill credentials once, the browser caches them temporarily for that domain and silently sends them in the Authorization header with every subsequent request automatically. Spring Security on the backend is still authenticating every single request independently from scratch. It knows nothing about previous requests. The browser is just making it feel seamless by sending credentials silently every time.</w:t>
+      </w:r>
+    </w:p>
+    <w:p>
+      <w:pPr>
+        <w:pBdr>
+          <w:left w:val="single" w:sz="14" w:space="10" w:color="2E75B6"/>
+        </w:pBdr>
+        <w:shd w:val="clear" w:color="auto" w:fill="EBF5FB"/>
+        <w:spacing w:before="140" w:after="140"/>
+        <w:ind w:left="360"/>
+      </w:pPr>
+      <w:r>
+        <w:rPr>
+          <w:i/>
+          <w:iCs/>
+          <w:color w:val="1F4E79"/>
+          <w:sz w:val="21"/>
+          <w:szCs w:val="21"/>
+        </w:rPr>
+        <w:t>Spring Security stores nothing. The browser stores credentials temporarily for convenience. These are two completely different things.</w:t>
+      </w:r>
+    </w:p>
+    <w:p>
+      <w:pPr>
+        <w:spacing w:before="260" w:after="100"/>
+      </w:pPr>
+      <w:r>
+        <w:rPr>
+          <w:b/>
+          <w:bCs/>
+          <w:color w:val="2E75B6"/>
+          <w:sz w:val="26"/>
+          <w:szCs w:val="26"/>
+        </w:rPr>
+        <w:t>Doubt — Why is the browser showing a popup and not an HTML form</w:t>
+      </w:r>
+    </w:p>
+    <w:p>
+      <w:pPr>
+        <w:spacing w:before="60" w:after="100"/>
+      </w:pPr>
+      <w:r>
+        <w:rPr>
+          <w:color w:val="2B2B2B"/>
+        </w:rPr>
+        <w:t xml:space="preserve">Because you removed </w:t>
+      </w:r>
+      <w:proofErr w:type="spellStart"/>
+      <w:r>
+        <w:rPr>
+          <w:color w:val="2B2B2B"/>
+        </w:rPr>
+        <w:t>formLogin</w:t>
+      </w:r>
+      <w:proofErr w:type="spellEnd"/>
+      <w:r>
+        <w:rPr>
+          <w:color w:val="2B2B2B"/>
+        </w:rPr>
+        <w:t xml:space="preserve"> and kept only </w:t>
+      </w:r>
+      <w:proofErr w:type="spellStart"/>
+      <w:r>
+        <w:rPr>
+          <w:color w:val="2B2B2B"/>
+        </w:rPr>
+        <w:t>httpBasic</w:t>
+      </w:r>
+      <w:proofErr w:type="spellEnd"/>
+      <w:r>
+        <w:rPr>
+          <w:color w:val="2B2B2B"/>
+        </w:rPr>
+        <w:t xml:space="preserve">. </w:t>
+      </w:r>
+      <w:proofErr w:type="spellStart"/>
+      <w:r>
+        <w:rPr>
+          <w:color w:val="2B2B2B"/>
+        </w:rPr>
+        <w:t>formLogin</w:t>
+      </w:r>
+      <w:proofErr w:type="spellEnd"/>
+      <w:r>
+        <w:rPr>
+          <w:color w:val="2B2B2B"/>
+        </w:rPr>
+        <w:t xml:space="preserve"> generates an HTML login page. </w:t>
+      </w:r>
+      <w:proofErr w:type="spellStart"/>
+      <w:r>
+        <w:rPr>
+          <w:color w:val="2B2B2B"/>
+        </w:rPr>
+        <w:t>httpBasic</w:t>
+      </w:r>
+      <w:proofErr w:type="spellEnd"/>
+      <w:r>
+        <w:rPr>
+          <w:color w:val="2B2B2B"/>
+        </w:rPr>
+        <w:t xml:space="preserve"> does not generate any page. </w:t>
+      </w:r>
+      <w:proofErr w:type="gramStart"/>
+      <w:r>
+        <w:rPr>
+          <w:color w:val="2B2B2B"/>
+        </w:rPr>
+        <w:t>Instead</w:t>
+      </w:r>
+      <w:proofErr w:type="gramEnd"/>
+      <w:r>
+        <w:rPr>
+          <w:color w:val="2B2B2B"/>
+        </w:rPr>
+        <w:t xml:space="preserve"> it sends a WWW-Authenticate response </w:t>
+      </w:r>
+      <w:r>
+        <w:rPr>
+          <w:color w:val="2B2B2B"/>
+        </w:rPr>
+        <w:lastRenderedPageBreak/>
+        <w:t>header which is a signal that tells the browser to show its own built in credential popup. That popup is entirely the browser's own UI, not anything Spring Security generated.</w:t>
+      </w:r>
+    </w:p>
+    <w:p>
+      <w:pPr>
+        <w:spacing w:before="260" w:after="100"/>
+      </w:pPr>
+      <w:r>
+        <w:rPr>
+          <w:b/>
+          <w:bCs/>
+          <w:color w:val="2E75B6"/>
+          <w:sz w:val="26"/>
+          <w:szCs w:val="26"/>
+        </w:rPr>
+        <w:t>Doubt — Session IDs are different for different endpoints, why</w:t>
+      </w:r>
+    </w:p>
+    <w:p>
+      <w:pPr>
+        <w:spacing w:before="60" w:after="100"/>
+      </w:pPr>
+      <w:r>
+        <w:rPr>
+          <w:color w:val="2B2B2B"/>
+        </w:rPr>
+        <w:t xml:space="preserve">Because sessions are STATELESS. No session is ever created or stored on the server. Every request is a completely fresh authentication. If a session ID appears </w:t>
+      </w:r>
+      <w:proofErr w:type="gramStart"/>
+      <w:r>
+        <w:rPr>
+          <w:color w:val="2B2B2B"/>
+        </w:rPr>
+        <w:t>anywhere</w:t>
+      </w:r>
+      <w:proofErr w:type="gramEnd"/>
+      <w:r>
+        <w:rPr>
+          <w:color w:val="2B2B2B"/>
+        </w:rPr>
+        <w:t xml:space="preserve"> it is meaningless because it is never actually used for authentication. Spring Security verifies credentials fresh on every single request and immediately forgets after processing. This is exactly what stateless means.</w:t>
+      </w:r>
+    </w:p>
+    <w:p>
+      <w:pPr>
+        <w:spacing w:before="260" w:after="100"/>
+      </w:pPr>
+      <w:r>
+        <w:rPr>
+          <w:b/>
+          <w:bCs/>
+          <w:color w:val="2E75B6"/>
+          <w:sz w:val="26"/>
+          <w:szCs w:val="26"/>
+        </w:rPr>
+        <w:t>Doubt — If sessions are not created where is the browser storing them</w:t>
+      </w:r>
+    </w:p>
+    <w:p>
+      <w:pPr>
+        <w:spacing w:before="60" w:after="100"/>
+      </w:pPr>
+      <w:r>
+        <w:rPr>
+          <w:color w:val="2B2B2B"/>
+        </w:rPr>
+        <w:t xml:space="preserve">The browser is not storing a session at all. The browser is storing the credentials themselves, meaning your username and password. This is built in browser </w:t>
+      </w:r>
+      <w:proofErr w:type="spellStart"/>
+      <w:r>
+        <w:rPr>
+          <w:color w:val="2B2B2B"/>
+        </w:rPr>
+        <w:t>behavior</w:t>
+      </w:r>
+      <w:proofErr w:type="spellEnd"/>
+      <w:r>
+        <w:rPr>
+          <w:color w:val="2B2B2B"/>
+        </w:rPr>
+        <w:t xml:space="preserve"> specifically for Basic Auth. When you fill the popup, the browser saves those credentials in its own internal memory for that domain and port. Not as a cookie, not as a session. Just credentials cached for that origin. Every request to the same origin the browser takes those saved credentials, encodes them, and puts them in the Authorization header automatically. You can verify this yourself. Open a new incognito window and hit the same endpoint. The browser will ask for credentials again because incognito does not share the credential cache with the normal window.</w:t>
+      </w:r>
+    </w:p>
+    <w:p>
+      <w:pPr>
+        <w:pBdr>
+          <w:bottom w:val="single" w:sz="4" w:space="4" w:color="2E75B6"/>
+        </w:pBdr>
+        <w:spacing w:before="440" w:after="160"/>
+      </w:pPr>
+      <w:r>
+        <w:rPr>
+          <w:b/>
+          <w:bCs/>
+          <w:color w:val="1F4E79"/>
+          <w:sz w:val="30"/>
+          <w:szCs w:val="30"/>
+        </w:rPr>
+        <w:t>26. Quick Reference — What Code Gives What Result</w:t>
+      </w:r>
+    </w:p>
+    <w:tbl>
+      <w:tblPr>
+        <w:tblW w:w="9360" w:type="dxa"/>
+        <w:tblBorders>
+          <w:top w:val="single" w:sz="4" w:space="0" w:color="auto"/>
+          <w:left w:val="single" w:sz="4" w:space="0" w:color="auto"/>
+          <w:bottom w:val="single" w:sz="4" w:space="0" w:color="auto"/>
+          <w:right w:val="single" w:sz="4" w:space="0" w:color="auto"/>
+          <w:insideH w:val="single" w:sz="4" w:space="0" w:color="auto"/>
+          <w:insideV w:val="single" w:sz="4" w:space="0" w:color="auto"/>
+        </w:tblBorders>
+        <w:tblCellMar>
+          <w:left w:w="10" w:type="dxa"/>
+          <w:right w:w="10" w:type="dxa"/>
+        </w:tblCellMar>
+        <w:tblLook w:val="0000" w:firstRow="0" w:lastRow="0" w:firstColumn="0" w:lastColumn="0" w:noHBand="0" w:noVBand="0"/>
+      </w:tblPr>
+      <w:tblGrid>
+        <w:gridCol w:w="3200"/>
+        <w:gridCol w:w="6160"/>
+      </w:tblGrid>
+      <w:tr>
+        <w:tblPrEx>
+          <w:tblCellMar>
+            <w:top w:w="0" w:type="dxa"/>
+            <w:bottom w:w="0" w:type="dxa"/>
+          </w:tblCellMar>
+        </w:tblPrEx>
+        <w:tc>
+          <w:tcPr>
+            <w:tcW w:w="3200" w:type="dxa"/>
+            <w:tcBorders>
+              <w:top w:val="single" w:sz="1" w:space="0" w:color="CCCCCC"/>
+              <w:left w:val="single" w:sz="1" w:space="0" w:color="CCCCCC"/>
+              <w:bottom w:val="single" w:sz="1" w:space="0" w:color="CCCCCC"/>
+              <w:right w:val="single" w:sz="1" w:space="0" w:color="CCCCCC"/>
+            </w:tcBorders>
+            <w:shd w:val="clear" w:color="auto" w:fill="2E75B6"/>
+            <w:tcMar>
+              <w:top w:w="80" w:type="dxa"/>
+              <w:left w:w="120" w:type="dxa"/>
+              <w:bottom w:w="80" w:type="dxa"/>
+              <w:right w:w="120" w:type="dxa"/>
+            </w:tcMar>
+          </w:tcPr>
+          <w:p>
+            <w:r>
+              <w:rPr>
+                <w:b/>
+                <w:bCs/>
+                <w:color w:val="FFFFFF"/>
+                <w:sz w:val="20"/>
+                <w:szCs w:val="20"/>
+              </w:rPr>
+              <w:t>Configuration</w:t>
+            </w:r>
+          </w:p>
+        </w:tc>
+        <w:tc>
+          <w:tcPr>
+            <w:tcW w:w="6160" w:type="dxa"/>
+            <w:tcBorders>
+              <w:top w:val="single" w:sz="1" w:space="0" w:color="CCCCCC"/>
+              <w:left w:val="single" w:sz="1" w:space="0" w:color="CCCCCC"/>
+              <w:bottom w:val="single" w:sz="1" w:space="0" w:color="CCCCCC"/>
+              <w:right w:val="single" w:sz="1" w:space="0" w:color="CCCCCC"/>
+            </w:tcBorders>
+            <w:shd w:val="clear" w:color="auto" w:fill="2E75B6"/>
+            <w:tcMar>
+              <w:top w:w="80" w:type="dxa"/>
+              <w:left w:w="120" w:type="dxa"/>
+              <w:bottom w:w="80" w:type="dxa"/>
+              <w:right w:w="120" w:type="dxa"/>
+            </w:tcMar>
+          </w:tcPr>
+          <w:p>
+            <w:r>
+              <w:rPr>
+                <w:b/>
+                <w:bCs/>
+                <w:color w:val="FFFFFF"/>
+                <w:sz w:val="20"/>
+                <w:szCs w:val="20"/>
+              </w:rPr>
+              <w:t>Result</w:t>
+            </w:r>
+          </w:p>
+        </w:tc>
+      </w:tr>
+      <w:tr>
+        <w:tblPrEx>
+          <w:tblCellMar>
+            <w:top w:w="0" w:type="dxa"/>
+            <w:bottom w:w="0" w:type="dxa"/>
+          </w:tblCellMar>
+        </w:tblPrEx>
+        <w:tc>
+          <w:tcPr>
+            <w:tcW w:w="3200" w:type="dxa"/>
+            <w:tcBorders>
+              <w:top w:val="single" w:sz="1" w:space="0" w:color="CCCCCC"/>
+              <w:left w:val="single" w:sz="1" w:space="0" w:color="CCCCCC"/>
+              <w:bottom w:val="single" w:sz="1" w:space="0" w:color="CCCCCC"/>
+              <w:right w:val="single" w:sz="1" w:space="0" w:color="CCCCCC"/>
+            </w:tcBorders>
+            <w:shd w:val="clear" w:color="auto" w:fill="F8F9FA"/>
+            <w:tcMar>
+              <w:top w:w="80" w:type="dxa"/>
+              <w:left w:w="120" w:type="dxa"/>
+              <w:bottom w:w="80" w:type="dxa"/>
+              <w:right w:w="120" w:type="dxa"/>
+            </w:tcMar>
+          </w:tcPr>
+          <w:p>
+            <w:r>
+              <w:rPr>
+                <w:color w:val="2B2B2B"/>
+                <w:sz w:val="20"/>
+                <w:szCs w:val="20"/>
+              </w:rPr>
+              <w:t>Only CSRF disabled</w:t>
+            </w:r>
+          </w:p>
+        </w:tc>
+        <w:tc>
+          <w:tcPr>
+            <w:tcW w:w="6160" w:type="dxa"/>
+            <w:tcBorders>
+              <w:top w:val="single" w:sz="1" w:space="0" w:color="CCCCCC"/>
+              <w:left w:val="single" w:sz="1" w:space="0" w:color="CCCCCC"/>
+              <w:bottom w:val="single" w:sz="1" w:space="0" w:color="CCCCCC"/>
+              <w:right w:val="single" w:sz="1" w:space="0" w:color="CCCCCC"/>
+            </w:tcBorders>
+            <w:shd w:val="clear" w:color="auto" w:fill="F8F9FA"/>
+            <w:tcMar>
+              <w:top w:w="80" w:type="dxa"/>
+              <w:left w:w="120" w:type="dxa"/>
+              <w:bottom w:w="80" w:type="dxa"/>
+              <w:right w:w="120" w:type="dxa"/>
+            </w:tcMar>
+          </w:tcPr>
+          <w:p>
+            <w:r>
+              <w:rPr>
+                <w:color w:val="2B2B2B"/>
+                <w:sz w:val="20"/>
+                <w:szCs w:val="20"/>
+              </w:rPr>
+              <w:t>GET works, POST gives 403</w:t>
+            </w:r>
+          </w:p>
+        </w:tc>
+      </w:tr>
+      <w:tr>
+        <w:tblPrEx>
+          <w:tblCellMar>
+            <w:top w:w="0" w:type="dxa"/>
+            <w:bottom w:w="0" w:type="dxa"/>
+          </w:tblCellMar>
+        </w:tblPrEx>
+        <w:tc>
+          <w:tcPr>
+            <w:tcW w:w="3200" w:type="dxa"/>
+            <w:tcBorders>
+              <w:top w:val="single" w:sz="1" w:space="0" w:color="CCCCCC"/>
+              <w:left w:val="single" w:sz="1" w:space="0" w:color="CCCCCC"/>
+              <w:bottom w:val="single" w:sz="1" w:space="0" w:color="CCCCCC"/>
+              <w:right w:val="single" w:sz="1" w:space="0" w:color="CCCCCC"/>
+            </w:tcBorders>
+            <w:shd w:val="clear" w:color="auto" w:fill="F8F9FA"/>
+            <w:tcMar>
+              <w:top w:w="80" w:type="dxa"/>
+              <w:left w:w="120" w:type="dxa"/>
+              <w:bottom w:w="80" w:type="dxa"/>
+              <w:right w:w="120" w:type="dxa"/>
+            </w:tcMar>
+          </w:tcPr>
+          <w:p>
+            <w:proofErr w:type="spellStart"/>
+            <w:r>
+              <w:rPr>
+                <w:color w:val="2B2B2B"/>
+                <w:sz w:val="20"/>
+                <w:szCs w:val="20"/>
+              </w:rPr>
+              <w:t>anyRequest</w:t>
+            </w:r>
+            <w:proofErr w:type="spellEnd"/>
+            <w:r>
+              <w:rPr>
+                <w:color w:val="2B2B2B"/>
+                <w:sz w:val="20"/>
+                <w:szCs w:val="20"/>
+              </w:rPr>
+              <w:t xml:space="preserve"> authenticated, no auth mechanism</w:t>
+            </w:r>
+          </w:p>
+        </w:tc>
+        <w:tc>
+          <w:tcPr>
+            <w:tcW w:w="6160" w:type="dxa"/>
+            <w:tcBorders>
+              <w:top w:val="single" w:sz="1" w:space="0" w:color="CCCCCC"/>
+              <w:left w:val="single" w:sz="1" w:space="0" w:color="CCCCCC"/>
+              <w:bottom w:val="single" w:sz="1" w:space="0" w:color="CCCCCC"/>
+              <w:right w:val="single" w:sz="1" w:space="0" w:color="CCCCCC"/>
+            </w:tcBorders>
+            <w:shd w:val="clear" w:color="auto" w:fill="F8F9FA"/>
+            <w:tcMar>
+              <w:top w:w="80" w:type="dxa"/>
+              <w:left w:w="120" w:type="dxa"/>
+              <w:bottom w:w="80" w:type="dxa"/>
+              <w:right w:w="120" w:type="dxa"/>
+            </w:tcMar>
+          </w:tcPr>
+          <w:p>
+            <w:r>
+              <w:rPr>
+                <w:color w:val="2B2B2B"/>
+                <w:sz w:val="20"/>
+                <w:szCs w:val="20"/>
+              </w:rPr>
+              <w:t>403 everywhere even with credentials provided</w:t>
+            </w:r>
+          </w:p>
+        </w:tc>
+      </w:tr>
+      <w:tr>
+        <w:tblPrEx>
+          <w:tblCellMar>
+            <w:top w:w="0" w:type="dxa"/>
+            <w:bottom w:w="0" w:type="dxa"/>
+          </w:tblCellMar>
+        </w:tblPrEx>
+        <w:tc>
+          <w:tcPr>
+            <w:tcW w:w="3200" w:type="dxa"/>
+            <w:tcBorders>
+              <w:top w:val="single" w:sz="1" w:space="0" w:color="CCCCCC"/>
+              <w:left w:val="single" w:sz="1" w:space="0" w:color="CCCCCC"/>
+              <w:bottom w:val="single" w:sz="1" w:space="0" w:color="CCCCCC"/>
+              <w:right w:val="single" w:sz="1" w:space="0" w:color="CCCCCC"/>
+            </w:tcBorders>
+            <w:shd w:val="clear" w:color="auto" w:fill="F8F9FA"/>
+            <w:tcMar>
+              <w:top w:w="80" w:type="dxa"/>
+              <w:left w:w="120" w:type="dxa"/>
+              <w:bottom w:w="80" w:type="dxa"/>
+              <w:right w:w="120" w:type="dxa"/>
+            </w:tcMar>
+          </w:tcPr>
+          <w:p>
+            <w:proofErr w:type="spellStart"/>
+            <w:r>
+              <w:rPr>
+                <w:color w:val="2B2B2B"/>
+                <w:sz w:val="20"/>
+                <w:szCs w:val="20"/>
+              </w:rPr>
+              <w:t>formLogin</w:t>
+            </w:r>
+            <w:proofErr w:type="spellEnd"/>
+            <w:r>
+              <w:rPr>
+                <w:color w:val="2B2B2B"/>
+                <w:sz w:val="20"/>
+                <w:szCs w:val="20"/>
+              </w:rPr>
+              <w:t xml:space="preserve"> added</w:t>
+            </w:r>
+          </w:p>
+        </w:tc>
+        <w:tc>
+          <w:tcPr>
+            <w:tcW w:w="6160" w:type="dxa"/>
+            <w:tcBorders>
+              <w:top w:val="single" w:sz="1" w:space="0" w:color="CCCCCC"/>
+              <w:left w:val="single" w:sz="1" w:space="0" w:color="CCCCCC"/>
+              <w:bottom w:val="single" w:sz="1" w:space="0" w:color="CCCCCC"/>
+              <w:right w:val="single" w:sz="1" w:space="0" w:color="CCCCCC"/>
+            </w:tcBorders>
+            <w:shd w:val="clear" w:color="auto" w:fill="F8F9FA"/>
+            <w:tcMar>
+              <w:top w:w="80" w:type="dxa"/>
+              <w:left w:w="120" w:type="dxa"/>
+              <w:bottom w:w="80" w:type="dxa"/>
+              <w:right w:w="120" w:type="dxa"/>
+            </w:tcMar>
+          </w:tcPr>
+          <w:p>
+            <w:r>
+              <w:rPr>
+                <w:color w:val="2B2B2B"/>
+                <w:sz w:val="20"/>
+                <w:szCs w:val="20"/>
+              </w:rPr>
+              <w:t>Browser works, Postman returns HTML login page instead of JSON</w:t>
+            </w:r>
+          </w:p>
+        </w:tc>
+      </w:tr>
+      <w:tr>
+        <w:tblPrEx>
+          <w:tblCellMar>
+            <w:top w:w="0" w:type="dxa"/>
+            <w:bottom w:w="0" w:type="dxa"/>
+          </w:tblCellMar>
+        </w:tblPrEx>
+        <w:tc>
+          <w:tcPr>
+            <w:tcW w:w="3200" w:type="dxa"/>
+            <w:tcBorders>
+              <w:top w:val="single" w:sz="1" w:space="0" w:color="CCCCCC"/>
+              <w:left w:val="single" w:sz="1" w:space="0" w:color="CCCCCC"/>
+              <w:bottom w:val="single" w:sz="1" w:space="0" w:color="CCCCCC"/>
+              <w:right w:val="single" w:sz="1" w:space="0" w:color="CCCCCC"/>
+            </w:tcBorders>
+            <w:shd w:val="clear" w:color="auto" w:fill="F8F9FA"/>
+            <w:tcMar>
+              <w:top w:w="80" w:type="dxa"/>
+              <w:left w:w="120" w:type="dxa"/>
+              <w:bottom w:w="80" w:type="dxa"/>
+              <w:right w:w="120" w:type="dxa"/>
+            </w:tcMar>
+          </w:tcPr>
+          <w:p>
+            <w:proofErr w:type="spellStart"/>
+            <w:r>
+              <w:rPr>
+                <w:color w:val="2B2B2B"/>
+                <w:sz w:val="20"/>
+                <w:szCs w:val="20"/>
+              </w:rPr>
+              <w:t>formLogin</w:t>
+            </w:r>
+            <w:proofErr w:type="spellEnd"/>
+            <w:r>
+              <w:rPr>
+                <w:color w:val="2B2B2B"/>
+                <w:sz w:val="20"/>
+                <w:szCs w:val="20"/>
+              </w:rPr>
+              <w:t xml:space="preserve"> + </w:t>
+            </w:r>
+            <w:proofErr w:type="spellStart"/>
+            <w:r>
+              <w:rPr>
+                <w:color w:val="2B2B2B"/>
+                <w:sz w:val="20"/>
+                <w:szCs w:val="20"/>
+              </w:rPr>
+              <w:t>httpBasic</w:t>
+            </w:r>
+            <w:proofErr w:type="spellEnd"/>
+            <w:r>
+              <w:rPr>
+                <w:color w:val="2B2B2B"/>
+                <w:sz w:val="20"/>
+                <w:szCs w:val="20"/>
+              </w:rPr>
+              <w:t xml:space="preserve"> + STATELESS</w:t>
+            </w:r>
+          </w:p>
+        </w:tc>
+        <w:tc>
+          <w:tcPr>
+            <w:tcW w:w="6160" w:type="dxa"/>
+            <w:tcBorders>
+              <w:top w:val="single" w:sz="1" w:space="0" w:color="CCCCCC"/>
+              <w:left w:val="single" w:sz="1" w:space="0" w:color="CCCCCC"/>
+              <w:bottom w:val="single" w:sz="1" w:space="0" w:color="CCCCCC"/>
+              <w:right w:val="single" w:sz="1" w:space="0" w:color="CCCCCC"/>
+            </w:tcBorders>
+            <w:shd w:val="clear" w:color="auto" w:fill="F8F9FA"/>
+            <w:tcMar>
+              <w:top w:w="80" w:type="dxa"/>
+              <w:left w:w="120" w:type="dxa"/>
+              <w:bottom w:w="80" w:type="dxa"/>
+              <w:right w:w="120" w:type="dxa"/>
+            </w:tcMar>
+          </w:tcPr>
+          <w:p>
+            <w:r>
+              <w:rPr>
+                <w:color w:val="2B2B2B"/>
+                <w:sz w:val="20"/>
+                <w:szCs w:val="20"/>
+              </w:rPr>
+              <w:t>Postman works, browser loops forever on login form</w:t>
+            </w:r>
+          </w:p>
+        </w:tc>
+      </w:tr>
+      <w:tr>
+        <w:tblPrEx>
+          <w:tblCellMar>
+            <w:top w:w="0" w:type="dxa"/>
+            <w:bottom w:w="0" w:type="dxa"/>
+          </w:tblCellMar>
+        </w:tblPrEx>
+        <w:tc>
+          <w:tcPr>
+            <w:tcW w:w="3200" w:type="dxa"/>
+            <w:tcBorders>
+              <w:top w:val="single" w:sz="1" w:space="0" w:color="CCCCCC"/>
+              <w:left w:val="single" w:sz="1" w:space="0" w:color="CCCCCC"/>
+              <w:bottom w:val="single" w:sz="1" w:space="0" w:color="CCCCCC"/>
+              <w:right w:val="single" w:sz="1" w:space="0" w:color="CCCCCC"/>
+            </w:tcBorders>
+            <w:shd w:val="clear" w:color="auto" w:fill="F8F9FA"/>
+            <w:tcMar>
+              <w:top w:w="80" w:type="dxa"/>
+              <w:left w:w="120" w:type="dxa"/>
+              <w:bottom w:w="80" w:type="dxa"/>
+              <w:right w:w="120" w:type="dxa"/>
+            </w:tcMar>
+          </w:tcPr>
+          <w:p>
+            <w:proofErr w:type="spellStart"/>
+            <w:r>
+              <w:rPr>
+                <w:color w:val="2B2B2B"/>
+                <w:sz w:val="20"/>
+                <w:szCs w:val="20"/>
+              </w:rPr>
+              <w:t>httpBasic</w:t>
+            </w:r>
+            <w:proofErr w:type="spellEnd"/>
+            <w:r>
+              <w:rPr>
+                <w:color w:val="2B2B2B"/>
+                <w:sz w:val="20"/>
+                <w:szCs w:val="20"/>
+              </w:rPr>
+              <w:t xml:space="preserve"> + STATELESS only</w:t>
+            </w:r>
+          </w:p>
+        </w:tc>
+        <w:tc>
+          <w:tcPr>
+            <w:tcW w:w="6160" w:type="dxa"/>
+            <w:tcBorders>
+              <w:top w:val="single" w:sz="1" w:space="0" w:color="CCCCCC"/>
+              <w:left w:val="single" w:sz="1" w:space="0" w:color="CCCCCC"/>
+              <w:bottom w:val="single" w:sz="1" w:space="0" w:color="CCCCCC"/>
+              <w:right w:val="single" w:sz="1" w:space="0" w:color="CCCCCC"/>
+            </w:tcBorders>
+            <w:shd w:val="clear" w:color="auto" w:fill="F8F9FA"/>
+            <w:tcMar>
+              <w:top w:w="80" w:type="dxa"/>
+              <w:left w:w="120" w:type="dxa"/>
+              <w:bottom w:w="80" w:type="dxa"/>
+              <w:right w:w="120" w:type="dxa"/>
+            </w:tcMar>
+          </w:tcPr>
+          <w:p>
+            <w:r>
+              <w:rPr>
+                <w:color w:val="2B2B2B"/>
+                <w:sz w:val="20"/>
+                <w:szCs w:val="20"/>
+              </w:rPr>
+              <w:t>Both Postman and browser work correctly</w:t>
+            </w:r>
+          </w:p>
+        </w:tc>
+      </w:tr>
+    </w:tbl>
+    <w:p>
+      <w:pPr>
+        <w:spacing w:before="100"/>
+      </w:pPr>
+    </w:p>
+    <w:p>
+      <w:pPr>
+        <w:pBdr>
+          <w:left w:val="single" w:sz="14" w:space="10" w:color="2E75B6"/>
+        </w:pBdr>
+        <w:shd w:val="clear" w:color="auto" w:fill="EBF5FB"/>
+        <w:spacing w:before="140" w:after="140"/>
+        <w:ind w:left="360"/>
+      </w:pPr>
+      <w:proofErr w:type="spellStart"/>
+      <w:r>
+        <w:rPr>
+          <w:i/>
+          <w:iCs/>
+          <w:color w:val="1F4E79"/>
+          <w:sz w:val="21"/>
+          <w:szCs w:val="21"/>
+        </w:rPr>
+        <w:t>formLogin</w:t>
+      </w:r>
+      <w:proofErr w:type="spellEnd"/>
+      <w:r>
+        <w:rPr>
+          <w:i/>
+          <w:iCs/>
+          <w:color w:val="1F4E79"/>
+          <w:sz w:val="21"/>
+          <w:szCs w:val="21"/>
+        </w:rPr>
+        <w:t xml:space="preserve"> needs sessions. </w:t>
+      </w:r>
+      <w:proofErr w:type="spellStart"/>
+      <w:r>
+        <w:rPr>
+          <w:i/>
+          <w:iCs/>
+          <w:color w:val="1F4E79"/>
+          <w:sz w:val="21"/>
+          <w:szCs w:val="21"/>
+        </w:rPr>
+        <w:t>httpBasic</w:t>
+      </w:r>
+      <w:proofErr w:type="spellEnd"/>
+      <w:r>
+        <w:rPr>
+          <w:i/>
+          <w:iCs/>
+          <w:color w:val="1F4E79"/>
+          <w:sz w:val="21"/>
+          <w:szCs w:val="21"/>
+        </w:rPr>
+        <w:t xml:space="preserve"> does not need sessions. STATELESS removes sessions. So </w:t>
+      </w:r>
+      <w:proofErr w:type="spellStart"/>
+      <w:r>
+        <w:rPr>
+          <w:i/>
+          <w:iCs/>
+          <w:color w:val="1F4E79"/>
+          <w:sz w:val="21"/>
+          <w:szCs w:val="21"/>
+        </w:rPr>
+        <w:t>formLogin</w:t>
+      </w:r>
+      <w:proofErr w:type="spellEnd"/>
+      <w:r>
+        <w:rPr>
+          <w:i/>
+          <w:iCs/>
+          <w:color w:val="1F4E79"/>
+          <w:sz w:val="21"/>
+          <w:szCs w:val="21"/>
+        </w:rPr>
+        <w:t xml:space="preserve"> plus STATELESS always breaks. </w:t>
+      </w:r>
+      <w:proofErr w:type="spellStart"/>
+      <w:r>
+        <w:rPr>
+          <w:i/>
+          <w:iCs/>
+          <w:color w:val="1F4E79"/>
+          <w:sz w:val="21"/>
+          <w:szCs w:val="21"/>
+        </w:rPr>
+        <w:t>httpBasic</w:t>
+      </w:r>
+      <w:proofErr w:type="spellEnd"/>
+      <w:r>
+        <w:rPr>
+          <w:i/>
+          <w:iCs/>
+          <w:color w:val="1F4E79"/>
+          <w:sz w:val="21"/>
+          <w:szCs w:val="21"/>
+        </w:rPr>
+        <w:t xml:space="preserve"> plus STATELESS always works. This is the foundation of why REST APIs use </w:t>
+      </w:r>
+      <w:proofErr w:type="spellStart"/>
+      <w:r>
+        <w:rPr>
+          <w:i/>
+          <w:iCs/>
+          <w:color w:val="1F4E79"/>
+          <w:sz w:val="21"/>
+          <w:szCs w:val="21"/>
+        </w:rPr>
+        <w:t>httpBasic</w:t>
+      </w:r>
+      <w:proofErr w:type="spellEnd"/>
+      <w:r>
+        <w:rPr>
+          <w:i/>
+          <w:iCs/>
+          <w:color w:val="1F4E79"/>
+          <w:sz w:val="21"/>
+          <w:szCs w:val="21"/>
+        </w:rPr>
+        <w:t xml:space="preserve"> temporarily and JWT permanently instead of </w:t>
+      </w:r>
+      <w:proofErr w:type="spellStart"/>
+      <w:r>
+        <w:rPr>
+          <w:i/>
+          <w:iCs/>
+          <w:color w:val="1F4E79"/>
+          <w:sz w:val="21"/>
+          <w:szCs w:val="21"/>
+        </w:rPr>
+        <w:t>formLogin</w:t>
+      </w:r>
+      <w:proofErr w:type="spellEnd"/>
+      <w:r>
+        <w:rPr>
+          <w:i/>
+          <w:iCs/>
+          <w:color w:val="1F4E79"/>
+          <w:sz w:val="21"/>
+          <w:szCs w:val="21"/>
+        </w:rPr>
+        <w:t>.</w:t>
+      </w:r>
+    </w:p>
+    <w:p>
+      <w:pPr>
+        <w:pBdr>
+          <w:top w:val="single" w:sz="4" w:space="4" w:color="2E75B6"/>
+          <w:bottom w:val="single" w:sz="4" w:space="4" w:color="2E75B6"/>
+        </w:pBdr>
+        <w:shd w:val="clear" w:color="auto" w:fill="EBF5FB"/>
+        <w:spacing w:before="600" w:after="400"/>
+        <w:jc w:val="center"/>
+      </w:pPr>
+      <w:r>
+        <w:rPr>
+          <w:b/>
+          <w:bCs/>
+          <w:color w:val="1F4E79"/>
+          <w:sz w:val="28"/>
+          <w:szCs w:val="28"/>
+        </w:rPr>
+        <w:t>How to Convert Imperative to Lambda</w:t>
+      </w:r>
+    </w:p>
+    <w:p>
+      <w:pPr>
+        <w:spacing w:after="400"/>
+        <w:jc w:val="center"/>
+      </w:pPr>
+      <w:r>
+        <w:rPr>
+          <w:i/>
+          <w:iCs/>
+          <w:color w:val="888888"/>
+        </w:rPr>
+        <w:t>The general rule with examples</w:t>
+      </w:r>
+    </w:p>
+    <w:p>
+      <w:pPr>
+        <w:pBdr>
+          <w:bottom w:val="single" w:sz="4" w:space="4" w:color="2E75B6"/>
+        </w:pBdr>
+        <w:spacing w:before="440" w:after="160"/>
+      </w:pPr>
+      <w:r>
+        <w:rPr>
+          <w:b/>
+          <w:bCs/>
+          <w:color w:val="1F4E79"/>
+          <w:sz w:val="30"/>
+          <w:szCs w:val="30"/>
+        </w:rPr>
+        <w:lastRenderedPageBreak/>
+        <w:t>27. The General Rule</w:t>
+      </w:r>
+    </w:p>
+    <w:p>
+      <w:pPr>
+        <w:spacing w:before="60" w:after="100"/>
+      </w:pPr>
+      <w:r>
+        <w:rPr>
+          <w:color w:val="2B2B2B"/>
+        </w:rPr>
+        <w:t>In imperative style you are creating an anonymous class that implements an interface and overriding one method inside it. Lambda is just a shortcut to write that same thing without all the boilerplate.</w:t>
+      </w:r>
+    </w:p>
+    <w:p>
+      <w:pPr>
+        <w:spacing w:before="60" w:after="100"/>
+      </w:pPr>
+      <w:r>
+        <w:rPr>
+          <w:color w:val="2B2B2B"/>
+        </w:rPr>
+        <w:t>The rule is simple. Whatever was inside the customize method body becomes the right side of the arrow. Whatever parameter the customize method received becomes the left side of the arrow.</w:t>
+      </w:r>
+    </w:p>
+    <w:p>
+      <w:pPr>
+        <w:spacing w:before="260" w:after="100"/>
+      </w:pPr>
+      <w:r>
+        <w:rPr>
+          <w:b/>
+          <w:bCs/>
+          <w:color w:val="2E75B6"/>
+          <w:sz w:val="26"/>
+          <w:szCs w:val="26"/>
+        </w:rPr>
+        <w:t>Imperative always looks like this</w:t>
+      </w:r>
+    </w:p>
+    <w:p>
+      <w:pPr>
+        <w:shd w:val="clear" w:color="auto" w:fill="F0F0F0"/>
+        <w:spacing w:before="120"/>
+        <w:ind w:left="480" w:right="360"/>
+      </w:pPr>
+      <w:proofErr w:type="spellStart"/>
+      <w:proofErr w:type="gramStart"/>
+      <w:r>
+        <w:rPr>
+          <w:rFonts w:ascii="Courier New" w:eastAsia="Courier New" w:hAnsi="Courier New" w:cs="Courier New"/>
+          <w:color w:val="2B2B2B"/>
+          <w:sz w:val="18"/>
+          <w:szCs w:val="18"/>
+        </w:rPr>
+        <w:t>http.someMethod</w:t>
+      </w:r>
+      <w:proofErr w:type="spellEnd"/>
+      <w:proofErr w:type="gramEnd"/>
+      <w:r>
+        <w:rPr>
+          <w:rFonts w:ascii="Courier New" w:eastAsia="Courier New" w:hAnsi="Courier New" w:cs="Courier New"/>
+          <w:color w:val="2B2B2B"/>
+          <w:sz w:val="18"/>
+          <w:szCs w:val="18"/>
+        </w:rPr>
+        <w:t>(</w:t>
+      </w:r>
+      <w:proofErr w:type="spellStart"/>
+      <w:r>
+        <w:rPr>
+          <w:rFonts w:ascii="Courier New" w:eastAsia="Courier New" w:hAnsi="Courier New" w:cs="Courier New"/>
+          <w:color w:val="2B2B2B"/>
+          <w:sz w:val="18"/>
+          <w:szCs w:val="18"/>
+        </w:rPr>
+        <w:t>someObject</w:t>
+      </w:r>
+      <w:proofErr w:type="spellEnd"/>
+      <w:r>
+        <w:rPr>
+          <w:rFonts w:ascii="Courier New" w:eastAsia="Courier New" w:hAnsi="Courier New" w:cs="Courier New"/>
+          <w:color w:val="2B2B2B"/>
+          <w:sz w:val="18"/>
+          <w:szCs w:val="18"/>
+        </w:rPr>
+        <w:t>);</w:t>
+      </w:r>
+    </w:p>
+    <w:p>
+      <w:pPr>
+        <w:shd w:val="clear" w:color="auto" w:fill="F0F0F0"/>
+        <w:ind w:left="480" w:right="360"/>
+      </w:pPr>
+    </w:p>
+    <w:p>
+      <w:pPr>
+        <w:shd w:val="clear" w:color="auto" w:fill="F0F0F0"/>
+        <w:ind w:left="480" w:right="360"/>
+      </w:pPr>
+      <w:r>
+        <w:rPr>
+          <w:rFonts w:ascii="Courier New" w:eastAsia="Courier New" w:hAnsi="Courier New" w:cs="Courier New"/>
+          <w:color w:val="2B2B2B"/>
+          <w:sz w:val="18"/>
+          <w:szCs w:val="18"/>
+        </w:rPr>
+        <w:t xml:space="preserve">// Where </w:t>
+      </w:r>
+      <w:proofErr w:type="spellStart"/>
+      <w:r>
+        <w:rPr>
+          <w:rFonts w:ascii="Courier New" w:eastAsia="Courier New" w:hAnsi="Courier New" w:cs="Courier New"/>
+          <w:color w:val="2B2B2B"/>
+          <w:sz w:val="18"/>
+          <w:szCs w:val="18"/>
+        </w:rPr>
+        <w:t>someObject</w:t>
+      </w:r>
+      <w:proofErr w:type="spellEnd"/>
+      <w:r>
+        <w:rPr>
+          <w:rFonts w:ascii="Courier New" w:eastAsia="Courier New" w:hAnsi="Courier New" w:cs="Courier New"/>
+          <w:color w:val="2B2B2B"/>
+          <w:sz w:val="18"/>
+          <w:szCs w:val="18"/>
+        </w:rPr>
+        <w:t xml:space="preserve"> is a full anonymous class like this:</w:t>
+      </w:r>
+    </w:p>
+    <w:p>
+      <w:pPr>
+        <w:shd w:val="clear" w:color="auto" w:fill="F0F0F0"/>
+        <w:ind w:left="480" w:right="360"/>
+      </w:pPr>
+      <w:r>
+        <w:rPr>
+          <w:rFonts w:ascii="Courier New" w:eastAsia="Courier New" w:hAnsi="Courier New" w:cs="Courier New"/>
+          <w:color w:val="2B2B2B"/>
+          <w:sz w:val="18"/>
+          <w:szCs w:val="18"/>
+        </w:rPr>
+        <w:t xml:space="preserve">new </w:t>
+      </w:r>
+      <w:proofErr w:type="spellStart"/>
+      <w:proofErr w:type="gramStart"/>
+      <w:r>
+        <w:rPr>
+          <w:rFonts w:ascii="Courier New" w:eastAsia="Courier New" w:hAnsi="Courier New" w:cs="Courier New"/>
+          <w:color w:val="2B2B2B"/>
+          <w:sz w:val="18"/>
+          <w:szCs w:val="18"/>
+        </w:rPr>
+        <w:t>SomeInterface</w:t>
+      </w:r>
+      <w:proofErr w:type="spellEnd"/>
+      <w:r>
+        <w:rPr>
+          <w:rFonts w:ascii="Courier New" w:eastAsia="Courier New" w:hAnsi="Courier New" w:cs="Courier New"/>
+          <w:color w:val="2B2B2B"/>
+          <w:sz w:val="18"/>
+          <w:szCs w:val="18"/>
+        </w:rPr>
+        <w:t>(</w:t>
+      </w:r>
+      <w:proofErr w:type="gramEnd"/>
+      <w:r>
+        <w:rPr>
+          <w:rFonts w:ascii="Courier New" w:eastAsia="Courier New" w:hAnsi="Courier New" w:cs="Courier New"/>
+          <w:color w:val="2B2B2B"/>
+          <w:sz w:val="18"/>
+          <w:szCs w:val="18"/>
+        </w:rPr>
+        <w:t>) {</w:t>
+      </w:r>
+    </w:p>
+    <w:p>
+      <w:pPr>
+        <w:shd w:val="clear" w:color="auto" w:fill="F0F0F0"/>
+        <w:ind w:left="480" w:right="360"/>
+      </w:pPr>
+      <w:r>
+        <w:rPr>
+          <w:rFonts w:ascii="Courier New" w:eastAsia="Courier New" w:hAnsi="Courier New" w:cs="Courier New"/>
+          <w:color w:val="2B2B2B"/>
+          <w:sz w:val="18"/>
+          <w:szCs w:val="18"/>
+        </w:rPr>
+        <w:t xml:space="preserve">    @Override</w:t>
+      </w:r>
+    </w:p>
+    <w:p>
+      <w:pPr>
+        <w:shd w:val="clear" w:color="auto" w:fill="F0F0F0"/>
+        <w:ind w:left="480" w:right="360"/>
+      </w:pPr>
+      <w:r>
+        <w:rPr>
+          <w:rFonts w:ascii="Courier New" w:eastAsia="Courier New" w:hAnsi="Courier New" w:cs="Courier New"/>
+          <w:color w:val="2B2B2B"/>
+          <w:sz w:val="18"/>
+          <w:szCs w:val="18"/>
+        </w:rPr>
+        <w:t xml:space="preserve">    public void </w:t>
+      </w:r>
+      <w:proofErr w:type="spellStart"/>
+      <w:proofErr w:type="gramStart"/>
+      <w:r>
+        <w:rPr>
+          <w:rFonts w:ascii="Courier New" w:eastAsia="Courier New" w:hAnsi="Courier New" w:cs="Courier New"/>
+          <w:color w:val="2B2B2B"/>
+          <w:sz w:val="18"/>
+          <w:szCs w:val="18"/>
+        </w:rPr>
+        <w:t>someMethodName</w:t>
+      </w:r>
+      <w:proofErr w:type="spellEnd"/>
+      <w:r>
+        <w:rPr>
+          <w:rFonts w:ascii="Courier New" w:eastAsia="Courier New" w:hAnsi="Courier New" w:cs="Courier New"/>
+          <w:color w:val="2B2B2B"/>
+          <w:sz w:val="18"/>
+          <w:szCs w:val="18"/>
+        </w:rPr>
+        <w:t>(</w:t>
+      </w:r>
+      <w:proofErr w:type="spellStart"/>
+      <w:proofErr w:type="gramEnd"/>
+      <w:r>
+        <w:rPr>
+          <w:rFonts w:ascii="Courier New" w:eastAsia="Courier New" w:hAnsi="Courier New" w:cs="Courier New"/>
+          <w:color w:val="2B2B2B"/>
+          <w:sz w:val="18"/>
+          <w:szCs w:val="18"/>
+        </w:rPr>
+        <w:t>ParameterType</w:t>
+      </w:r>
+      <w:proofErr w:type="spellEnd"/>
+      <w:r>
+        <w:rPr>
+          <w:rFonts w:ascii="Courier New" w:eastAsia="Courier New" w:hAnsi="Courier New" w:cs="Courier New"/>
+          <w:color w:val="2B2B2B"/>
+          <w:sz w:val="18"/>
+          <w:szCs w:val="18"/>
+        </w:rPr>
+        <w:t xml:space="preserve"> parameter) {</w:t>
+      </w:r>
+    </w:p>
+    <w:p>
+      <w:pPr>
+        <w:shd w:val="clear" w:color="auto" w:fill="F0F0F0"/>
+        <w:ind w:left="480" w:right="360"/>
+      </w:pPr>
+      <w:r>
+        <w:rPr>
+          <w:rFonts w:ascii="Courier New" w:eastAsia="Courier New" w:hAnsi="Courier New" w:cs="Courier New"/>
+          <w:color w:val="2B2B2B"/>
+          <w:sz w:val="18"/>
+          <w:szCs w:val="18"/>
+        </w:rPr>
+        <w:t xml:space="preserve">        </w:t>
+      </w:r>
+      <w:proofErr w:type="spellStart"/>
+      <w:proofErr w:type="gramStart"/>
+      <w:r>
+        <w:rPr>
+          <w:rFonts w:ascii="Courier New" w:eastAsia="Courier New" w:hAnsi="Courier New" w:cs="Courier New"/>
+          <w:color w:val="2B2B2B"/>
+          <w:sz w:val="18"/>
+          <w:szCs w:val="18"/>
+        </w:rPr>
+        <w:t>parameter.doSomething</w:t>
+      </w:r>
+      <w:proofErr w:type="spellEnd"/>
+      <w:proofErr w:type="gramEnd"/>
+      <w:r>
+        <w:rPr>
+          <w:rFonts w:ascii="Courier New" w:eastAsia="Courier New" w:hAnsi="Courier New" w:cs="Courier New"/>
+          <w:color w:val="2B2B2B"/>
+          <w:sz w:val="18"/>
+          <w:szCs w:val="18"/>
+        </w:rPr>
+        <w:t>();</w:t>
+      </w:r>
+    </w:p>
+    <w:p>
+      <w:pPr>
+        <w:shd w:val="clear" w:color="auto" w:fill="F0F0F0"/>
+        <w:ind w:left="480" w:right="360"/>
+      </w:pPr>
+      <w:r>
+        <w:rPr>
+          <w:rFonts w:ascii="Courier New" w:eastAsia="Courier New" w:hAnsi="Courier New" w:cs="Courier New"/>
+          <w:color w:val="2B2B2B"/>
+          <w:sz w:val="18"/>
+          <w:szCs w:val="18"/>
+        </w:rPr>
+        <w:t xml:space="preserve">    }</w:t>
+      </w:r>
+    </w:p>
+    <w:p>
+      <w:pPr>
+        <w:shd w:val="clear" w:color="auto" w:fill="F0F0F0"/>
+        <w:spacing w:after="120"/>
+        <w:ind w:left="480" w:right="360"/>
+      </w:pPr>
+      <w:r>
+        <w:rPr>
+          <w:rFonts w:ascii="Courier New" w:eastAsia="Courier New" w:hAnsi="Courier New" w:cs="Courier New"/>
+          <w:color w:val="2B2B2B"/>
+          <w:sz w:val="18"/>
+          <w:szCs w:val="18"/>
+        </w:rPr>
+        <w:t>}</w:t>
+      </w:r>
+    </w:p>
+    <w:p>
+      <w:pPr>
+        <w:spacing w:before="260" w:after="100"/>
+      </w:pPr>
+      <w:r>
+        <w:rPr>
+          <w:b/>
+          <w:bCs/>
+          <w:color w:val="2E75B6"/>
+          <w:sz w:val="26"/>
+          <w:szCs w:val="26"/>
+        </w:rPr>
+        <w:t>Lambda collapses it to this</w:t>
+      </w:r>
+    </w:p>
+    <w:p>
+      <w:pPr>
+        <w:shd w:val="clear" w:color="auto" w:fill="F0F0F0"/>
+        <w:spacing w:before="120" w:after="120"/>
+        <w:ind w:left="480" w:right="360"/>
+      </w:pPr>
+      <w:proofErr w:type="spellStart"/>
+      <w:proofErr w:type="gramStart"/>
+      <w:r>
+        <w:rPr>
+          <w:rFonts w:ascii="Courier New" w:eastAsia="Courier New" w:hAnsi="Courier New" w:cs="Courier New"/>
+          <w:color w:val="2B2B2B"/>
+          <w:sz w:val="18"/>
+          <w:szCs w:val="18"/>
+        </w:rPr>
+        <w:t>http.someMethod</w:t>
+      </w:r>
+      <w:proofErr w:type="spellEnd"/>
+      <w:proofErr w:type="gramEnd"/>
+      <w:r>
+        <w:rPr>
+          <w:rFonts w:ascii="Courier New" w:eastAsia="Courier New" w:hAnsi="Courier New" w:cs="Courier New"/>
+          <w:color w:val="2B2B2B"/>
+          <w:sz w:val="18"/>
+          <w:szCs w:val="18"/>
+        </w:rPr>
+        <w:t xml:space="preserve">(parameter -&gt; </w:t>
+      </w:r>
+      <w:proofErr w:type="spellStart"/>
+      <w:proofErr w:type="gramStart"/>
+      <w:r>
+        <w:rPr>
+          <w:rFonts w:ascii="Courier New" w:eastAsia="Courier New" w:hAnsi="Courier New" w:cs="Courier New"/>
+          <w:color w:val="2B2B2B"/>
+          <w:sz w:val="18"/>
+          <w:szCs w:val="18"/>
+        </w:rPr>
+        <w:t>parameter.doSomething</w:t>
+      </w:r>
+      <w:proofErr w:type="spellEnd"/>
+      <w:proofErr w:type="gramEnd"/>
+      <w:r>
+        <w:rPr>
+          <w:rFonts w:ascii="Courier New" w:eastAsia="Courier New" w:hAnsi="Courier New" w:cs="Courier New"/>
+          <w:color w:val="2B2B2B"/>
+          <w:sz w:val="18"/>
+          <w:szCs w:val="18"/>
+        </w:rPr>
+        <w:t>());</w:t>
+      </w:r>
+    </w:p>
+    <w:p>
+      <w:pPr>
+        <w:spacing w:before="60" w:after="100"/>
+      </w:pPr>
+      <w:r>
+        <w:rPr>
+          <w:color w:val="2B2B2B"/>
+        </w:rPr>
+        <w:t>Everything in the middle disappears. Only the parameter and what you do with it survives. Connected by an arrow.</w:t>
+      </w:r>
+    </w:p>
+    <w:p>
+      <w:pPr>
+        <w:pBdr>
+          <w:bottom w:val="single" w:sz="4" w:space="4" w:color="2E75B6"/>
+        </w:pBdr>
+        <w:spacing w:before="440" w:after="160"/>
+      </w:pPr>
+      <w:r>
+        <w:rPr>
+          <w:b/>
+          <w:bCs/>
+          <w:color w:val="1F4E79"/>
+          <w:sz w:val="30"/>
+          <w:szCs w:val="30"/>
+        </w:rPr>
+        <w:t>28. Four Steps to Convert Any Imperative to Lambda</w:t>
+      </w:r>
+    </w:p>
+    <w:p>
+      <w:pPr>
+        <w:spacing w:before="60" w:after="100"/>
+      </w:pPr>
+      <w:r>
+        <w:rPr>
+          <w:color w:val="2B2B2B"/>
+        </w:rPr>
+        <w:t xml:space="preserve">Step 1. Keep the </w:t>
+      </w:r>
+      <w:proofErr w:type="spellStart"/>
+      <w:proofErr w:type="gramStart"/>
+      <w:r>
+        <w:rPr>
+          <w:color w:val="2B2B2B"/>
+        </w:rPr>
+        <w:t>http.someMethod</w:t>
+      </w:r>
+      <w:proofErr w:type="spellEnd"/>
+      <w:proofErr w:type="gramEnd"/>
+      <w:r>
+        <w:rPr>
+          <w:color w:val="2B2B2B"/>
+        </w:rPr>
+        <w:t>() part exactly as it is.</w:t>
+      </w:r>
+    </w:p>
+    <w:p>
+      <w:pPr>
+        <w:spacing w:before="60" w:after="100"/>
+      </w:pPr>
+      <w:r>
+        <w:rPr>
+          <w:color w:val="2B2B2B"/>
+        </w:rPr>
+        <w:t>Step 2. Find the parameter name inside the customize method signature.</w:t>
+      </w:r>
+    </w:p>
+    <w:p>
+      <w:pPr>
+        <w:spacing w:before="60" w:after="100"/>
+      </w:pPr>
+      <w:r>
+        <w:rPr>
+          <w:color w:val="2B2B2B"/>
+        </w:rPr>
+        <w:t>Step 3. Find what is written inside the method body.</w:t>
+      </w:r>
+    </w:p>
+    <w:p>
+      <w:pPr>
+        <w:spacing w:before="60" w:after="100"/>
+      </w:pPr>
+      <w:r>
+        <w:rPr>
+          <w:color w:val="2B2B2B"/>
+        </w:rPr>
+        <w:t xml:space="preserve">Step 4. Write parameter arrow body and pass it directly inside the </w:t>
+      </w:r>
+      <w:proofErr w:type="spellStart"/>
+      <w:proofErr w:type="gramStart"/>
+      <w:r>
+        <w:rPr>
+          <w:color w:val="2B2B2B"/>
+        </w:rPr>
+        <w:t>http.someMethod</w:t>
+      </w:r>
+      <w:proofErr w:type="spellEnd"/>
+      <w:proofErr w:type="gramEnd"/>
+      <w:r>
+        <w:rPr>
+          <w:color w:val="2B2B2B"/>
+        </w:rPr>
+        <w:t>().</w:t>
+      </w:r>
+    </w:p>
+    <w:p>
+      <w:pPr>
+        <w:pBdr>
+          <w:left w:val="single" w:sz="14" w:space="10" w:color="2E75B6"/>
+        </w:pBdr>
+        <w:shd w:val="clear" w:color="auto" w:fill="EBF5FB"/>
+        <w:spacing w:before="140" w:after="140"/>
+        <w:ind w:left="360"/>
+      </w:pPr>
+      <w:r>
+        <w:rPr>
+          <w:i/>
+          <w:iCs/>
+          <w:color w:val="1F4E79"/>
+          <w:sz w:val="21"/>
+          <w:szCs w:val="21"/>
+        </w:rPr>
+        <w:t>Find the parameter. Find what it does. Connect them with an arrow. Pass it to the same http method. That is the entire rule.</w:t>
+      </w:r>
+    </w:p>
+    <w:p>
+      <w:pPr>
+        <w:pBdr>
+          <w:bottom w:val="single" w:sz="4" w:space="4" w:color="2E75B6"/>
+        </w:pBdr>
+        <w:spacing w:before="440" w:after="160"/>
+      </w:pPr>
+      <w:r>
+        <w:rPr>
+          <w:b/>
+          <w:bCs/>
+          <w:color w:val="1F4E79"/>
+          <w:sz w:val="30"/>
+          <w:szCs w:val="30"/>
+        </w:rPr>
+        <w:t>29. Example 1 — CSRF</w:t>
+      </w:r>
+    </w:p>
+    <w:p>
+      <w:pPr>
+        <w:spacing w:before="260" w:after="100"/>
+      </w:pPr>
+      <w:r>
+        <w:rPr>
+          <w:b/>
+          <w:bCs/>
+          <w:color w:val="2E75B6"/>
+          <w:sz w:val="26"/>
+          <w:szCs w:val="26"/>
+        </w:rPr>
+        <w:t>Imperative</w:t>
+      </w:r>
+    </w:p>
+    <w:p>
+      <w:pPr>
+        <w:shd w:val="clear" w:color="auto" w:fill="F0F0F0"/>
+        <w:spacing w:before="120"/>
+        <w:ind w:left="480" w:right="360"/>
+      </w:pPr>
+      <w:r>
+        <w:rPr>
+          <w:rFonts w:ascii="Courier New" w:eastAsia="Courier New" w:hAnsi="Courier New" w:cs="Courier New"/>
+          <w:color w:val="2B2B2B"/>
+          <w:sz w:val="18"/>
+          <w:szCs w:val="18"/>
+        </w:rPr>
+        <w:t>Customizer&lt;</w:t>
+      </w:r>
+      <w:proofErr w:type="spellStart"/>
+      <w:r>
+        <w:rPr>
+          <w:rFonts w:ascii="Courier New" w:eastAsia="Courier New" w:hAnsi="Courier New" w:cs="Courier New"/>
+          <w:color w:val="2B2B2B"/>
+          <w:sz w:val="18"/>
+          <w:szCs w:val="18"/>
+        </w:rPr>
+        <w:t>CsrfConfigurer</w:t>
+      </w:r>
+      <w:proofErr w:type="spellEnd"/>
+      <w:r>
+        <w:rPr>
+          <w:rFonts w:ascii="Courier New" w:eastAsia="Courier New" w:hAnsi="Courier New" w:cs="Courier New"/>
+          <w:color w:val="2B2B2B"/>
+          <w:sz w:val="18"/>
+          <w:szCs w:val="18"/>
+        </w:rPr>
+        <w:t>&lt;</w:t>
+      </w:r>
+      <w:proofErr w:type="spellStart"/>
+      <w:r>
+        <w:rPr>
+          <w:rFonts w:ascii="Courier New" w:eastAsia="Courier New" w:hAnsi="Courier New" w:cs="Courier New"/>
+          <w:color w:val="2B2B2B"/>
+          <w:sz w:val="18"/>
+          <w:szCs w:val="18"/>
+        </w:rPr>
+        <w:t>HttpSecurity</w:t>
+      </w:r>
+      <w:proofErr w:type="spellEnd"/>
+      <w:r>
+        <w:rPr>
+          <w:rFonts w:ascii="Courier New" w:eastAsia="Courier New" w:hAnsi="Courier New" w:cs="Courier New"/>
+          <w:color w:val="2B2B2B"/>
+          <w:sz w:val="18"/>
+          <w:szCs w:val="18"/>
+        </w:rPr>
+        <w:t xml:space="preserve">&gt;&gt; </w:t>
+      </w:r>
+      <w:proofErr w:type="spellStart"/>
+      <w:r>
+        <w:rPr>
+          <w:rFonts w:ascii="Courier New" w:eastAsia="Courier New" w:hAnsi="Courier New" w:cs="Courier New"/>
+          <w:color w:val="2B2B2B"/>
+          <w:sz w:val="18"/>
+          <w:szCs w:val="18"/>
+        </w:rPr>
+        <w:t>custCsrf</w:t>
+      </w:r>
+      <w:proofErr w:type="spellEnd"/>
+      <w:r>
+        <w:rPr>
+          <w:rFonts w:ascii="Courier New" w:eastAsia="Courier New" w:hAnsi="Courier New" w:cs="Courier New"/>
+          <w:color w:val="2B2B2B"/>
+          <w:sz w:val="18"/>
+          <w:szCs w:val="18"/>
+        </w:rPr>
+        <w:t xml:space="preserve"> =</w:t>
+      </w:r>
+    </w:p>
+    <w:p>
+      <w:pPr>
+        <w:shd w:val="clear" w:color="auto" w:fill="F0F0F0"/>
+        <w:ind w:left="480" w:right="360"/>
+      </w:pPr>
+      <w:r>
+        <w:rPr>
+          <w:rFonts w:ascii="Courier New" w:eastAsia="Courier New" w:hAnsi="Courier New" w:cs="Courier New"/>
+          <w:color w:val="2B2B2B"/>
+          <w:sz w:val="18"/>
+          <w:szCs w:val="18"/>
+        </w:rPr>
+        <w:t xml:space="preserve">    new Customizer&lt;</w:t>
+      </w:r>
+      <w:proofErr w:type="spellStart"/>
+      <w:r>
+        <w:rPr>
+          <w:rFonts w:ascii="Courier New" w:eastAsia="Courier New" w:hAnsi="Courier New" w:cs="Courier New"/>
+          <w:color w:val="2B2B2B"/>
+          <w:sz w:val="18"/>
+          <w:szCs w:val="18"/>
+        </w:rPr>
+        <w:t>CsrfConfigurer</w:t>
+      </w:r>
+      <w:proofErr w:type="spellEnd"/>
+      <w:r>
+        <w:rPr>
+          <w:rFonts w:ascii="Courier New" w:eastAsia="Courier New" w:hAnsi="Courier New" w:cs="Courier New"/>
+          <w:color w:val="2B2B2B"/>
+          <w:sz w:val="18"/>
+          <w:szCs w:val="18"/>
+        </w:rPr>
+        <w:t>&lt;</w:t>
+      </w:r>
+      <w:proofErr w:type="spellStart"/>
+      <w:r>
+        <w:rPr>
+          <w:rFonts w:ascii="Courier New" w:eastAsia="Courier New" w:hAnsi="Courier New" w:cs="Courier New"/>
+          <w:color w:val="2B2B2B"/>
+          <w:sz w:val="18"/>
+          <w:szCs w:val="18"/>
+        </w:rPr>
+        <w:t>HttpSecurity</w:t>
+      </w:r>
+      <w:proofErr w:type="spellEnd"/>
+      <w:r>
+        <w:rPr>
+          <w:rFonts w:ascii="Courier New" w:eastAsia="Courier New" w:hAnsi="Courier New" w:cs="Courier New"/>
+          <w:color w:val="2B2B2B"/>
+          <w:sz w:val="18"/>
+          <w:szCs w:val="18"/>
+        </w:rPr>
+        <w:t>&gt;</w:t>
+      </w:r>
+      <w:proofErr w:type="gramStart"/>
+      <w:r>
+        <w:rPr>
+          <w:rFonts w:ascii="Courier New" w:eastAsia="Courier New" w:hAnsi="Courier New" w:cs="Courier New"/>
+          <w:color w:val="2B2B2B"/>
+          <w:sz w:val="18"/>
+          <w:szCs w:val="18"/>
+        </w:rPr>
+        <w:t>&gt;(</w:t>
+      </w:r>
+      <w:proofErr w:type="gramEnd"/>
+      <w:r>
+        <w:rPr>
+          <w:rFonts w:ascii="Courier New" w:eastAsia="Courier New" w:hAnsi="Courier New" w:cs="Courier New"/>
+          <w:color w:val="2B2B2B"/>
+          <w:sz w:val="18"/>
+          <w:szCs w:val="18"/>
+        </w:rPr>
+        <w:t>) {</w:t>
+      </w:r>
+    </w:p>
+    <w:p>
+      <w:pPr>
+        <w:shd w:val="clear" w:color="auto" w:fill="F0F0F0"/>
+        <w:ind w:left="480" w:right="360"/>
+      </w:pPr>
+      <w:r>
+        <w:rPr>
+          <w:rFonts w:ascii="Courier New" w:eastAsia="Courier New" w:hAnsi="Courier New" w:cs="Courier New"/>
+          <w:color w:val="2B2B2B"/>
+          <w:sz w:val="18"/>
+          <w:szCs w:val="18"/>
+        </w:rPr>
+        <w:t xml:space="preserve">        @Override</w:t>
+      </w:r>
+    </w:p>
+    <w:p>
+      <w:pPr>
+        <w:shd w:val="clear" w:color="auto" w:fill="F0F0F0"/>
+        <w:ind w:left="480" w:right="360"/>
+      </w:pPr>
+      <w:r>
+        <w:rPr>
+          <w:rFonts w:ascii="Courier New" w:eastAsia="Courier New" w:hAnsi="Courier New" w:cs="Courier New"/>
+          <w:color w:val="2B2B2B"/>
+          <w:sz w:val="18"/>
+          <w:szCs w:val="18"/>
+        </w:rPr>
+        <w:t xml:space="preserve">        public void </w:t>
+      </w:r>
+      <w:proofErr w:type="gramStart"/>
+      <w:r>
+        <w:rPr>
+          <w:rFonts w:ascii="Courier New" w:eastAsia="Courier New" w:hAnsi="Courier New" w:cs="Courier New"/>
+          <w:color w:val="2B2B2B"/>
+          <w:sz w:val="18"/>
+          <w:szCs w:val="18"/>
+        </w:rPr>
+        <w:t>customize(</w:t>
+      </w:r>
+      <w:proofErr w:type="spellStart"/>
+      <w:proofErr w:type="gramEnd"/>
+      <w:r>
+        <w:rPr>
+          <w:rFonts w:ascii="Courier New" w:eastAsia="Courier New" w:hAnsi="Courier New" w:cs="Courier New"/>
+          <w:color w:val="2B2B2B"/>
+          <w:sz w:val="18"/>
+          <w:szCs w:val="18"/>
+        </w:rPr>
+        <w:t>CsrfConfigurer</w:t>
+      </w:r>
+      <w:proofErr w:type="spellEnd"/>
+      <w:r>
+        <w:rPr>
+          <w:rFonts w:ascii="Courier New" w:eastAsia="Courier New" w:hAnsi="Courier New" w:cs="Courier New"/>
+          <w:color w:val="2B2B2B"/>
+          <w:sz w:val="18"/>
+          <w:szCs w:val="18"/>
+        </w:rPr>
+        <w:t>&lt;</w:t>
+      </w:r>
+      <w:proofErr w:type="spellStart"/>
+      <w:r>
+        <w:rPr>
+          <w:rFonts w:ascii="Courier New" w:eastAsia="Courier New" w:hAnsi="Courier New" w:cs="Courier New"/>
+          <w:color w:val="2B2B2B"/>
+          <w:sz w:val="18"/>
+          <w:szCs w:val="18"/>
+        </w:rPr>
+        <w:t>HttpSecurity</w:t>
+      </w:r>
+      <w:proofErr w:type="spellEnd"/>
+      <w:r>
+        <w:rPr>
+          <w:rFonts w:ascii="Courier New" w:eastAsia="Courier New" w:hAnsi="Courier New" w:cs="Courier New"/>
+          <w:color w:val="2B2B2B"/>
+          <w:sz w:val="18"/>
+          <w:szCs w:val="18"/>
+        </w:rPr>
+        <w:t xml:space="preserve">&gt; </w:t>
+      </w:r>
+      <w:proofErr w:type="spellStart"/>
+      <w:r>
+        <w:rPr>
+          <w:rFonts w:ascii="Courier New" w:eastAsia="Courier New" w:hAnsi="Courier New" w:cs="Courier New"/>
+          <w:color w:val="2B2B2B"/>
+          <w:sz w:val="18"/>
+          <w:szCs w:val="18"/>
+        </w:rPr>
+        <w:t>httpSecurityCsrfConfigurer</w:t>
+      </w:r>
+      <w:proofErr w:type="spellEnd"/>
+      <w:r>
+        <w:rPr>
+          <w:rFonts w:ascii="Courier New" w:eastAsia="Courier New" w:hAnsi="Courier New" w:cs="Courier New"/>
+          <w:color w:val="2B2B2B"/>
+          <w:sz w:val="18"/>
+          <w:szCs w:val="18"/>
+        </w:rPr>
+        <w:t>) {</w:t>
+      </w:r>
+    </w:p>
+    <w:p>
+      <w:pPr>
+        <w:shd w:val="clear" w:color="auto" w:fill="F0F0F0"/>
+        <w:ind w:left="480" w:right="360"/>
+      </w:pPr>
+      <w:r>
+        <w:rPr>
+          <w:rFonts w:ascii="Courier New" w:eastAsia="Courier New" w:hAnsi="Courier New" w:cs="Courier New"/>
+          <w:color w:val="2B2B2B"/>
+          <w:sz w:val="18"/>
+          <w:szCs w:val="18"/>
+        </w:rPr>
+        <w:t xml:space="preserve">            </w:t>
+      </w:r>
+      <w:proofErr w:type="spellStart"/>
+      <w:r>
+        <w:rPr>
+          <w:rFonts w:ascii="Courier New" w:eastAsia="Courier New" w:hAnsi="Courier New" w:cs="Courier New"/>
+          <w:color w:val="2B2B2B"/>
+          <w:sz w:val="18"/>
+          <w:szCs w:val="18"/>
+        </w:rPr>
+        <w:t>httpSecurityCsrfConfigurer.disable</w:t>
+      </w:r>
+      <w:proofErr w:type="spellEnd"/>
+      <w:r>
+        <w:rPr>
+          <w:rFonts w:ascii="Courier New" w:eastAsia="Courier New" w:hAnsi="Courier New" w:cs="Courier New"/>
+          <w:color w:val="2B2B2B"/>
+          <w:sz w:val="18"/>
+          <w:szCs w:val="18"/>
+        </w:rPr>
+        <w:t>();</w:t>
+      </w:r>
+    </w:p>
+    <w:p>
+      <w:pPr>
+        <w:shd w:val="clear" w:color="auto" w:fill="F0F0F0"/>
+        <w:ind w:left="480" w:right="360"/>
+      </w:pPr>
+      <w:r>
+        <w:rPr>
+          <w:rFonts w:ascii="Courier New" w:eastAsia="Courier New" w:hAnsi="Courier New" w:cs="Courier New"/>
+          <w:color w:val="2B2B2B"/>
+          <w:sz w:val="18"/>
+          <w:szCs w:val="18"/>
+        </w:rPr>
+        <w:t xml:space="preserve">        }</w:t>
+      </w:r>
+    </w:p>
+    <w:p>
+      <w:pPr>
+        <w:shd w:val="clear" w:color="auto" w:fill="F0F0F0"/>
+        <w:ind w:left="480" w:right="360"/>
+      </w:pPr>
+      <w:r>
+        <w:rPr>
+          <w:rFonts w:ascii="Courier New" w:eastAsia="Courier New" w:hAnsi="Courier New" w:cs="Courier New"/>
+          <w:color w:val="2B2B2B"/>
+          <w:sz w:val="18"/>
+          <w:szCs w:val="18"/>
+        </w:rPr>
+        <w:t xml:space="preserve">    };</w:t>
+      </w:r>
+    </w:p>
+    <w:p>
+      <w:pPr>
+        <w:shd w:val="clear" w:color="auto" w:fill="F0F0F0"/>
+        <w:spacing w:after="120"/>
+        <w:ind w:left="480" w:right="360"/>
+      </w:pPr>
+      <w:proofErr w:type="spellStart"/>
+      <w:proofErr w:type="gramStart"/>
+      <w:r>
+        <w:rPr>
+          <w:rFonts w:ascii="Courier New" w:eastAsia="Courier New" w:hAnsi="Courier New" w:cs="Courier New"/>
+          <w:color w:val="2B2B2B"/>
+          <w:sz w:val="18"/>
+          <w:szCs w:val="18"/>
+        </w:rPr>
+        <w:t>http.csrf</w:t>
+      </w:r>
+      <w:proofErr w:type="spellEnd"/>
+      <w:proofErr w:type="gramEnd"/>
+      <w:r>
+        <w:rPr>
+          <w:rFonts w:ascii="Courier New" w:eastAsia="Courier New" w:hAnsi="Courier New" w:cs="Courier New"/>
+          <w:color w:val="2B2B2B"/>
+          <w:sz w:val="18"/>
+          <w:szCs w:val="18"/>
+        </w:rPr>
+        <w:t>(</w:t>
+      </w:r>
+      <w:proofErr w:type="spellStart"/>
+      <w:r>
+        <w:rPr>
+          <w:rFonts w:ascii="Courier New" w:eastAsia="Courier New" w:hAnsi="Courier New" w:cs="Courier New"/>
+          <w:color w:val="2B2B2B"/>
+          <w:sz w:val="18"/>
+          <w:szCs w:val="18"/>
+        </w:rPr>
+        <w:t>custCsrf</w:t>
+      </w:r>
+      <w:proofErr w:type="spellEnd"/>
+      <w:r>
+        <w:rPr>
+          <w:rFonts w:ascii="Courier New" w:eastAsia="Courier New" w:hAnsi="Courier New" w:cs="Courier New"/>
+          <w:color w:val="2B2B2B"/>
+          <w:sz w:val="18"/>
+          <w:szCs w:val="18"/>
+        </w:rPr>
+        <w:t>);</w:t>
+      </w:r>
+    </w:p>
+    <w:p>
+      <w:pPr>
+        <w:spacing w:before="260" w:after="100"/>
+      </w:pPr>
+      <w:r>
+        <w:rPr>
+          <w:b/>
+          <w:bCs/>
+          <w:color w:val="2E75B6"/>
+          <w:sz w:val="26"/>
+          <w:szCs w:val="26"/>
+        </w:rPr>
+        <w:lastRenderedPageBreak/>
+        <w:t>Applying the rule</w:t>
+      </w:r>
+    </w:p>
+    <w:p>
+      <w:pPr>
+        <w:spacing w:before="60" w:after="100"/>
+      </w:pPr>
+      <w:r>
+        <w:rPr>
+          <w:color w:val="2B2B2B"/>
+        </w:rPr>
+        <w:t xml:space="preserve">Step 1. http method is </w:t>
+      </w:r>
+      <w:proofErr w:type="spellStart"/>
+      <w:proofErr w:type="gramStart"/>
+      <w:r>
+        <w:rPr>
+          <w:color w:val="2B2B2B"/>
+        </w:rPr>
+        <w:t>http.csrf</w:t>
+      </w:r>
+      <w:proofErr w:type="spellEnd"/>
+      <w:proofErr w:type="gramEnd"/>
+      <w:r>
+        <w:rPr>
+          <w:color w:val="2B2B2B"/>
+        </w:rPr>
+        <w:t>() so that stays.</w:t>
+      </w:r>
+    </w:p>
+    <w:p>
+      <w:pPr>
+        <w:spacing w:before="60" w:after="100"/>
+      </w:pPr>
+      <w:r>
+        <w:rPr>
+          <w:color w:val="2B2B2B"/>
+        </w:rPr>
+        <w:t xml:space="preserve">Step 2. Parameter name is </w:t>
+      </w:r>
+      <w:proofErr w:type="spellStart"/>
+      <w:r>
+        <w:rPr>
+          <w:color w:val="2B2B2B"/>
+        </w:rPr>
+        <w:t>httpSecurityCsrfConfigurer</w:t>
+      </w:r>
+      <w:proofErr w:type="spellEnd"/>
+      <w:r>
+        <w:rPr>
+          <w:color w:val="2B2B2B"/>
+        </w:rPr>
+        <w:t>.</w:t>
+      </w:r>
+    </w:p>
+    <w:p>
+      <w:pPr>
+        <w:spacing w:before="60" w:after="100"/>
+      </w:pPr>
+      <w:r>
+        <w:rPr>
+          <w:color w:val="2B2B2B"/>
+        </w:rPr>
+        <w:t xml:space="preserve">Step 3. Body is </w:t>
+      </w:r>
+      <w:proofErr w:type="spellStart"/>
+      <w:r>
+        <w:rPr>
+          <w:color w:val="2B2B2B"/>
+        </w:rPr>
+        <w:t>httpSecurityCsrfConfigurer.disable</w:t>
+      </w:r>
+      <w:proofErr w:type="spellEnd"/>
+      <w:r>
+        <w:rPr>
+          <w:color w:val="2B2B2B"/>
+        </w:rPr>
+        <w:t>().</w:t>
+      </w:r>
+    </w:p>
+    <w:p>
+      <w:pPr>
+        <w:spacing w:before="60" w:after="100"/>
+      </w:pPr>
+      <w:r>
+        <w:rPr>
+          <w:color w:val="2B2B2B"/>
+        </w:rPr>
+        <w:t xml:space="preserve">Step 4. Connect them with arrow and pass inside </w:t>
+      </w:r>
+      <w:proofErr w:type="spellStart"/>
+      <w:proofErr w:type="gramStart"/>
+      <w:r>
+        <w:rPr>
+          <w:color w:val="2B2B2B"/>
+        </w:rPr>
+        <w:t>http.csrf</w:t>
+      </w:r>
+      <w:proofErr w:type="spellEnd"/>
+      <w:proofErr w:type="gramEnd"/>
+      <w:r>
+        <w:rPr>
+          <w:color w:val="2B2B2B"/>
+        </w:rPr>
+        <w:t>().</w:t>
+      </w:r>
+    </w:p>
+    <w:p>
+      <w:pPr>
+        <w:spacing w:before="260" w:after="100"/>
+      </w:pPr>
+      <w:r>
+        <w:rPr>
+          <w:b/>
+          <w:bCs/>
+          <w:color w:val="2E75B6"/>
+          <w:sz w:val="26"/>
+          <w:szCs w:val="26"/>
+        </w:rPr>
+        <w:t>Lambda</w:t>
+      </w:r>
+    </w:p>
+    <w:p>
+      <w:pPr>
+        <w:shd w:val="clear" w:color="auto" w:fill="F0F0F0"/>
+        <w:spacing w:before="120" w:after="120"/>
+        <w:ind w:left="480" w:right="360"/>
+      </w:pPr>
+      <w:proofErr w:type="spellStart"/>
+      <w:proofErr w:type="gramStart"/>
+      <w:r>
+        <w:rPr>
+          <w:rFonts w:ascii="Courier New" w:eastAsia="Courier New" w:hAnsi="Courier New" w:cs="Courier New"/>
+          <w:color w:val="2B2B2B"/>
+          <w:sz w:val="18"/>
+          <w:szCs w:val="18"/>
+        </w:rPr>
+        <w:t>http.csrf</w:t>
+      </w:r>
+      <w:proofErr w:type="spellEnd"/>
+      <w:proofErr w:type="gramEnd"/>
+      <w:r>
+        <w:rPr>
+          <w:rFonts w:ascii="Courier New" w:eastAsia="Courier New" w:hAnsi="Courier New" w:cs="Courier New"/>
+          <w:color w:val="2B2B2B"/>
+          <w:sz w:val="18"/>
+          <w:szCs w:val="18"/>
+        </w:rPr>
+        <w:t>(</w:t>
+      </w:r>
+      <w:proofErr w:type="spellStart"/>
+      <w:r>
+        <w:rPr>
+          <w:rFonts w:ascii="Courier New" w:eastAsia="Courier New" w:hAnsi="Courier New" w:cs="Courier New"/>
+          <w:color w:val="2B2B2B"/>
+          <w:sz w:val="18"/>
+          <w:szCs w:val="18"/>
+        </w:rPr>
+        <w:t>httpSecurityCsrfConfigurer</w:t>
+      </w:r>
+      <w:proofErr w:type="spellEnd"/>
+      <w:r>
+        <w:rPr>
+          <w:rFonts w:ascii="Courier New" w:eastAsia="Courier New" w:hAnsi="Courier New" w:cs="Courier New"/>
+          <w:color w:val="2B2B2B"/>
+          <w:sz w:val="18"/>
+          <w:szCs w:val="18"/>
+        </w:rPr>
+        <w:t xml:space="preserve"> -&gt; </w:t>
+      </w:r>
+      <w:proofErr w:type="spellStart"/>
+      <w:r>
+        <w:rPr>
+          <w:rFonts w:ascii="Courier New" w:eastAsia="Courier New" w:hAnsi="Courier New" w:cs="Courier New"/>
+          <w:color w:val="2B2B2B"/>
+          <w:sz w:val="18"/>
+          <w:szCs w:val="18"/>
+        </w:rPr>
+        <w:t>httpSecurityCsrfConfigurer.disable</w:t>
+      </w:r>
+      <w:proofErr w:type="spellEnd"/>
+      <w:r>
+        <w:rPr>
+          <w:rFonts w:ascii="Courier New" w:eastAsia="Courier New" w:hAnsi="Courier New" w:cs="Courier New"/>
+          <w:color w:val="2B2B2B"/>
+          <w:sz w:val="18"/>
+          <w:szCs w:val="18"/>
+        </w:rPr>
+        <w:t>());</w:t>
+      </w:r>
+    </w:p>
+    <w:p>
+      <w:pPr>
+        <w:pBdr>
+          <w:left w:val="single" w:sz="14" w:space="10" w:color="2E75B6"/>
+        </w:pBdr>
+        <w:shd w:val="clear" w:color="auto" w:fill="EBF5FB"/>
+        <w:spacing w:before="140" w:after="140"/>
+        <w:ind w:left="360"/>
+      </w:pPr>
+      <w:r>
+        <w:rPr>
+          <w:i/>
+          <w:iCs/>
+          <w:color w:val="1F4E79"/>
+          <w:sz w:val="21"/>
+          <w:szCs w:val="21"/>
+        </w:rPr>
+        <w:t xml:space="preserve">Your mentor renamed the parameter to customizer to make it shorter. The name does not matter. You can name it anything. </w:t>
+      </w:r>
+      <w:proofErr w:type="spellStart"/>
+      <w:proofErr w:type="gramStart"/>
+      <w:r>
+        <w:rPr>
+          <w:i/>
+          <w:iCs/>
+          <w:color w:val="1F4E79"/>
+          <w:sz w:val="21"/>
+          <w:szCs w:val="21"/>
+        </w:rPr>
+        <w:t>http.csrf</w:t>
+      </w:r>
+      <w:proofErr w:type="spellEnd"/>
+      <w:proofErr w:type="gramEnd"/>
+      <w:r>
+        <w:rPr>
+          <w:i/>
+          <w:iCs/>
+          <w:color w:val="1F4E79"/>
+          <w:sz w:val="21"/>
+          <w:szCs w:val="21"/>
+        </w:rPr>
+        <w:t xml:space="preserve">(customizer -&gt; </w:t>
+      </w:r>
+      <w:proofErr w:type="spellStart"/>
+      <w:proofErr w:type="gramStart"/>
+      <w:r>
+        <w:rPr>
+          <w:i/>
+          <w:iCs/>
+          <w:color w:val="1F4E79"/>
+          <w:sz w:val="21"/>
+          <w:szCs w:val="21"/>
+        </w:rPr>
+        <w:t>customizer.disable</w:t>
+      </w:r>
+      <w:proofErr w:type="spellEnd"/>
+      <w:proofErr w:type="gramEnd"/>
+      <w:r>
+        <w:rPr>
+          <w:i/>
+          <w:iCs/>
+          <w:color w:val="1F4E79"/>
+          <w:sz w:val="21"/>
+          <w:szCs w:val="21"/>
+        </w:rPr>
+        <w:t xml:space="preserve">()) and </w:t>
+      </w:r>
+      <w:proofErr w:type="spellStart"/>
+      <w:proofErr w:type="gramStart"/>
+      <w:r>
+        <w:rPr>
+          <w:i/>
+          <w:iCs/>
+          <w:color w:val="1F4E79"/>
+          <w:sz w:val="21"/>
+          <w:szCs w:val="21"/>
+        </w:rPr>
+        <w:t>http.csrf</w:t>
+      </w:r>
+      <w:proofErr w:type="spellEnd"/>
+      <w:proofErr w:type="gramEnd"/>
+      <w:r>
+        <w:rPr>
+          <w:i/>
+          <w:iCs/>
+          <w:color w:val="1F4E79"/>
+          <w:sz w:val="21"/>
+          <w:szCs w:val="21"/>
+        </w:rPr>
+        <w:t xml:space="preserve">(x -&gt; </w:t>
+      </w:r>
+      <w:proofErr w:type="spellStart"/>
+      <w:proofErr w:type="gramStart"/>
+      <w:r>
+        <w:rPr>
+          <w:i/>
+          <w:iCs/>
+          <w:color w:val="1F4E79"/>
+          <w:sz w:val="21"/>
+          <w:szCs w:val="21"/>
+        </w:rPr>
+        <w:t>x.disable</w:t>
+      </w:r>
+      <w:proofErr w:type="spellEnd"/>
+      <w:proofErr w:type="gramEnd"/>
+      <w:r>
+        <w:rPr>
+          <w:i/>
+          <w:iCs/>
+          <w:color w:val="1F4E79"/>
+          <w:sz w:val="21"/>
+          <w:szCs w:val="21"/>
+        </w:rPr>
+        <w:t xml:space="preserve">()) both do </w:t>
+      </w:r>
+      <w:proofErr w:type="gramStart"/>
+      <w:r>
+        <w:rPr>
+          <w:i/>
+          <w:iCs/>
+          <w:color w:val="1F4E79"/>
+          <w:sz w:val="21"/>
+          <w:szCs w:val="21"/>
+        </w:rPr>
+        <w:t>exactly the same</w:t>
+      </w:r>
+      <w:proofErr w:type="gramEnd"/>
+      <w:r>
+        <w:rPr>
+          <w:i/>
+          <w:iCs/>
+          <w:color w:val="1F4E79"/>
+          <w:sz w:val="21"/>
+          <w:szCs w:val="21"/>
+        </w:rPr>
+        <w:t xml:space="preserve"> thing.</w:t>
+      </w:r>
+    </w:p>
+    <w:p>
+      <w:pPr>
+        <w:pBdr>
+          <w:bottom w:val="single" w:sz="4" w:space="4" w:color="2E75B6"/>
+        </w:pBdr>
+        <w:spacing w:before="440" w:after="160"/>
+      </w:pPr>
+      <w:r>
+        <w:rPr>
+          <w:b/>
+          <w:bCs/>
+          <w:color w:val="1F4E79"/>
+          <w:sz w:val="30"/>
+          <w:szCs w:val="30"/>
+        </w:rPr>
+        <w:t xml:space="preserve">30. Example 2 — </w:t>
+      </w:r>
+      <w:proofErr w:type="spellStart"/>
+      <w:r>
+        <w:rPr>
+          <w:b/>
+          <w:bCs/>
+          <w:color w:val="1F4E79"/>
+          <w:sz w:val="30"/>
+          <w:szCs w:val="30"/>
+        </w:rPr>
+        <w:t>authorizeHttpRequests</w:t>
+      </w:r>
+      <w:proofErr w:type="spellEnd"/>
+    </w:p>
+    <w:p>
+      <w:pPr>
+        <w:spacing w:before="260" w:after="100"/>
+      </w:pPr>
+      <w:r>
+        <w:rPr>
+          <w:b/>
+          <w:bCs/>
+          <w:color w:val="2E75B6"/>
+          <w:sz w:val="26"/>
+          <w:szCs w:val="26"/>
+        </w:rPr>
+        <w:t>Imperative</w:t>
+      </w:r>
+    </w:p>
+    <w:p>
+      <w:pPr>
+        <w:shd w:val="clear" w:color="auto" w:fill="F0F0F0"/>
+        <w:spacing w:before="120"/>
+        <w:ind w:left="480" w:right="360"/>
+      </w:pPr>
+      <w:r>
+        <w:rPr>
+          <w:rFonts w:ascii="Courier New" w:eastAsia="Courier New" w:hAnsi="Courier New" w:cs="Courier New"/>
+          <w:color w:val="2B2B2B"/>
+          <w:sz w:val="18"/>
+          <w:szCs w:val="18"/>
+        </w:rPr>
+        <w:t>Customizer&lt;</w:t>
+      </w:r>
+      <w:proofErr w:type="spellStart"/>
+      <w:r>
+        <w:rPr>
+          <w:rFonts w:ascii="Courier New" w:eastAsia="Courier New" w:hAnsi="Courier New" w:cs="Courier New"/>
+          <w:color w:val="2B2B2B"/>
+          <w:sz w:val="18"/>
+          <w:szCs w:val="18"/>
+        </w:rPr>
+        <w:t>AuthorizeHttpRequestsConfigurer</w:t>
+      </w:r>
+      <w:proofErr w:type="spellEnd"/>
+      <w:r>
+        <w:rPr>
+          <w:rFonts w:ascii="Courier New" w:eastAsia="Courier New" w:hAnsi="Courier New" w:cs="Courier New"/>
+          <w:color w:val="2B2B2B"/>
+          <w:sz w:val="18"/>
+          <w:szCs w:val="18"/>
+        </w:rPr>
+        <w:t>&lt;</w:t>
+      </w:r>
+      <w:proofErr w:type="spellStart"/>
+      <w:r>
+        <w:rPr>
+          <w:rFonts w:ascii="Courier New" w:eastAsia="Courier New" w:hAnsi="Courier New" w:cs="Courier New"/>
+          <w:color w:val="2B2B2B"/>
+          <w:sz w:val="18"/>
+          <w:szCs w:val="18"/>
+        </w:rPr>
+        <w:t>HttpSecurity</w:t>
+      </w:r>
+      <w:proofErr w:type="spellEnd"/>
+      <w:r>
+        <w:rPr>
+          <w:rFonts w:ascii="Courier New" w:eastAsia="Courier New" w:hAnsi="Courier New" w:cs="Courier New"/>
+          <w:color w:val="2B2B2B"/>
+          <w:sz w:val="18"/>
+          <w:szCs w:val="18"/>
+        </w:rPr>
+        <w:t>&gt;</w:t>
+      </w:r>
+    </w:p>
+    <w:p>
+      <w:pPr>
+        <w:shd w:val="clear" w:color="auto" w:fill="F0F0F0"/>
+        <w:ind w:left="480" w:right="360"/>
+      </w:pPr>
+      <w:proofErr w:type="gramStart"/>
+      <w:r>
+        <w:rPr>
+          <w:rFonts w:ascii="Courier New" w:eastAsia="Courier New" w:hAnsi="Courier New" w:cs="Courier New"/>
+          <w:color w:val="2B2B2B"/>
+          <w:sz w:val="18"/>
+          <w:szCs w:val="18"/>
+        </w:rPr>
+        <w:t>.</w:t>
+      </w:r>
+      <w:proofErr w:type="spellStart"/>
+      <w:r>
+        <w:rPr>
+          <w:rFonts w:ascii="Courier New" w:eastAsia="Courier New" w:hAnsi="Courier New" w:cs="Courier New"/>
+          <w:color w:val="2B2B2B"/>
+          <w:sz w:val="18"/>
+          <w:szCs w:val="18"/>
+        </w:rPr>
+        <w:t>AuthorizationManagerRequestMatcherRegistry</w:t>
+      </w:r>
+      <w:proofErr w:type="spellEnd"/>
+      <w:proofErr w:type="gramEnd"/>
+      <w:r>
+        <w:rPr>
+          <w:rFonts w:ascii="Courier New" w:eastAsia="Courier New" w:hAnsi="Courier New" w:cs="Courier New"/>
+          <w:color w:val="2B2B2B"/>
+          <w:sz w:val="18"/>
+          <w:szCs w:val="18"/>
+        </w:rPr>
+        <w:t xml:space="preserve">&gt; </w:t>
+      </w:r>
+      <w:proofErr w:type="spellStart"/>
+      <w:r>
+        <w:rPr>
+          <w:rFonts w:ascii="Courier New" w:eastAsia="Courier New" w:hAnsi="Courier New" w:cs="Courier New"/>
+          <w:color w:val="2B2B2B"/>
+          <w:sz w:val="18"/>
+          <w:szCs w:val="18"/>
+        </w:rPr>
+        <w:t>custHttp</w:t>
+      </w:r>
+      <w:proofErr w:type="spellEnd"/>
+      <w:r>
+        <w:rPr>
+          <w:rFonts w:ascii="Courier New" w:eastAsia="Courier New" w:hAnsi="Courier New" w:cs="Courier New"/>
+          <w:color w:val="2B2B2B"/>
+          <w:sz w:val="18"/>
+          <w:szCs w:val="18"/>
+        </w:rPr>
+        <w:t xml:space="preserve"> = new</w:t>
+      </w:r>
+    </w:p>
+    <w:p>
+      <w:pPr>
+        <w:shd w:val="clear" w:color="auto" w:fill="F0F0F0"/>
+        <w:ind w:left="480" w:right="360"/>
+      </w:pPr>
+      <w:r>
+        <w:rPr>
+          <w:rFonts w:ascii="Courier New" w:eastAsia="Courier New" w:hAnsi="Courier New" w:cs="Courier New"/>
+          <w:color w:val="2B2B2B"/>
+          <w:sz w:val="18"/>
+          <w:szCs w:val="18"/>
+        </w:rPr>
+        <w:t>Customizer&lt;</w:t>
+      </w:r>
+      <w:proofErr w:type="spellStart"/>
+      <w:r>
+        <w:rPr>
+          <w:rFonts w:ascii="Courier New" w:eastAsia="Courier New" w:hAnsi="Courier New" w:cs="Courier New"/>
+          <w:color w:val="2B2B2B"/>
+          <w:sz w:val="18"/>
+          <w:szCs w:val="18"/>
+        </w:rPr>
+        <w:t>AuthorizeHttpRequestsConfigurer</w:t>
+      </w:r>
+      <w:proofErr w:type="spellEnd"/>
+      <w:r>
+        <w:rPr>
+          <w:rFonts w:ascii="Courier New" w:eastAsia="Courier New" w:hAnsi="Courier New" w:cs="Courier New"/>
+          <w:color w:val="2B2B2B"/>
+          <w:sz w:val="18"/>
+          <w:szCs w:val="18"/>
+        </w:rPr>
+        <w:t>&lt;</w:t>
+      </w:r>
+      <w:proofErr w:type="spellStart"/>
+      <w:r>
+        <w:rPr>
+          <w:rFonts w:ascii="Courier New" w:eastAsia="Courier New" w:hAnsi="Courier New" w:cs="Courier New"/>
+          <w:color w:val="2B2B2B"/>
+          <w:sz w:val="18"/>
+          <w:szCs w:val="18"/>
+        </w:rPr>
+        <w:t>HttpSecurity</w:t>
+      </w:r>
+      <w:proofErr w:type="spellEnd"/>
+      <w:r>
+        <w:rPr>
+          <w:rFonts w:ascii="Courier New" w:eastAsia="Courier New" w:hAnsi="Courier New" w:cs="Courier New"/>
+          <w:color w:val="2B2B2B"/>
+          <w:sz w:val="18"/>
+          <w:szCs w:val="18"/>
+        </w:rPr>
+        <w:t>&gt;</w:t>
+      </w:r>
+    </w:p>
+    <w:p>
+      <w:pPr>
+        <w:shd w:val="clear" w:color="auto" w:fill="F0F0F0"/>
+        <w:ind w:left="480" w:right="360"/>
+      </w:pPr>
+      <w:proofErr w:type="gramStart"/>
+      <w:r>
+        <w:rPr>
+          <w:rFonts w:ascii="Courier New" w:eastAsia="Courier New" w:hAnsi="Courier New" w:cs="Courier New"/>
+          <w:color w:val="2B2B2B"/>
+          <w:sz w:val="18"/>
+          <w:szCs w:val="18"/>
+        </w:rPr>
+        <w:t>.</w:t>
+      </w:r>
+      <w:proofErr w:type="spellStart"/>
+      <w:r>
+        <w:rPr>
+          <w:rFonts w:ascii="Courier New" w:eastAsia="Courier New" w:hAnsi="Courier New" w:cs="Courier New"/>
+          <w:color w:val="2B2B2B"/>
+          <w:sz w:val="18"/>
+          <w:szCs w:val="18"/>
+        </w:rPr>
+        <w:t>AuthorizationManagerRequestMatcherRegistry</w:t>
+      </w:r>
+      <w:proofErr w:type="spellEnd"/>
+      <w:r>
+        <w:rPr>
+          <w:rFonts w:ascii="Courier New" w:eastAsia="Courier New" w:hAnsi="Courier New" w:cs="Courier New"/>
+          <w:color w:val="2B2B2B"/>
+          <w:sz w:val="18"/>
+          <w:szCs w:val="18"/>
+        </w:rPr>
+        <w:t>&gt;(</w:t>
+      </w:r>
+      <w:proofErr w:type="gramEnd"/>
+      <w:r>
+        <w:rPr>
+          <w:rFonts w:ascii="Courier New" w:eastAsia="Courier New" w:hAnsi="Courier New" w:cs="Courier New"/>
+          <w:color w:val="2B2B2B"/>
+          <w:sz w:val="18"/>
+          <w:szCs w:val="18"/>
+        </w:rPr>
+        <w:t>) {</w:t>
+      </w:r>
+    </w:p>
+    <w:p>
+      <w:pPr>
+        <w:shd w:val="clear" w:color="auto" w:fill="F0F0F0"/>
+        <w:ind w:left="480" w:right="360"/>
+      </w:pPr>
+      <w:r>
+        <w:rPr>
+          <w:rFonts w:ascii="Courier New" w:eastAsia="Courier New" w:hAnsi="Courier New" w:cs="Courier New"/>
+          <w:color w:val="2B2B2B"/>
+          <w:sz w:val="18"/>
+          <w:szCs w:val="18"/>
+        </w:rPr>
+        <w:t xml:space="preserve">    @Override</w:t>
+      </w:r>
+    </w:p>
+    <w:p>
+      <w:pPr>
+        <w:shd w:val="clear" w:color="auto" w:fill="F0F0F0"/>
+        <w:ind w:left="480" w:right="360"/>
+      </w:pPr>
+      <w:r>
+        <w:rPr>
+          <w:rFonts w:ascii="Courier New" w:eastAsia="Courier New" w:hAnsi="Courier New" w:cs="Courier New"/>
+          <w:color w:val="2B2B2B"/>
+          <w:sz w:val="18"/>
+          <w:szCs w:val="18"/>
+        </w:rPr>
+        <w:t xml:space="preserve">    public void </w:t>
+      </w:r>
+      <w:proofErr w:type="gramStart"/>
+      <w:r>
+        <w:rPr>
+          <w:rFonts w:ascii="Courier New" w:eastAsia="Courier New" w:hAnsi="Courier New" w:cs="Courier New"/>
+          <w:color w:val="2B2B2B"/>
+          <w:sz w:val="18"/>
+          <w:szCs w:val="18"/>
+        </w:rPr>
+        <w:t>customize(</w:t>
+      </w:r>
+      <w:proofErr w:type="spellStart"/>
+      <w:proofErr w:type="gramEnd"/>
+      <w:r>
+        <w:rPr>
+          <w:rFonts w:ascii="Courier New" w:eastAsia="Courier New" w:hAnsi="Courier New" w:cs="Courier New"/>
+          <w:color w:val="2B2B2B"/>
+          <w:sz w:val="18"/>
+          <w:szCs w:val="18"/>
+        </w:rPr>
+        <w:t>AuthorizeHttpRequestsConfigurer</w:t>
+      </w:r>
+      <w:proofErr w:type="spellEnd"/>
+      <w:r>
+        <w:rPr>
+          <w:rFonts w:ascii="Courier New" w:eastAsia="Courier New" w:hAnsi="Courier New" w:cs="Courier New"/>
+          <w:color w:val="2B2B2B"/>
+          <w:sz w:val="18"/>
+          <w:szCs w:val="18"/>
+        </w:rPr>
+        <w:t>&lt;</w:t>
+      </w:r>
+      <w:proofErr w:type="spellStart"/>
+      <w:r>
+        <w:rPr>
+          <w:rFonts w:ascii="Courier New" w:eastAsia="Courier New" w:hAnsi="Courier New" w:cs="Courier New"/>
+          <w:color w:val="2B2B2B"/>
+          <w:sz w:val="18"/>
+          <w:szCs w:val="18"/>
+        </w:rPr>
+        <w:t>HttpSecurity</w:t>
+      </w:r>
+      <w:proofErr w:type="spellEnd"/>
+      <w:r>
+        <w:rPr>
+          <w:rFonts w:ascii="Courier New" w:eastAsia="Courier New" w:hAnsi="Courier New" w:cs="Courier New"/>
+          <w:color w:val="2B2B2B"/>
+          <w:sz w:val="18"/>
+          <w:szCs w:val="18"/>
+        </w:rPr>
+        <w:t>&gt;</w:t>
+      </w:r>
+    </w:p>
+    <w:p>
+      <w:pPr>
+        <w:shd w:val="clear" w:color="auto" w:fill="F0F0F0"/>
+        <w:ind w:left="480" w:right="360"/>
+      </w:pPr>
+      <w:r>
+        <w:rPr>
+          <w:rFonts w:ascii="Courier New" w:eastAsia="Courier New" w:hAnsi="Courier New" w:cs="Courier New"/>
+          <w:color w:val="2B2B2B"/>
+          <w:sz w:val="18"/>
+          <w:szCs w:val="18"/>
+        </w:rPr>
+        <w:t xml:space="preserve">    </w:t>
+      </w:r>
+      <w:proofErr w:type="gramStart"/>
+      <w:r>
+        <w:rPr>
+          <w:rFonts w:ascii="Courier New" w:eastAsia="Courier New" w:hAnsi="Courier New" w:cs="Courier New"/>
+          <w:color w:val="2B2B2B"/>
+          <w:sz w:val="18"/>
+          <w:szCs w:val="18"/>
+        </w:rPr>
+        <w:t>.</w:t>
+      </w:r>
+      <w:proofErr w:type="spellStart"/>
+      <w:r>
+        <w:rPr>
+          <w:rFonts w:ascii="Courier New" w:eastAsia="Courier New" w:hAnsi="Courier New" w:cs="Courier New"/>
+          <w:color w:val="2B2B2B"/>
+          <w:sz w:val="18"/>
+          <w:szCs w:val="18"/>
+        </w:rPr>
+        <w:t>AuthorizationManagerRequestMatcherRegistry</w:t>
+      </w:r>
+      <w:proofErr w:type="spellEnd"/>
+      <w:proofErr w:type="gramEnd"/>
+      <w:r>
+        <w:rPr>
+          <w:rFonts w:ascii="Courier New" w:eastAsia="Courier New" w:hAnsi="Courier New" w:cs="Courier New"/>
+          <w:color w:val="2B2B2B"/>
+          <w:sz w:val="18"/>
+          <w:szCs w:val="18"/>
+        </w:rPr>
+        <w:t xml:space="preserve"> registry) {</w:t>
+      </w:r>
+    </w:p>
+    <w:p>
+      <w:pPr>
+        <w:shd w:val="clear" w:color="auto" w:fill="F0F0F0"/>
+        <w:ind w:left="480" w:right="360"/>
+      </w:pPr>
+      <w:r>
+        <w:rPr>
+          <w:rFonts w:ascii="Courier New" w:eastAsia="Courier New" w:hAnsi="Courier New" w:cs="Courier New"/>
+          <w:color w:val="2B2B2B"/>
+          <w:sz w:val="18"/>
+          <w:szCs w:val="18"/>
+        </w:rPr>
+        <w:t xml:space="preserve">        </w:t>
+      </w:r>
+      <w:proofErr w:type="spellStart"/>
+      <w:proofErr w:type="gramStart"/>
+      <w:r>
+        <w:rPr>
+          <w:rFonts w:ascii="Courier New" w:eastAsia="Courier New" w:hAnsi="Courier New" w:cs="Courier New"/>
+          <w:color w:val="2B2B2B"/>
+          <w:sz w:val="18"/>
+          <w:szCs w:val="18"/>
+        </w:rPr>
+        <w:t>registry.anyRequest</w:t>
+      </w:r>
+      <w:proofErr w:type="spellEnd"/>
+      <w:proofErr w:type="gramEnd"/>
+      <w:r>
+        <w:rPr>
+          <w:rFonts w:ascii="Courier New" w:eastAsia="Courier New" w:hAnsi="Courier New" w:cs="Courier New"/>
+          <w:color w:val="2B2B2B"/>
+          <w:sz w:val="18"/>
+          <w:szCs w:val="18"/>
+        </w:rPr>
+        <w:t>(</w:t>
+      </w:r>
+      <w:proofErr w:type="gramStart"/>
+      <w:r>
+        <w:rPr>
+          <w:rFonts w:ascii="Courier New" w:eastAsia="Courier New" w:hAnsi="Courier New" w:cs="Courier New"/>
+          <w:color w:val="2B2B2B"/>
+          <w:sz w:val="18"/>
+          <w:szCs w:val="18"/>
+        </w:rPr>
+        <w:t>).authenticated</w:t>
+      </w:r>
+      <w:proofErr w:type="gramEnd"/>
+      <w:r>
+        <w:rPr>
+          <w:rFonts w:ascii="Courier New" w:eastAsia="Courier New" w:hAnsi="Courier New" w:cs="Courier New"/>
+          <w:color w:val="2B2B2B"/>
+          <w:sz w:val="18"/>
+          <w:szCs w:val="18"/>
+        </w:rPr>
+        <w:t>();</w:t>
+      </w:r>
+    </w:p>
+    <w:p>
+      <w:pPr>
+        <w:shd w:val="clear" w:color="auto" w:fill="F0F0F0"/>
+        <w:ind w:left="480" w:right="360"/>
+      </w:pPr>
+      <w:r>
+        <w:rPr>
+          <w:rFonts w:ascii="Courier New" w:eastAsia="Courier New" w:hAnsi="Courier New" w:cs="Courier New"/>
+          <w:color w:val="2B2B2B"/>
+          <w:sz w:val="18"/>
+          <w:szCs w:val="18"/>
+        </w:rPr>
+        <w:t xml:space="preserve">    }</w:t>
+      </w:r>
+    </w:p>
+    <w:p>
+      <w:pPr>
+        <w:shd w:val="clear" w:color="auto" w:fill="F0F0F0"/>
+        <w:ind w:left="480" w:right="360"/>
+      </w:pPr>
+      <w:r>
+        <w:rPr>
+          <w:rFonts w:ascii="Courier New" w:eastAsia="Courier New" w:hAnsi="Courier New" w:cs="Courier New"/>
+          <w:color w:val="2B2B2B"/>
+          <w:sz w:val="18"/>
+          <w:szCs w:val="18"/>
+        </w:rPr>
+        <w:t>};</w:t>
+      </w:r>
+    </w:p>
+    <w:p>
+      <w:pPr>
+        <w:shd w:val="clear" w:color="auto" w:fill="F0F0F0"/>
+        <w:spacing w:after="120"/>
+        <w:ind w:left="480" w:right="360"/>
+      </w:pPr>
+      <w:proofErr w:type="spellStart"/>
+      <w:proofErr w:type="gramStart"/>
+      <w:r>
+        <w:rPr>
+          <w:rFonts w:ascii="Courier New" w:eastAsia="Courier New" w:hAnsi="Courier New" w:cs="Courier New"/>
+          <w:color w:val="2B2B2B"/>
+          <w:sz w:val="18"/>
+          <w:szCs w:val="18"/>
+        </w:rPr>
+        <w:t>http.authorizeHttpRequests</w:t>
+      </w:r>
+      <w:proofErr w:type="spellEnd"/>
+      <w:proofErr w:type="gramEnd"/>
+      <w:r>
+        <w:rPr>
+          <w:rFonts w:ascii="Courier New" w:eastAsia="Courier New" w:hAnsi="Courier New" w:cs="Courier New"/>
+          <w:color w:val="2B2B2B"/>
+          <w:sz w:val="18"/>
+          <w:szCs w:val="18"/>
+        </w:rPr>
+        <w:t>(</w:t>
+      </w:r>
+      <w:proofErr w:type="spellStart"/>
+      <w:r>
+        <w:rPr>
+          <w:rFonts w:ascii="Courier New" w:eastAsia="Courier New" w:hAnsi="Courier New" w:cs="Courier New"/>
+          <w:color w:val="2B2B2B"/>
+          <w:sz w:val="18"/>
+          <w:szCs w:val="18"/>
+        </w:rPr>
+        <w:t>custHttp</w:t>
+      </w:r>
+      <w:proofErr w:type="spellEnd"/>
+      <w:r>
+        <w:rPr>
+          <w:rFonts w:ascii="Courier New" w:eastAsia="Courier New" w:hAnsi="Courier New" w:cs="Courier New"/>
+          <w:color w:val="2B2B2B"/>
+          <w:sz w:val="18"/>
+          <w:szCs w:val="18"/>
+        </w:rPr>
+        <w:t>);</w:t>
+      </w:r>
+    </w:p>
+    <w:p>
+      <w:pPr>
+        <w:spacing w:before="260" w:after="100"/>
+      </w:pPr>
+      <w:r>
+        <w:rPr>
+          <w:b/>
+          <w:bCs/>
+          <w:color w:val="2E75B6"/>
+          <w:sz w:val="26"/>
+          <w:szCs w:val="26"/>
+        </w:rPr>
+        <w:t>Applying the rule</w:t>
+      </w:r>
+    </w:p>
+    <w:p>
+      <w:pPr>
+        <w:spacing w:before="60" w:after="100"/>
+      </w:pPr>
+      <w:r>
+        <w:rPr>
+          <w:color w:val="2B2B2B"/>
+        </w:rPr>
+        <w:t xml:space="preserve">Step 1. http method is </w:t>
+      </w:r>
+      <w:proofErr w:type="spellStart"/>
+      <w:proofErr w:type="gramStart"/>
+      <w:r>
+        <w:rPr>
+          <w:color w:val="2B2B2B"/>
+        </w:rPr>
+        <w:t>http.authorizeHttpRequests</w:t>
+      </w:r>
+      <w:proofErr w:type="spellEnd"/>
+      <w:proofErr w:type="gramEnd"/>
+      <w:r>
+        <w:rPr>
+          <w:color w:val="2B2B2B"/>
+        </w:rPr>
+        <w:t>() so that stays.</w:t>
+      </w:r>
+    </w:p>
+    <w:p>
+      <w:pPr>
+        <w:spacing w:before="60" w:after="100"/>
+      </w:pPr>
+      <w:r>
+        <w:rPr>
+          <w:color w:val="2B2B2B"/>
+        </w:rPr>
+        <w:t>Step 2. Parameter name is registry.</w:t>
+      </w:r>
+    </w:p>
+    <w:p>
+      <w:pPr>
+        <w:spacing w:before="60" w:after="100"/>
+      </w:pPr>
+      <w:r>
+        <w:rPr>
+          <w:color w:val="2B2B2B"/>
+        </w:rPr>
+        <w:t xml:space="preserve">Step 3. Body is </w:t>
+      </w:r>
+      <w:proofErr w:type="spellStart"/>
+      <w:proofErr w:type="gramStart"/>
+      <w:r>
+        <w:rPr>
+          <w:color w:val="2B2B2B"/>
+        </w:rPr>
+        <w:t>registry.anyRequest</w:t>
+      </w:r>
+      <w:proofErr w:type="spellEnd"/>
+      <w:proofErr w:type="gramEnd"/>
+      <w:r>
+        <w:rPr>
+          <w:color w:val="2B2B2B"/>
+        </w:rPr>
+        <w:t>(</w:t>
+      </w:r>
+      <w:proofErr w:type="gramStart"/>
+      <w:r>
+        <w:rPr>
+          <w:color w:val="2B2B2B"/>
+        </w:rPr>
+        <w:t>).authenticated</w:t>
+      </w:r>
+      <w:proofErr w:type="gramEnd"/>
+      <w:r>
+        <w:rPr>
+          <w:color w:val="2B2B2B"/>
+        </w:rPr>
+        <w:t>().</w:t>
+      </w:r>
+    </w:p>
+    <w:p>
+      <w:pPr>
+        <w:spacing w:before="60" w:after="100"/>
+      </w:pPr>
+      <w:r>
+        <w:rPr>
+          <w:color w:val="2B2B2B"/>
+        </w:rPr>
+        <w:t xml:space="preserve">Step 4. Connect them with arrow and pass inside </w:t>
+      </w:r>
+      <w:proofErr w:type="spellStart"/>
+      <w:proofErr w:type="gramStart"/>
+      <w:r>
+        <w:rPr>
+          <w:color w:val="2B2B2B"/>
+        </w:rPr>
+        <w:t>http.authorizeHttpRequests</w:t>
+      </w:r>
+      <w:proofErr w:type="spellEnd"/>
+      <w:proofErr w:type="gramEnd"/>
+      <w:r>
+        <w:rPr>
+          <w:color w:val="2B2B2B"/>
+        </w:rPr>
+        <w:t>().</w:t>
+      </w:r>
+    </w:p>
+    <w:p>
+      <w:pPr>
+        <w:spacing w:before="260" w:after="100"/>
+      </w:pPr>
+      <w:r>
+        <w:rPr>
+          <w:b/>
+          <w:bCs/>
+          <w:color w:val="2E75B6"/>
+          <w:sz w:val="26"/>
+          <w:szCs w:val="26"/>
+        </w:rPr>
+        <w:t>Lambda</w:t>
+      </w:r>
+    </w:p>
+    <w:p>
+      <w:pPr>
+        <w:shd w:val="clear" w:color="auto" w:fill="F0F0F0"/>
+        <w:spacing w:before="120" w:after="120"/>
+        <w:ind w:left="480" w:right="360"/>
+      </w:pPr>
+      <w:proofErr w:type="spellStart"/>
+      <w:proofErr w:type="gramStart"/>
+      <w:r>
+        <w:rPr>
+          <w:rFonts w:ascii="Courier New" w:eastAsia="Courier New" w:hAnsi="Courier New" w:cs="Courier New"/>
+          <w:color w:val="2B2B2B"/>
+          <w:sz w:val="18"/>
+          <w:szCs w:val="18"/>
+        </w:rPr>
+        <w:t>http.authorizeHttpRequests</w:t>
+      </w:r>
+      <w:proofErr w:type="spellEnd"/>
+      <w:proofErr w:type="gramEnd"/>
+      <w:r>
+        <w:rPr>
+          <w:rFonts w:ascii="Courier New" w:eastAsia="Courier New" w:hAnsi="Courier New" w:cs="Courier New"/>
+          <w:color w:val="2B2B2B"/>
+          <w:sz w:val="18"/>
+          <w:szCs w:val="18"/>
+        </w:rPr>
+        <w:t xml:space="preserve">(registry -&gt; </w:t>
+      </w:r>
+      <w:proofErr w:type="spellStart"/>
+      <w:proofErr w:type="gramStart"/>
+      <w:r>
+        <w:rPr>
+          <w:rFonts w:ascii="Courier New" w:eastAsia="Courier New" w:hAnsi="Courier New" w:cs="Courier New"/>
+          <w:color w:val="2B2B2B"/>
+          <w:sz w:val="18"/>
+          <w:szCs w:val="18"/>
+        </w:rPr>
+        <w:t>registry.anyRequest</w:t>
+      </w:r>
+      <w:proofErr w:type="spellEnd"/>
+      <w:proofErr w:type="gramEnd"/>
+      <w:r>
+        <w:rPr>
+          <w:rFonts w:ascii="Courier New" w:eastAsia="Courier New" w:hAnsi="Courier New" w:cs="Courier New"/>
+          <w:color w:val="2B2B2B"/>
+          <w:sz w:val="18"/>
+          <w:szCs w:val="18"/>
+        </w:rPr>
+        <w:t>(</w:t>
+      </w:r>
+      <w:proofErr w:type="gramStart"/>
+      <w:r>
+        <w:rPr>
+          <w:rFonts w:ascii="Courier New" w:eastAsia="Courier New" w:hAnsi="Courier New" w:cs="Courier New"/>
+          <w:color w:val="2B2B2B"/>
+          <w:sz w:val="18"/>
+          <w:szCs w:val="18"/>
+        </w:rPr>
+        <w:t>).authenticated</w:t>
+      </w:r>
+      <w:proofErr w:type="gramEnd"/>
+      <w:r>
+        <w:rPr>
+          <w:rFonts w:ascii="Courier New" w:eastAsia="Courier New" w:hAnsi="Courier New" w:cs="Courier New"/>
+          <w:color w:val="2B2B2B"/>
+          <w:sz w:val="18"/>
+          <w:szCs w:val="18"/>
+        </w:rPr>
+        <w:t>());</w:t>
+      </w:r>
+    </w:p>
+    <w:p>
+      <w:pPr>
+        <w:pBdr>
+          <w:bottom w:val="single" w:sz="4" w:space="4" w:color="2E75B6"/>
+        </w:pBdr>
+        <w:spacing w:before="440" w:after="160"/>
+      </w:pPr>
+      <w:r>
+        <w:rPr>
+          <w:b/>
+          <w:bCs/>
+          <w:color w:val="1F4E79"/>
+          <w:sz w:val="30"/>
+          <w:szCs w:val="30"/>
+        </w:rPr>
+        <w:t xml:space="preserve">31. Example 3 — </w:t>
+      </w:r>
+      <w:proofErr w:type="spellStart"/>
+      <w:r>
+        <w:rPr>
+          <w:b/>
+          <w:bCs/>
+          <w:color w:val="1F4E79"/>
+          <w:sz w:val="30"/>
+          <w:szCs w:val="30"/>
+        </w:rPr>
+        <w:t>sessionManagement</w:t>
+      </w:r>
+      <w:proofErr w:type="spellEnd"/>
+    </w:p>
+    <w:p>
+      <w:pPr>
+        <w:spacing w:before="260" w:after="100"/>
+      </w:pPr>
+      <w:r>
+        <w:rPr>
+          <w:b/>
+          <w:bCs/>
+          <w:color w:val="2E75B6"/>
+          <w:sz w:val="26"/>
+          <w:szCs w:val="26"/>
+        </w:rPr>
+        <w:t>Imperative</w:t>
+      </w:r>
+    </w:p>
+    <w:p>
+      <w:pPr>
+        <w:shd w:val="clear" w:color="auto" w:fill="F0F0F0"/>
+        <w:spacing w:before="120"/>
+        <w:ind w:left="480" w:right="360"/>
+      </w:pPr>
+      <w:r>
+        <w:rPr>
+          <w:rFonts w:ascii="Courier New" w:eastAsia="Courier New" w:hAnsi="Courier New" w:cs="Courier New"/>
+          <w:color w:val="2B2B2B"/>
+          <w:sz w:val="18"/>
+          <w:szCs w:val="18"/>
+        </w:rPr>
+        <w:t>Customizer&lt;</w:t>
+      </w:r>
+      <w:proofErr w:type="spellStart"/>
+      <w:r>
+        <w:rPr>
+          <w:rFonts w:ascii="Courier New" w:eastAsia="Courier New" w:hAnsi="Courier New" w:cs="Courier New"/>
+          <w:color w:val="2B2B2B"/>
+          <w:sz w:val="18"/>
+          <w:szCs w:val="18"/>
+        </w:rPr>
+        <w:t>SessionManagementConfigurer</w:t>
+      </w:r>
+      <w:proofErr w:type="spellEnd"/>
+      <w:r>
+        <w:rPr>
+          <w:rFonts w:ascii="Courier New" w:eastAsia="Courier New" w:hAnsi="Courier New" w:cs="Courier New"/>
+          <w:color w:val="2B2B2B"/>
+          <w:sz w:val="18"/>
+          <w:szCs w:val="18"/>
+        </w:rPr>
+        <w:t>&lt;</w:t>
+      </w:r>
+      <w:proofErr w:type="spellStart"/>
+      <w:r>
+        <w:rPr>
+          <w:rFonts w:ascii="Courier New" w:eastAsia="Courier New" w:hAnsi="Courier New" w:cs="Courier New"/>
+          <w:color w:val="2B2B2B"/>
+          <w:sz w:val="18"/>
+          <w:szCs w:val="18"/>
+        </w:rPr>
+        <w:t>HttpSecurity</w:t>
+      </w:r>
+      <w:proofErr w:type="spellEnd"/>
+      <w:r>
+        <w:rPr>
+          <w:rFonts w:ascii="Courier New" w:eastAsia="Courier New" w:hAnsi="Courier New" w:cs="Courier New"/>
+          <w:color w:val="2B2B2B"/>
+          <w:sz w:val="18"/>
+          <w:szCs w:val="18"/>
+        </w:rPr>
+        <w:t xml:space="preserve">&gt;&gt; </w:t>
+      </w:r>
+      <w:proofErr w:type="spellStart"/>
+      <w:r>
+        <w:rPr>
+          <w:rFonts w:ascii="Courier New" w:eastAsia="Courier New" w:hAnsi="Courier New" w:cs="Courier New"/>
+          <w:color w:val="2B2B2B"/>
+          <w:sz w:val="18"/>
+          <w:szCs w:val="18"/>
+        </w:rPr>
+        <w:t>custSession</w:t>
+      </w:r>
+      <w:proofErr w:type="spellEnd"/>
+      <w:r>
+        <w:rPr>
+          <w:rFonts w:ascii="Courier New" w:eastAsia="Courier New" w:hAnsi="Courier New" w:cs="Courier New"/>
+          <w:color w:val="2B2B2B"/>
+          <w:sz w:val="18"/>
+          <w:szCs w:val="18"/>
+        </w:rPr>
+        <w:t xml:space="preserve"> =</w:t>
+      </w:r>
+    </w:p>
+    <w:p>
+      <w:pPr>
+        <w:shd w:val="clear" w:color="auto" w:fill="F0F0F0"/>
+        <w:ind w:left="480" w:right="360"/>
+      </w:pPr>
+      <w:r>
+        <w:rPr>
+          <w:rFonts w:ascii="Courier New" w:eastAsia="Courier New" w:hAnsi="Courier New" w:cs="Courier New"/>
+          <w:color w:val="2B2B2B"/>
+          <w:sz w:val="18"/>
+          <w:szCs w:val="18"/>
+        </w:rPr>
+        <w:t xml:space="preserve">    new Customizer&lt;</w:t>
+      </w:r>
+      <w:proofErr w:type="spellStart"/>
+      <w:r>
+        <w:rPr>
+          <w:rFonts w:ascii="Courier New" w:eastAsia="Courier New" w:hAnsi="Courier New" w:cs="Courier New"/>
+          <w:color w:val="2B2B2B"/>
+          <w:sz w:val="18"/>
+          <w:szCs w:val="18"/>
+        </w:rPr>
+        <w:t>SessionManagementConfigurer</w:t>
+      </w:r>
+      <w:proofErr w:type="spellEnd"/>
+      <w:r>
+        <w:rPr>
+          <w:rFonts w:ascii="Courier New" w:eastAsia="Courier New" w:hAnsi="Courier New" w:cs="Courier New"/>
+          <w:color w:val="2B2B2B"/>
+          <w:sz w:val="18"/>
+          <w:szCs w:val="18"/>
+        </w:rPr>
+        <w:t>&lt;</w:t>
+      </w:r>
+      <w:proofErr w:type="spellStart"/>
+      <w:r>
+        <w:rPr>
+          <w:rFonts w:ascii="Courier New" w:eastAsia="Courier New" w:hAnsi="Courier New" w:cs="Courier New"/>
+          <w:color w:val="2B2B2B"/>
+          <w:sz w:val="18"/>
+          <w:szCs w:val="18"/>
+        </w:rPr>
+        <w:t>HttpSecurity</w:t>
+      </w:r>
+      <w:proofErr w:type="spellEnd"/>
+      <w:r>
+        <w:rPr>
+          <w:rFonts w:ascii="Courier New" w:eastAsia="Courier New" w:hAnsi="Courier New" w:cs="Courier New"/>
+          <w:color w:val="2B2B2B"/>
+          <w:sz w:val="18"/>
+          <w:szCs w:val="18"/>
+        </w:rPr>
+        <w:t>&gt;</w:t>
+      </w:r>
+      <w:proofErr w:type="gramStart"/>
+      <w:r>
+        <w:rPr>
+          <w:rFonts w:ascii="Courier New" w:eastAsia="Courier New" w:hAnsi="Courier New" w:cs="Courier New"/>
+          <w:color w:val="2B2B2B"/>
+          <w:sz w:val="18"/>
+          <w:szCs w:val="18"/>
+        </w:rPr>
+        <w:t>&gt;(</w:t>
+      </w:r>
+      <w:proofErr w:type="gramEnd"/>
+      <w:r>
+        <w:rPr>
+          <w:rFonts w:ascii="Courier New" w:eastAsia="Courier New" w:hAnsi="Courier New" w:cs="Courier New"/>
+          <w:color w:val="2B2B2B"/>
+          <w:sz w:val="18"/>
+          <w:szCs w:val="18"/>
+        </w:rPr>
+        <w:t>) {</w:t>
+      </w:r>
+    </w:p>
+    <w:p>
+      <w:pPr>
+        <w:shd w:val="clear" w:color="auto" w:fill="F0F0F0"/>
+        <w:ind w:left="480" w:right="360"/>
+      </w:pPr>
+      <w:r>
+        <w:rPr>
+          <w:rFonts w:ascii="Courier New" w:eastAsia="Courier New" w:hAnsi="Courier New" w:cs="Courier New"/>
+          <w:color w:val="2B2B2B"/>
+          <w:sz w:val="18"/>
+          <w:szCs w:val="18"/>
+        </w:rPr>
+        <w:t xml:space="preserve">        @Override</w:t>
+      </w:r>
+    </w:p>
+    <w:p>
+      <w:pPr>
+        <w:shd w:val="clear" w:color="auto" w:fill="F0F0F0"/>
+        <w:ind w:left="480" w:right="360"/>
+      </w:pPr>
+      <w:r>
+        <w:rPr>
+          <w:rFonts w:ascii="Courier New" w:eastAsia="Courier New" w:hAnsi="Courier New" w:cs="Courier New"/>
+          <w:color w:val="2B2B2B"/>
+          <w:sz w:val="18"/>
+          <w:szCs w:val="18"/>
+        </w:rPr>
+        <w:t xml:space="preserve">        public void </w:t>
+      </w:r>
+      <w:proofErr w:type="gramStart"/>
+      <w:r>
+        <w:rPr>
+          <w:rFonts w:ascii="Courier New" w:eastAsia="Courier New" w:hAnsi="Courier New" w:cs="Courier New"/>
+          <w:color w:val="2B2B2B"/>
+          <w:sz w:val="18"/>
+          <w:szCs w:val="18"/>
+        </w:rPr>
+        <w:t>customize(</w:t>
+      </w:r>
+      <w:proofErr w:type="spellStart"/>
+      <w:proofErr w:type="gramEnd"/>
+      <w:r>
+        <w:rPr>
+          <w:rFonts w:ascii="Courier New" w:eastAsia="Courier New" w:hAnsi="Courier New" w:cs="Courier New"/>
+          <w:color w:val="2B2B2B"/>
+          <w:sz w:val="18"/>
+          <w:szCs w:val="18"/>
+        </w:rPr>
+        <w:t>SessionManagementConfigurer</w:t>
+      </w:r>
+      <w:proofErr w:type="spellEnd"/>
+      <w:r>
+        <w:rPr>
+          <w:rFonts w:ascii="Courier New" w:eastAsia="Courier New" w:hAnsi="Courier New" w:cs="Courier New"/>
+          <w:color w:val="2B2B2B"/>
+          <w:sz w:val="18"/>
+          <w:szCs w:val="18"/>
+        </w:rPr>
+        <w:t>&lt;</w:t>
+      </w:r>
+      <w:proofErr w:type="spellStart"/>
+      <w:r>
+        <w:rPr>
+          <w:rFonts w:ascii="Courier New" w:eastAsia="Courier New" w:hAnsi="Courier New" w:cs="Courier New"/>
+          <w:color w:val="2B2B2B"/>
+          <w:sz w:val="18"/>
+          <w:szCs w:val="18"/>
+        </w:rPr>
+        <w:t>HttpSecurity</w:t>
+      </w:r>
+      <w:proofErr w:type="spellEnd"/>
+      <w:r>
+        <w:rPr>
+          <w:rFonts w:ascii="Courier New" w:eastAsia="Courier New" w:hAnsi="Courier New" w:cs="Courier New"/>
+          <w:color w:val="2B2B2B"/>
+          <w:sz w:val="18"/>
+          <w:szCs w:val="18"/>
+        </w:rPr>
+        <w:t>&gt; session) {</w:t>
+      </w:r>
+    </w:p>
+    <w:p>
+      <w:pPr>
+        <w:shd w:val="clear" w:color="auto" w:fill="F0F0F0"/>
+        <w:ind w:left="480" w:right="360"/>
+      </w:pPr>
+      <w:r>
+        <w:rPr>
+          <w:rFonts w:ascii="Courier New" w:eastAsia="Courier New" w:hAnsi="Courier New" w:cs="Courier New"/>
+          <w:color w:val="2B2B2B"/>
+          <w:sz w:val="18"/>
+          <w:szCs w:val="18"/>
+        </w:rPr>
+        <w:t xml:space="preserve">            </w:t>
+      </w:r>
+      <w:proofErr w:type="spellStart"/>
+      <w:proofErr w:type="gramStart"/>
+      <w:r>
+        <w:rPr>
+          <w:rFonts w:ascii="Courier New" w:eastAsia="Courier New" w:hAnsi="Courier New" w:cs="Courier New"/>
+          <w:color w:val="2B2B2B"/>
+          <w:sz w:val="18"/>
+          <w:szCs w:val="18"/>
+        </w:rPr>
+        <w:t>session.sessionCreationPolicy</w:t>
+      </w:r>
+      <w:proofErr w:type="spellEnd"/>
+      <w:proofErr w:type="gramEnd"/>
+      <w:r>
+        <w:rPr>
+          <w:rFonts w:ascii="Courier New" w:eastAsia="Courier New" w:hAnsi="Courier New" w:cs="Courier New"/>
+          <w:color w:val="2B2B2B"/>
+          <w:sz w:val="18"/>
+          <w:szCs w:val="18"/>
+        </w:rPr>
+        <w:t>(</w:t>
+      </w:r>
+      <w:proofErr w:type="spellStart"/>
+      <w:r>
+        <w:rPr>
+          <w:rFonts w:ascii="Courier New" w:eastAsia="Courier New" w:hAnsi="Courier New" w:cs="Courier New"/>
+          <w:color w:val="2B2B2B"/>
+          <w:sz w:val="18"/>
+          <w:szCs w:val="18"/>
+        </w:rPr>
+        <w:t>SessionCreationPolicy.STATELESS</w:t>
+      </w:r>
+      <w:proofErr w:type="spellEnd"/>
+      <w:r>
+        <w:rPr>
+          <w:rFonts w:ascii="Courier New" w:eastAsia="Courier New" w:hAnsi="Courier New" w:cs="Courier New"/>
+          <w:color w:val="2B2B2B"/>
+          <w:sz w:val="18"/>
+          <w:szCs w:val="18"/>
+        </w:rPr>
+        <w:t>);</w:t>
+      </w:r>
+    </w:p>
+    <w:p>
+      <w:pPr>
+        <w:shd w:val="clear" w:color="auto" w:fill="F0F0F0"/>
+        <w:ind w:left="480" w:right="360"/>
+      </w:pPr>
+      <w:r>
+        <w:rPr>
+          <w:rFonts w:ascii="Courier New" w:eastAsia="Courier New" w:hAnsi="Courier New" w:cs="Courier New"/>
+          <w:color w:val="2B2B2B"/>
+          <w:sz w:val="18"/>
+          <w:szCs w:val="18"/>
+        </w:rPr>
+        <w:lastRenderedPageBreak/>
+        <w:t xml:space="preserve">        }</w:t>
+      </w:r>
+    </w:p>
+    <w:p>
+      <w:pPr>
+        <w:shd w:val="clear" w:color="auto" w:fill="F0F0F0"/>
+        <w:ind w:left="480" w:right="360"/>
+      </w:pPr>
+      <w:r>
+        <w:rPr>
+          <w:rFonts w:ascii="Courier New" w:eastAsia="Courier New" w:hAnsi="Courier New" w:cs="Courier New"/>
+          <w:color w:val="2B2B2B"/>
+          <w:sz w:val="18"/>
+          <w:szCs w:val="18"/>
+        </w:rPr>
+        <w:t xml:space="preserve">    };</w:t>
+      </w:r>
+    </w:p>
+    <w:p>
+      <w:pPr>
+        <w:shd w:val="clear" w:color="auto" w:fill="F0F0F0"/>
+        <w:spacing w:after="120"/>
+        <w:ind w:left="480" w:right="360"/>
+      </w:pPr>
+      <w:proofErr w:type="spellStart"/>
+      <w:proofErr w:type="gramStart"/>
+      <w:r>
+        <w:rPr>
+          <w:rFonts w:ascii="Courier New" w:eastAsia="Courier New" w:hAnsi="Courier New" w:cs="Courier New"/>
+          <w:color w:val="2B2B2B"/>
+          <w:sz w:val="18"/>
+          <w:szCs w:val="18"/>
+        </w:rPr>
+        <w:t>http.sessionManagement</w:t>
+      </w:r>
+      <w:proofErr w:type="spellEnd"/>
+      <w:proofErr w:type="gramEnd"/>
+      <w:r>
+        <w:rPr>
+          <w:rFonts w:ascii="Courier New" w:eastAsia="Courier New" w:hAnsi="Courier New" w:cs="Courier New"/>
+          <w:color w:val="2B2B2B"/>
+          <w:sz w:val="18"/>
+          <w:szCs w:val="18"/>
+        </w:rPr>
+        <w:t>(</w:t>
+      </w:r>
+      <w:proofErr w:type="spellStart"/>
+      <w:r>
+        <w:rPr>
+          <w:rFonts w:ascii="Courier New" w:eastAsia="Courier New" w:hAnsi="Courier New" w:cs="Courier New"/>
+          <w:color w:val="2B2B2B"/>
+          <w:sz w:val="18"/>
+          <w:szCs w:val="18"/>
+        </w:rPr>
+        <w:t>custSession</w:t>
+      </w:r>
+      <w:proofErr w:type="spellEnd"/>
+      <w:r>
+        <w:rPr>
+          <w:rFonts w:ascii="Courier New" w:eastAsia="Courier New" w:hAnsi="Courier New" w:cs="Courier New"/>
+          <w:color w:val="2B2B2B"/>
+          <w:sz w:val="18"/>
+          <w:szCs w:val="18"/>
+        </w:rPr>
+        <w:t>);</w:t>
+      </w:r>
+    </w:p>
+    <w:p>
+      <w:pPr>
+        <w:spacing w:before="260" w:after="100"/>
+      </w:pPr>
+      <w:r>
+        <w:rPr>
+          <w:b/>
+          <w:bCs/>
+          <w:color w:val="2E75B6"/>
+          <w:sz w:val="26"/>
+          <w:szCs w:val="26"/>
+        </w:rPr>
+        <w:t>Applying the rule</w:t>
+      </w:r>
+    </w:p>
+    <w:p>
+      <w:pPr>
+        <w:spacing w:before="60" w:after="100"/>
+      </w:pPr>
+      <w:r>
+        <w:rPr>
+          <w:color w:val="2B2B2B"/>
+        </w:rPr>
+        <w:t xml:space="preserve">Step 1. http method is </w:t>
+      </w:r>
+      <w:proofErr w:type="spellStart"/>
+      <w:proofErr w:type="gramStart"/>
+      <w:r>
+        <w:rPr>
+          <w:color w:val="2B2B2B"/>
+        </w:rPr>
+        <w:t>http.sessionManagement</w:t>
+      </w:r>
+      <w:proofErr w:type="spellEnd"/>
+      <w:proofErr w:type="gramEnd"/>
+      <w:r>
+        <w:rPr>
+          <w:color w:val="2B2B2B"/>
+        </w:rPr>
+        <w:t>() so that stays.</w:t>
+      </w:r>
+    </w:p>
+    <w:p>
+      <w:pPr>
+        <w:spacing w:before="60" w:after="100"/>
+      </w:pPr>
+      <w:r>
+        <w:rPr>
+          <w:color w:val="2B2B2B"/>
+        </w:rPr>
+        <w:t>Step 2. Parameter name is session.</w:t>
+      </w:r>
+    </w:p>
+    <w:p>
+      <w:pPr>
+        <w:spacing w:before="60" w:after="100"/>
+      </w:pPr>
+      <w:r>
+        <w:rPr>
+          <w:color w:val="2B2B2B"/>
+        </w:rPr>
+        <w:t xml:space="preserve">Step 3. Body is </w:t>
+      </w:r>
+      <w:proofErr w:type="spellStart"/>
+      <w:proofErr w:type="gramStart"/>
+      <w:r>
+        <w:rPr>
+          <w:color w:val="2B2B2B"/>
+        </w:rPr>
+        <w:t>session.sessionCreationPolicy</w:t>
+      </w:r>
+      <w:proofErr w:type="spellEnd"/>
+      <w:proofErr w:type="gramEnd"/>
+      <w:r>
+        <w:rPr>
+          <w:color w:val="2B2B2B"/>
+        </w:rPr>
+        <w:t>(</w:t>
+      </w:r>
+      <w:proofErr w:type="spellStart"/>
+      <w:r>
+        <w:rPr>
+          <w:color w:val="2B2B2B"/>
+        </w:rPr>
+        <w:t>SessionCreationPolicy.STATELESS</w:t>
+      </w:r>
+      <w:proofErr w:type="spellEnd"/>
+      <w:r>
+        <w:rPr>
+          <w:color w:val="2B2B2B"/>
+        </w:rPr>
+        <w:t>).</w:t>
+      </w:r>
+    </w:p>
+    <w:p>
+      <w:pPr>
+        <w:spacing w:before="60" w:after="100"/>
+      </w:pPr>
+      <w:r>
+        <w:rPr>
+          <w:color w:val="2B2B2B"/>
+        </w:rPr>
+        <w:t xml:space="preserve">Step 4. Connect them with arrow and pass inside </w:t>
+      </w:r>
+      <w:proofErr w:type="spellStart"/>
+      <w:proofErr w:type="gramStart"/>
+      <w:r>
+        <w:rPr>
+          <w:color w:val="2B2B2B"/>
+        </w:rPr>
+        <w:t>http.sessionManagement</w:t>
+      </w:r>
+      <w:proofErr w:type="spellEnd"/>
+      <w:proofErr w:type="gramEnd"/>
+      <w:r>
+        <w:rPr>
+          <w:color w:val="2B2B2B"/>
+        </w:rPr>
+        <w:t>().</w:t>
+      </w:r>
+    </w:p>
+    <w:p>
+      <w:pPr>
+        <w:spacing w:before="260" w:after="100"/>
+      </w:pPr>
+      <w:r>
+        <w:rPr>
+          <w:b/>
+          <w:bCs/>
+          <w:color w:val="2E75B6"/>
+          <w:sz w:val="26"/>
+          <w:szCs w:val="26"/>
+        </w:rPr>
+        <w:t>Lambda</w:t>
+      </w:r>
+    </w:p>
+    <w:p>
+      <w:pPr>
+        <w:shd w:val="clear" w:color="auto" w:fill="F0F0F0"/>
+        <w:spacing w:before="120" w:after="120"/>
+        <w:ind w:left="480" w:right="360"/>
+      </w:pPr>
+      <w:proofErr w:type="spellStart"/>
+      <w:proofErr w:type="gramStart"/>
+      <w:r>
+        <w:rPr>
+          <w:rFonts w:ascii="Courier New" w:eastAsia="Courier New" w:hAnsi="Courier New" w:cs="Courier New"/>
+          <w:color w:val="2B2B2B"/>
+          <w:sz w:val="18"/>
+          <w:szCs w:val="18"/>
+        </w:rPr>
+        <w:t>http.sessionManagement</w:t>
+      </w:r>
+      <w:proofErr w:type="spellEnd"/>
+      <w:proofErr w:type="gramEnd"/>
+      <w:r>
+        <w:rPr>
+          <w:rFonts w:ascii="Courier New" w:eastAsia="Courier New" w:hAnsi="Courier New" w:cs="Courier New"/>
+          <w:color w:val="2B2B2B"/>
+          <w:sz w:val="18"/>
+          <w:szCs w:val="18"/>
+        </w:rPr>
+        <w:t xml:space="preserve">(session -&gt; </w:t>
+      </w:r>
+      <w:proofErr w:type="spellStart"/>
+      <w:proofErr w:type="gramStart"/>
+      <w:r>
+        <w:rPr>
+          <w:rFonts w:ascii="Courier New" w:eastAsia="Courier New" w:hAnsi="Courier New" w:cs="Courier New"/>
+          <w:color w:val="2B2B2B"/>
+          <w:sz w:val="18"/>
+          <w:szCs w:val="18"/>
+        </w:rPr>
+        <w:t>session.sessionCreationPolicy</w:t>
+      </w:r>
+      <w:proofErr w:type="spellEnd"/>
+      <w:proofErr w:type="gramEnd"/>
+      <w:r>
+        <w:rPr>
+          <w:rFonts w:ascii="Courier New" w:eastAsia="Courier New" w:hAnsi="Courier New" w:cs="Courier New"/>
+          <w:color w:val="2B2B2B"/>
+          <w:sz w:val="18"/>
+          <w:szCs w:val="18"/>
+        </w:rPr>
+        <w:t>(</w:t>
+      </w:r>
+      <w:proofErr w:type="spellStart"/>
+      <w:r>
+        <w:rPr>
+          <w:rFonts w:ascii="Courier New" w:eastAsia="Courier New" w:hAnsi="Courier New" w:cs="Courier New"/>
+          <w:color w:val="2B2B2B"/>
+          <w:sz w:val="18"/>
+          <w:szCs w:val="18"/>
+        </w:rPr>
+        <w:t>SessionCreationPolicy.STATELESS</w:t>
+      </w:r>
+      <w:proofErr w:type="spellEnd"/>
+      <w:r>
+        <w:rPr>
+          <w:rFonts w:ascii="Courier New" w:eastAsia="Courier New" w:hAnsi="Courier New" w:cs="Courier New"/>
+          <w:color w:val="2B2B2B"/>
+          <w:sz w:val="18"/>
+          <w:szCs w:val="18"/>
+        </w:rPr>
+        <w:t>));</w:t>
+      </w:r>
+    </w:p>
+    <w:p>
+      <w:pPr>
+        <w:spacing w:before="100"/>
+      </w:pPr>
+    </w:p>
+    <w:p>
+      <w:pPr>
+        <w:pBdr>
+          <w:left w:val="single" w:sz="14" w:space="10" w:color="2E75B6"/>
+        </w:pBdr>
+        <w:shd w:val="clear" w:color="auto" w:fill="EBF5FB"/>
+        <w:spacing w:before="140" w:after="140"/>
+        <w:ind w:left="360"/>
+      </w:pPr>
+      <w:r>
+        <w:rPr>
+          <w:i/>
+          <w:iCs/>
+          <w:color w:val="1F4E79"/>
+          <w:sz w:val="21"/>
+          <w:szCs w:val="21"/>
+        </w:rPr>
+        <w:t>The parameter name you choose on the left side of the arrow has zero effect on what the code does. It is just a label you pick yourself. Short and readable is always better.</w:t>
       </w:r>
     </w:p>
     <w:p>
@@ -4216,96 +11752,10 @@
 <file path=word/numbering.xml><?xml version="1.0" encoding="utf-8"?>
 <w:numbering xmlns:wpc="http://schemas.microsoft.com/office/word/2010/wordprocessingCanvas" xmlns:cx="http://schemas.microsoft.com/office/drawing/2014/chartex" xmlns:cx1="http://schemas.microsoft.com/office/drawing/2015/9/8/chartex" xmlns:cx2="http://schemas.microsoft.com/office/drawing/2015/10/21/chartex" xmlns:cx3="http://schemas.microsoft.com/office/drawing/2016/5/9/chartex" xmlns:cx4="http://schemas.microsoft.com/office/drawing/2016/5/10/chartex" xmlns:cx5="http://schemas.microsoft.com/office/drawing/2016/5/11/chartex" xmlns:cx6="http://schemas.microsoft.com/office/drawing/2016/5/12/chartex" xmlns:cx7="http://schemas.microsoft.com/office/drawing/2016/5/13/chartex" xmlns:cx8="http://schemas.microsoft.com/office/drawing/2016/5/14/chartex" xmlns:mc="http://schemas.openxmlformats.org/markup-compatibility/2006" xmlns:aink="http://schemas.microsoft.com/office/drawing/2016/ink" xmlns:am3d="http://schemas.microsoft.com/office/drawing/2017/model3d" xmlns:o="urn:schemas-microsoft-com:office:office" xmlns:oel="http://schemas.microsoft.com/office/2019/extlst" xmlns:r="http://schemas.openxmlformats.org/officeDocument/2006/relationships" xmlns:m="http://schemas.openxmlformats.org/officeDocument/2006/math" xmlns:v="urn:schemas-microsoft-com:vml" xmlns:wp14="http://schemas.microsoft.com/office/word/2010/wordprocessingDrawing" xmlns:wp="http://schemas.openxmlformats.org/drawingml/2006/wordprocessingDrawing" xmlns:w10="urn:schemas-microsoft-com:office:word" xmlns:w="http://schemas.openxmlformats.org/wordprocessingml/2006/main" xmlns:w14="http://schemas.microsoft.com/office/word/2010/wordml" xmlns:w15="http://schemas.microsoft.com/office/word/2012/wordml" xmlns:w16cex="http://schemas.microsoft.com/office/word/2018/wordml/cex" xmlns:w16cid="http://schemas.microsoft.com/office/word/2016/wordml/cid" xmlns:w16="http://schemas.microsoft.com/office/word/2018/wordml" xmlns:w16du="http://schemas.microsoft.com/office/word/2023/wordml/word16du" xmlns:w16sdtdh="http://schemas.microsoft.com/office/word/2020/wordml/sdtdatahash" xmlns:w16sdtfl="http://schemas.microsoft.com/office/word/2024/wordml/sdtformatlock" xmlns:w16se="http://schemas.microsoft.com/office/word/2015/wordml/symex" xmlns:wpg="http://schemas.microsoft.com/office/word/2010/wordprocessingGroup" xmlns:wpi="http://schemas.microsoft.com/office/word/2010/wordprocessingInk" xmlns:wne="http://schemas.microsoft.com/office/word/2006/wordml" xmlns:wps="http://schemas.microsoft.com/office/word/2010/wordprocessingShape" mc:Ignorable="w14 w15 w16se w16cid w16 w16cex w16sdtdh w16sdtfl w16du wp14">
   <w:abstractNum w:abstractNumId="0" w15:restartNumberingAfterBreak="0">
-    <w:nsid w:val="37F02E9C"/>
+    <w:nsid w:val="33353EDA"/>
     <w:multiLevelType w:val="hybridMultilevel"/>
-    <w:tmpl w:val="75302040"/>
-    <w:lvl w:ilvl="0" w:tplc="9AE01A9C">
-      <w:start w:val="1"/>
-      <w:numFmt w:val="bullet"/>
-      <w:lvlText w:val="●"/>
-      <w:lvlJc w:val="left"/>
-      <w:pPr>
-        <w:ind w:left="720" w:hanging="360"/>
-      </w:pPr>
-    </w:lvl>
-    <w:lvl w:ilvl="1" w:tplc="299CCE30">
-      <w:start w:val="1"/>
-      <w:numFmt w:val="bullet"/>
-      <w:lvlText w:val="○"/>
-      <w:lvlJc w:val="left"/>
-      <w:pPr>
-        <w:ind w:left="1440" w:hanging="360"/>
-      </w:pPr>
-    </w:lvl>
-    <w:lvl w:ilvl="2" w:tplc="B292F742">
-      <w:start w:val="1"/>
-      <w:numFmt w:val="bullet"/>
-      <w:lvlText w:val="■"/>
-      <w:lvlJc w:val="left"/>
-      <w:pPr>
-        <w:ind w:left="2160" w:hanging="360"/>
-      </w:pPr>
-    </w:lvl>
-    <w:lvl w:ilvl="3" w:tplc="63D079D6">
-      <w:start w:val="1"/>
-      <w:numFmt w:val="bullet"/>
-      <w:lvlText w:val="●"/>
-      <w:lvlJc w:val="left"/>
-      <w:pPr>
-        <w:ind w:left="2880" w:hanging="360"/>
-      </w:pPr>
-    </w:lvl>
-    <w:lvl w:ilvl="4" w:tplc="67A21400">
-      <w:start w:val="1"/>
-      <w:numFmt w:val="bullet"/>
-      <w:lvlText w:val="○"/>
-      <w:lvlJc w:val="left"/>
-      <w:pPr>
-        <w:ind w:left="3600" w:hanging="360"/>
-      </w:pPr>
-    </w:lvl>
-    <w:lvl w:ilvl="5" w:tplc="9E34AB32">
-      <w:start w:val="1"/>
-      <w:numFmt w:val="bullet"/>
-      <w:lvlText w:val="■"/>
-      <w:lvlJc w:val="left"/>
-      <w:pPr>
-        <w:ind w:left="4320" w:hanging="360"/>
-      </w:pPr>
-    </w:lvl>
-    <w:lvl w:ilvl="6" w:tplc="29E47D8C">
-      <w:start w:val="1"/>
-      <w:numFmt w:val="bullet"/>
-      <w:lvlText w:val="●"/>
-      <w:lvlJc w:val="left"/>
-      <w:pPr>
-        <w:ind w:left="5040" w:hanging="360"/>
-      </w:pPr>
-    </w:lvl>
-    <w:lvl w:ilvl="7" w:tplc="F23A1F28">
-      <w:start w:val="1"/>
-      <w:numFmt w:val="bullet"/>
-      <w:lvlText w:val="●"/>
-      <w:lvlJc w:val="left"/>
-      <w:pPr>
-        <w:ind w:left="5760" w:hanging="360"/>
-      </w:pPr>
-    </w:lvl>
-    <w:lvl w:ilvl="8" w:tplc="BF9EC1E4">
-      <w:start w:val="1"/>
-      <w:numFmt w:val="bullet"/>
-      <w:lvlText w:val="●"/>
-      <w:lvlJc w:val="left"/>
-      <w:pPr>
-        <w:ind w:left="6480" w:hanging="360"/>
-      </w:pPr>
-    </w:lvl>
-  </w:abstractNum>
-  <w:abstractNum w:abstractNumId="1" w15:restartNumberingAfterBreak="0">
-    <w:nsid w:val="3932680C"/>
-    <w:multiLevelType w:val="hybridMultilevel"/>
-    <w:tmpl w:val="C8CCD786"/>
-    <w:lvl w:ilvl="0" w:tplc="D21E7134">
+    <w:tmpl w:val="C798C778"/>
+    <w:lvl w:ilvl="0" w:tplc="BE0AFA90">
       <w:start w:val="1"/>
       <w:numFmt w:val="bullet"/>
       <w:lvlText w:val="•"/>
@@ -4314,49 +11764,135 @@
         <w:ind w:left="720" w:hanging="360"/>
       </w:pPr>
     </w:lvl>
-    <w:lvl w:ilvl="1" w:tplc="412A3A24">
+    <w:lvl w:ilvl="1" w:tplc="2A4E7296">
       <w:numFmt w:val="decimal"/>
       <w:lvlText w:val=""/>
       <w:lvlJc w:val="left"/>
     </w:lvl>
-    <w:lvl w:ilvl="2" w:tplc="EDE2B4D4">
+    <w:lvl w:ilvl="2" w:tplc="6AA49000">
       <w:numFmt w:val="decimal"/>
       <w:lvlText w:val=""/>
       <w:lvlJc w:val="left"/>
     </w:lvl>
-    <w:lvl w:ilvl="3" w:tplc="982A0A00">
+    <w:lvl w:ilvl="3" w:tplc="B8308520">
       <w:numFmt w:val="decimal"/>
       <w:lvlText w:val=""/>
       <w:lvlJc w:val="left"/>
     </w:lvl>
-    <w:lvl w:ilvl="4" w:tplc="DE501C40">
+    <w:lvl w:ilvl="4" w:tplc="7E2E3C7C">
       <w:numFmt w:val="decimal"/>
       <w:lvlText w:val=""/>
       <w:lvlJc w:val="left"/>
     </w:lvl>
-    <w:lvl w:ilvl="5" w:tplc="07BCF0A8">
+    <w:lvl w:ilvl="5" w:tplc="F268277C">
       <w:numFmt w:val="decimal"/>
       <w:lvlText w:val=""/>
       <w:lvlJc w:val="left"/>
     </w:lvl>
-    <w:lvl w:ilvl="6" w:tplc="DE786204">
+    <w:lvl w:ilvl="6" w:tplc="4914E488">
       <w:numFmt w:val="decimal"/>
       <w:lvlText w:val=""/>
       <w:lvlJc w:val="left"/>
     </w:lvl>
-    <w:lvl w:ilvl="7" w:tplc="8E46AC7E">
+    <w:lvl w:ilvl="7" w:tplc="C9681822">
       <w:numFmt w:val="decimal"/>
       <w:lvlText w:val=""/>
       <w:lvlJc w:val="left"/>
     </w:lvl>
-    <w:lvl w:ilvl="8" w:tplc="DD6AB9E4">
+    <w:lvl w:ilvl="8" w:tplc="54E67FF8">
       <w:numFmt w:val="decimal"/>
       <w:lvlText w:val=""/>
       <w:lvlJc w:val="left"/>
     </w:lvl>
   </w:abstractNum>
-  <w:num w:numId="1" w16cid:durableId="2109890044">
-    <w:abstractNumId w:val="0"/>
+  <w:abstractNum w:abstractNumId="1" w15:restartNumberingAfterBreak="0">
+    <w:nsid w:val="4D1D21BC"/>
+    <w:multiLevelType w:val="hybridMultilevel"/>
+    <w:tmpl w:val="29B6AD86"/>
+    <w:lvl w:ilvl="0" w:tplc="8D2A161A">
+      <w:start w:val="1"/>
+      <w:numFmt w:val="bullet"/>
+      <w:lvlText w:val="●"/>
+      <w:lvlJc w:val="left"/>
+      <w:pPr>
+        <w:ind w:left="720" w:hanging="360"/>
+      </w:pPr>
+    </w:lvl>
+    <w:lvl w:ilvl="1" w:tplc="6434A71A">
+      <w:start w:val="1"/>
+      <w:numFmt w:val="bullet"/>
+      <w:lvlText w:val="○"/>
+      <w:lvlJc w:val="left"/>
+      <w:pPr>
+        <w:ind w:left="1440" w:hanging="360"/>
+      </w:pPr>
+    </w:lvl>
+    <w:lvl w:ilvl="2" w:tplc="28B4D98C">
+      <w:start w:val="1"/>
+      <w:numFmt w:val="bullet"/>
+      <w:lvlText w:val="■"/>
+      <w:lvlJc w:val="left"/>
+      <w:pPr>
+        <w:ind w:left="2160" w:hanging="360"/>
+      </w:pPr>
+    </w:lvl>
+    <w:lvl w:ilvl="3" w:tplc="6AF6CD40">
+      <w:start w:val="1"/>
+      <w:numFmt w:val="bullet"/>
+      <w:lvlText w:val="●"/>
+      <w:lvlJc w:val="left"/>
+      <w:pPr>
+        <w:ind w:left="2880" w:hanging="360"/>
+      </w:pPr>
+    </w:lvl>
+    <w:lvl w:ilvl="4" w:tplc="AB50B0E8">
+      <w:start w:val="1"/>
+      <w:numFmt w:val="bullet"/>
+      <w:lvlText w:val="○"/>
+      <w:lvlJc w:val="left"/>
+      <w:pPr>
+        <w:ind w:left="3600" w:hanging="360"/>
+      </w:pPr>
+    </w:lvl>
+    <w:lvl w:ilvl="5" w:tplc="62C0E352">
+      <w:start w:val="1"/>
+      <w:numFmt w:val="bullet"/>
+      <w:lvlText w:val="■"/>
+      <w:lvlJc w:val="left"/>
+      <w:pPr>
+        <w:ind w:left="4320" w:hanging="360"/>
+      </w:pPr>
+    </w:lvl>
+    <w:lvl w:ilvl="6" w:tplc="5D52AF9C">
+      <w:start w:val="1"/>
+      <w:numFmt w:val="bullet"/>
+      <w:lvlText w:val="●"/>
+      <w:lvlJc w:val="left"/>
+      <w:pPr>
+        <w:ind w:left="5040" w:hanging="360"/>
+      </w:pPr>
+    </w:lvl>
+    <w:lvl w:ilvl="7" w:tplc="95685102">
+      <w:start w:val="1"/>
+      <w:numFmt w:val="bullet"/>
+      <w:lvlText w:val="●"/>
+      <w:lvlJc w:val="left"/>
+      <w:pPr>
+        <w:ind w:left="5760" w:hanging="360"/>
+      </w:pPr>
+    </w:lvl>
+    <w:lvl w:ilvl="8" w:tplc="1232768E">
+      <w:start w:val="1"/>
+      <w:numFmt w:val="bullet"/>
+      <w:lvlText w:val="●"/>
+      <w:lvlJc w:val="left"/>
+      <w:pPr>
+        <w:ind w:left="6480" w:hanging="360"/>
+      </w:pPr>
+    </w:lvl>
+  </w:abstractNum>
+  <w:num w:numId="1" w16cid:durableId="644165496">
+    <w:abstractNumId w:val="1"/>
     <w:lvlOverride w:ilvl="0">
       <w:startOverride w:val="1"/>
     </w:lvlOverride>
